--- a/Индевидуальный проект.docx
+++ b/Индевидуальный проект.docx
@@ -6,6 +6,7 @@
       <w:pPr>
         <w:shd w:val="clear" w:color="auto" w:fill="FFFFFF"/>
         <w:spacing w:before="100" w:beforeAutospacing="1" w:after="0" w:line="240" w:lineRule="auto"/>
+        <w:jc w:val="center"/>
         <w:rPr>
           <w:rFonts w:ascii="Times New Roman" w:eastAsia="Times New Roman" w:hAnsi="Times New Roman" w:cs="Times New Roman"/>
           <w:b/>
@@ -13,9 +14,81 @@
           <w:color w:val="0F1115"/>
           <w:sz w:val="28"/>
           <w:szCs w:val="24"/>
-          <w:lang w:eastAsia="ru-RU"/>
-        </w:rPr>
-      </w:pPr>
+          <w:lang w:val="en-US" w:eastAsia="ru-RU"/>
+        </w:rPr>
+      </w:pPr>
+      <w:r>
+        <w:rPr>
+          <w:rFonts w:ascii="Times New Roman" w:eastAsia="Times New Roman" w:hAnsi="Times New Roman" w:cs="Times New Roman"/>
+          <w:b/>
+          <w:bCs/>
+          <w:color w:val="0F1115"/>
+          <w:sz w:val="28"/>
+          <w:szCs w:val="24"/>
+          <w:lang w:eastAsia="ru-RU"/>
+        </w:rPr>
+        <w:t>БОУ г.</w:t>
+      </w:r>
+      <w:r>
+        <w:rPr>
+          <w:rFonts w:ascii="Times New Roman" w:eastAsia="Times New Roman" w:hAnsi="Times New Roman" w:cs="Times New Roman"/>
+          <w:b/>
+          <w:bCs/>
+          <w:color w:val="0F1115"/>
+          <w:sz w:val="28"/>
+          <w:szCs w:val="24"/>
+          <w:lang w:val="en-US" w:eastAsia="ru-RU"/>
+        </w:rPr>
+        <w:t xml:space="preserve"> </w:t>
+      </w:r>
+      <w:r>
+        <w:rPr>
+          <w:rFonts w:ascii="Times New Roman" w:eastAsia="Times New Roman" w:hAnsi="Times New Roman" w:cs="Times New Roman"/>
+          <w:b/>
+          <w:bCs/>
+          <w:color w:val="0F1115"/>
+          <w:sz w:val="28"/>
+          <w:szCs w:val="24"/>
+          <w:lang w:eastAsia="ru-RU"/>
+        </w:rPr>
+        <w:t xml:space="preserve">Омска </w:t>
+      </w:r>
+      <w:r>
+        <w:rPr>
+          <w:rFonts w:ascii="Times New Roman" w:eastAsia="Times New Roman" w:hAnsi="Times New Roman" w:cs="Times New Roman"/>
+          <w:b/>
+          <w:bCs/>
+          <w:color w:val="0F1115"/>
+          <w:sz w:val="28"/>
+          <w:szCs w:val="24"/>
+          <w:lang w:eastAsia="ru-RU"/>
+        </w:rPr>
+        <w:t xml:space="preserve">“ </w:t>
+      </w:r>
+      <w:r>
+        <w:rPr>
+          <w:rFonts w:ascii="Times New Roman" w:eastAsia="Times New Roman" w:hAnsi="Times New Roman" w:cs="Times New Roman"/>
+          <w:b/>
+          <w:bCs/>
+          <w:color w:val="0F1115"/>
+          <w:sz w:val="28"/>
+          <w:szCs w:val="24"/>
+          <w:lang w:eastAsia="ru-RU"/>
+        </w:rPr>
+        <w:t>Лицей №74</w:t>
+      </w:r>
+      <w:r>
+        <w:rPr>
+          <w:rFonts w:ascii="Times New Roman" w:eastAsia="Times New Roman" w:hAnsi="Times New Roman" w:cs="Times New Roman"/>
+          <w:b/>
+          <w:bCs/>
+          <w:color w:val="0F1115"/>
+          <w:sz w:val="28"/>
+          <w:szCs w:val="24"/>
+          <w:lang w:val="en-US" w:eastAsia="ru-RU"/>
+        </w:rPr>
+        <w:t>”</w:t>
+      </w:r>
     </w:p>
     <w:p>
       <w:pPr>
@@ -305,6 +378,40 @@
         </w:rPr>
         <w:t>Выполнил: Сербин Сергей Александрович 9д класса</w:t>
       </w:r>
+      <w:r>
+        <w:rPr>
+          <w:rFonts w:ascii="Times New Roman" w:eastAsia="Times New Roman" w:hAnsi="Times New Roman" w:cs="Times New Roman"/>
+          <w:b/>
+          <w:color w:val="0F1115"/>
+          <w:sz w:val="28"/>
+          <w:szCs w:val="24"/>
+          <w:lang w:eastAsia="ru-RU"/>
+        </w:rPr>
+        <w:br/>
+        <w:t>Руководитель</w:t>
+      </w:r>
+      <w:r>
+        <w:rPr>
+          <w:rFonts w:ascii="Times New Roman" w:eastAsia="Times New Roman" w:hAnsi="Times New Roman" w:cs="Times New Roman"/>
+          <w:b/>
+          <w:color w:val="0F1115"/>
+          <w:sz w:val="28"/>
+          <w:szCs w:val="24"/>
+          <w:lang w:eastAsia="ru-RU"/>
+        </w:rPr>
+        <w:t xml:space="preserve">: </w:t>
+      </w:r>
+      <w:r>
+        <w:rPr>
+          <w:rFonts w:ascii="Times New Roman" w:eastAsia="Times New Roman" w:hAnsi="Times New Roman" w:cs="Times New Roman"/>
+          <w:b/>
+          <w:color w:val="0F1115"/>
+          <w:sz w:val="28"/>
+          <w:szCs w:val="24"/>
+          <w:lang w:eastAsia="ru-RU"/>
+        </w:rPr>
+        <w:t>Сотникова Мария Владиславовна</w:t>
+      </w:r>
     </w:p>
     <w:p>
       <w:pPr>
@@ -331,11 +438,16 @@
           <w:lang w:eastAsia="ru-RU"/>
         </w:rPr>
       </w:pPr>
-      <w:bookmarkStart w:id="0" w:name="_GoBack"/>
-      <w:bookmarkEnd w:id="0"/>
     </w:p>
     <w:sdt>
       <w:sdtPr>
+        <w:rPr>
+          <w:rFonts w:asciiTheme="minorHAnsi" w:eastAsiaTheme="minorHAnsi" w:hAnsiTheme="minorHAnsi" w:cstheme="minorBidi"/>
+          <w:b w:val="0"/>
+          <w:sz w:val="22"/>
+          <w:szCs w:val="22"/>
+          <w:lang w:eastAsia="en-US"/>
+        </w:rPr>
         <w:id w:val="1302274644"/>
         <w:docPartObj>
           <w:docPartGallery w:val="Table of Contents"/>
@@ -344,11 +456,7 @@
       </w:sdtPr>
       <w:sdtEndPr>
         <w:rPr>
-          <w:rFonts w:asciiTheme="minorHAnsi" w:eastAsiaTheme="minorHAnsi" w:hAnsiTheme="minorHAnsi" w:cstheme="minorBidi"/>
           <w:bCs/>
-          <w:sz w:val="22"/>
-          <w:szCs w:val="22"/>
-          <w:lang w:eastAsia="en-US"/>
         </w:rPr>
       </w:sdtEndPr>
       <w:sdtContent>
@@ -367,7 +475,9 @@
               <w:tab w:val="right" w:leader="dot" w:pos="10053"/>
             </w:tabs>
             <w:rPr>
+              <w:rFonts w:eastAsiaTheme="minorEastAsia"/>
               <w:noProof/>
+              <w:lang w:eastAsia="ru-RU"/>
             </w:rPr>
           </w:pPr>
           <w:r>
@@ -391,7 +501,7 @@
             </w:rPr>
             <w:fldChar w:fldCharType="separate"/>
           </w:r>
-          <w:hyperlink w:anchor="_Toc225958686" w:history="1">
+          <w:hyperlink w:anchor="_Toc225977111" w:history="1">
             <w:r>
               <w:rPr>
                 <w:rStyle w:val="a4"/>
@@ -420,7 +530,7 @@
                 <w:noProof/>
                 <w:webHidden/>
               </w:rPr>
-              <w:instrText xml:space="preserve"> PAGEREF _Toc225958686 \h </w:instrText>
+              <w:instrText xml:space="preserve"> PAGEREF _Toc225977111 \h </w:instrText>
             </w:r>
             <w:r>
               <w:rPr>
@@ -458,10 +568,12 @@
               <w:tab w:val="right" w:leader="dot" w:pos="10053"/>
             </w:tabs>
             <w:rPr>
+              <w:rFonts w:eastAsiaTheme="minorEastAsia"/>
               <w:noProof/>
+              <w:lang w:eastAsia="ru-RU"/>
             </w:rPr>
           </w:pPr>
-          <w:hyperlink w:anchor="_Toc225958687" w:history="1">
+          <w:hyperlink w:anchor="_Toc225977112" w:history="1">
             <w:r>
               <w:rPr>
                 <w:rStyle w:val="a4"/>
@@ -490,7 +602,7 @@
                 <w:noProof/>
                 <w:webHidden/>
               </w:rPr>
-              <w:instrText xml:space="preserve"> PAGEREF _Toc225958687 \h </w:instrText>
+              <w:instrText xml:space="preserve"> PAGEREF _Toc225977112 \h </w:instrText>
             </w:r>
             <w:r>
               <w:rPr>
@@ -528,10 +640,12 @@
               <w:tab w:val="right" w:leader="dot" w:pos="10053"/>
             </w:tabs>
             <w:rPr>
+              <w:rFonts w:eastAsiaTheme="minorEastAsia"/>
               <w:noProof/>
+              <w:lang w:eastAsia="ru-RU"/>
             </w:rPr>
           </w:pPr>
-          <w:hyperlink w:anchor="_Toc225958688" w:history="1">
+          <w:hyperlink w:anchor="_Toc225977113" w:history="1">
             <w:r>
               <w:rPr>
                 <w:rStyle w:val="a4"/>
@@ -560,7 +674,7 @@
                 <w:noProof/>
                 <w:webHidden/>
               </w:rPr>
-              <w:instrText xml:space="preserve"> PAGEREF _Toc225958688 \h </w:instrText>
+              <w:instrText xml:space="preserve"> PAGEREF _Toc225977113 \h </w:instrText>
             </w:r>
             <w:r>
               <w:rPr>
@@ -598,10 +712,12 @@
               <w:tab w:val="right" w:leader="dot" w:pos="10053"/>
             </w:tabs>
             <w:rPr>
+              <w:rFonts w:eastAsiaTheme="minorEastAsia"/>
               <w:noProof/>
+              <w:lang w:eastAsia="ru-RU"/>
             </w:rPr>
           </w:pPr>
-          <w:hyperlink w:anchor="_Toc225958689" w:history="1">
+          <w:hyperlink w:anchor="_Toc225977114" w:history="1">
             <w:r>
               <w:rPr>
                 <w:rStyle w:val="a4"/>
@@ -609,7 +725,7 @@
                 <w:noProof/>
                 <w:lang w:eastAsia="ru-RU"/>
               </w:rPr>
-              <w:t>2.2. Цель игры (с точки зрения игрока)</w:t>
+              <w:t>2.2. Цели и задачи проекта</w:t>
             </w:r>
             <w:r>
               <w:rPr>
@@ -630,7 +746,7 @@
                 <w:noProof/>
                 <w:webHidden/>
               </w:rPr>
-              <w:instrText xml:space="preserve"> PAGEREF _Toc225958689 \h </w:instrText>
+              <w:instrText xml:space="preserve"> PAGEREF _Toc225977114 \h </w:instrText>
             </w:r>
             <w:r>
               <w:rPr>
@@ -668,10 +784,12 @@
               <w:tab w:val="right" w:leader="dot" w:pos="10053"/>
             </w:tabs>
             <w:rPr>
+              <w:rFonts w:eastAsiaTheme="minorEastAsia"/>
               <w:noProof/>
+              <w:lang w:eastAsia="ru-RU"/>
             </w:rPr>
           </w:pPr>
-          <w:hyperlink w:anchor="_Toc225958690" w:history="1">
+          <w:hyperlink w:anchor="_Toc225977115" w:history="1">
             <w:r>
               <w:rPr>
                 <w:rStyle w:val="a4"/>
@@ -679,7 +797,7 @@
                 <w:noProof/>
                 <w:lang w:eastAsia="ru-RU"/>
               </w:rPr>
-              <w:t>2.3. Задачи проекта (с точки зрения разработки)</w:t>
+              <w:t>2.3. Аналоги (сравнение с существующими решениями)</w:t>
             </w:r>
             <w:r>
               <w:rPr>
@@ -700,7 +818,7 @@
                 <w:noProof/>
                 <w:webHidden/>
               </w:rPr>
-              <w:instrText xml:space="preserve"> PAGEREF _Toc225958690 \h </w:instrText>
+              <w:instrText xml:space="preserve"> PAGEREF _Toc225977115 \h </w:instrText>
             </w:r>
             <w:r>
               <w:rPr>
@@ -738,10 +856,12 @@
               <w:tab w:val="right" w:leader="dot" w:pos="10053"/>
             </w:tabs>
             <w:rPr>
+              <w:rFonts w:eastAsiaTheme="minorEastAsia"/>
               <w:noProof/>
+              <w:lang w:eastAsia="ru-RU"/>
             </w:rPr>
           </w:pPr>
-          <w:hyperlink w:anchor="_Toc225958691" w:history="1">
+          <w:hyperlink w:anchor="_Toc225977116" w:history="1">
             <w:r>
               <w:rPr>
                 <w:rStyle w:val="a4"/>
@@ -749,7 +869,7 @@
                 <w:noProof/>
                 <w:lang w:eastAsia="ru-RU"/>
               </w:rPr>
-              <w:t>2.4. Технологический стек</w:t>
+              <w:t>2.4. Гипотеза</w:t>
             </w:r>
             <w:r>
               <w:rPr>
@@ -770,7 +890,7 @@
                 <w:noProof/>
                 <w:webHidden/>
               </w:rPr>
-              <w:instrText xml:space="preserve"> PAGEREF _Toc225958691 \h </w:instrText>
+              <w:instrText xml:space="preserve"> PAGEREF _Toc225977116 \h </w:instrText>
             </w:r>
             <w:r>
               <w:rPr>
@@ -791,6 +911,362 @@
                 <w:webHidden/>
               </w:rPr>
               <w:t>5</w:t>
+            </w:r>
+            <w:r>
+              <w:rPr>
+                <w:noProof/>
+                <w:webHidden/>
+              </w:rPr>
+              <w:fldChar w:fldCharType="end"/>
+            </w:r>
+          </w:hyperlink>
+        </w:p>
+        <w:p>
+          <w:pPr>
+            <w:pStyle w:val="21"/>
+            <w:tabs>
+              <w:tab w:val="right" w:leader="dot" w:pos="10053"/>
+            </w:tabs>
+            <w:rPr>
+              <w:rFonts w:eastAsiaTheme="minorEastAsia"/>
+              <w:noProof/>
+              <w:lang w:eastAsia="ru-RU"/>
+            </w:rPr>
+          </w:pPr>
+          <w:hyperlink w:anchor="_Toc225977117" w:history="1">
+            <w:r>
+              <w:rPr>
+                <w:rStyle w:val="a4"/>
+                <w:noProof/>
+              </w:rPr>
+              <w:t>2.5. Методы, использованные в проекте</w:t>
+            </w:r>
+            <w:r>
+              <w:rPr>
+                <w:noProof/>
+                <w:webHidden/>
+              </w:rPr>
+              <w:tab/>
+            </w:r>
+            <w:r>
+              <w:rPr>
+                <w:noProof/>
+                <w:webHidden/>
+              </w:rPr>
+              <w:fldChar w:fldCharType="begin"/>
+            </w:r>
+            <w:r>
+              <w:rPr>
+                <w:noProof/>
+                <w:webHidden/>
+              </w:rPr>
+              <w:instrText xml:space="preserve"> PAGEREF _Toc225977117 \h </w:instrText>
+            </w:r>
+            <w:r>
+              <w:rPr>
+                <w:noProof/>
+                <w:webHidden/>
+              </w:rPr>
+            </w:r>
+            <w:r>
+              <w:rPr>
+                <w:noProof/>
+                <w:webHidden/>
+              </w:rPr>
+              <w:fldChar w:fldCharType="separate"/>
+            </w:r>
+            <w:r>
+              <w:rPr>
+                <w:noProof/>
+                <w:webHidden/>
+              </w:rPr>
+              <w:t>6</w:t>
+            </w:r>
+            <w:r>
+              <w:rPr>
+                <w:noProof/>
+                <w:webHidden/>
+              </w:rPr>
+              <w:fldChar w:fldCharType="end"/>
+            </w:r>
+          </w:hyperlink>
+        </w:p>
+        <w:p>
+          <w:pPr>
+            <w:pStyle w:val="21"/>
+            <w:tabs>
+              <w:tab w:val="right" w:leader="dot" w:pos="10053"/>
+            </w:tabs>
+            <w:rPr>
+              <w:rFonts w:eastAsiaTheme="minorEastAsia"/>
+              <w:noProof/>
+              <w:lang w:eastAsia="ru-RU"/>
+            </w:rPr>
+          </w:pPr>
+          <w:hyperlink w:anchor="_Toc225977118" w:history="1">
+            <w:r>
+              <w:rPr>
+                <w:rStyle w:val="a4"/>
+                <w:noProof/>
+              </w:rPr>
+              <w:t>2.6. Практическая значимость</w:t>
+            </w:r>
+            <w:r>
+              <w:rPr>
+                <w:noProof/>
+                <w:webHidden/>
+              </w:rPr>
+              <w:tab/>
+            </w:r>
+            <w:r>
+              <w:rPr>
+                <w:noProof/>
+                <w:webHidden/>
+              </w:rPr>
+              <w:fldChar w:fldCharType="begin"/>
+            </w:r>
+            <w:r>
+              <w:rPr>
+                <w:noProof/>
+                <w:webHidden/>
+              </w:rPr>
+              <w:instrText xml:space="preserve"> PAGEREF _Toc225977118 \h </w:instrText>
+            </w:r>
+            <w:r>
+              <w:rPr>
+                <w:noProof/>
+                <w:webHidden/>
+              </w:rPr>
+            </w:r>
+            <w:r>
+              <w:rPr>
+                <w:noProof/>
+                <w:webHidden/>
+              </w:rPr>
+              <w:fldChar w:fldCharType="separate"/>
+            </w:r>
+            <w:r>
+              <w:rPr>
+                <w:noProof/>
+                <w:webHidden/>
+              </w:rPr>
+              <w:t>7</w:t>
+            </w:r>
+            <w:r>
+              <w:rPr>
+                <w:noProof/>
+                <w:webHidden/>
+              </w:rPr>
+              <w:fldChar w:fldCharType="end"/>
+            </w:r>
+          </w:hyperlink>
+        </w:p>
+        <w:p>
+          <w:pPr>
+            <w:pStyle w:val="21"/>
+            <w:tabs>
+              <w:tab w:val="right" w:leader="dot" w:pos="10053"/>
+            </w:tabs>
+            <w:rPr>
+              <w:rFonts w:eastAsiaTheme="minorEastAsia"/>
+              <w:noProof/>
+              <w:lang w:eastAsia="ru-RU"/>
+            </w:rPr>
+          </w:pPr>
+          <w:hyperlink w:anchor="_Toc225977119" w:history="1">
+            <w:r>
+              <w:rPr>
+                <w:rStyle w:val="a4"/>
+                <w:rFonts w:eastAsia="Times New Roman"/>
+                <w:noProof/>
+                <w:lang w:eastAsia="ru-RU"/>
+              </w:rPr>
+              <w:t>2.7. Цель игры (с точки зрения игрока)</w:t>
+            </w:r>
+            <w:r>
+              <w:rPr>
+                <w:noProof/>
+                <w:webHidden/>
+              </w:rPr>
+              <w:tab/>
+            </w:r>
+            <w:r>
+              <w:rPr>
+                <w:noProof/>
+                <w:webHidden/>
+              </w:rPr>
+              <w:fldChar w:fldCharType="begin"/>
+            </w:r>
+            <w:r>
+              <w:rPr>
+                <w:noProof/>
+                <w:webHidden/>
+              </w:rPr>
+              <w:instrText xml:space="preserve"> PAGEREF _Toc225977119 \h </w:instrText>
+            </w:r>
+            <w:r>
+              <w:rPr>
+                <w:noProof/>
+                <w:webHidden/>
+              </w:rPr>
+            </w:r>
+            <w:r>
+              <w:rPr>
+                <w:noProof/>
+                <w:webHidden/>
+              </w:rPr>
+              <w:fldChar w:fldCharType="separate"/>
+            </w:r>
+            <w:r>
+              <w:rPr>
+                <w:noProof/>
+                <w:webHidden/>
+              </w:rPr>
+              <w:t>7</w:t>
+            </w:r>
+            <w:r>
+              <w:rPr>
+                <w:noProof/>
+                <w:webHidden/>
+              </w:rPr>
+              <w:fldChar w:fldCharType="end"/>
+            </w:r>
+          </w:hyperlink>
+        </w:p>
+        <w:p>
+          <w:pPr>
+            <w:pStyle w:val="21"/>
+            <w:tabs>
+              <w:tab w:val="right" w:leader="dot" w:pos="10053"/>
+            </w:tabs>
+            <w:rPr>
+              <w:rFonts w:eastAsiaTheme="minorEastAsia"/>
+              <w:noProof/>
+              <w:lang w:eastAsia="ru-RU"/>
+            </w:rPr>
+          </w:pPr>
+          <w:hyperlink w:anchor="_Toc225977120" w:history="1">
+            <w:r>
+              <w:rPr>
+                <w:rStyle w:val="a4"/>
+                <w:rFonts w:eastAsia="Times New Roman"/>
+                <w:noProof/>
+                <w:lang w:eastAsia="ru-RU"/>
+              </w:rPr>
+              <w:t>2.8. Задачи проекта (с точки зрения разработки)</w:t>
+            </w:r>
+            <w:r>
+              <w:rPr>
+                <w:noProof/>
+                <w:webHidden/>
+              </w:rPr>
+              <w:tab/>
+            </w:r>
+            <w:r>
+              <w:rPr>
+                <w:noProof/>
+                <w:webHidden/>
+              </w:rPr>
+              <w:fldChar w:fldCharType="begin"/>
+            </w:r>
+            <w:r>
+              <w:rPr>
+                <w:noProof/>
+                <w:webHidden/>
+              </w:rPr>
+              <w:instrText xml:space="preserve"> PAGEREF _Toc225977120 \h </w:instrText>
+            </w:r>
+            <w:r>
+              <w:rPr>
+                <w:noProof/>
+                <w:webHidden/>
+              </w:rPr>
+            </w:r>
+            <w:r>
+              <w:rPr>
+                <w:noProof/>
+                <w:webHidden/>
+              </w:rPr>
+              <w:fldChar w:fldCharType="separate"/>
+            </w:r>
+            <w:r>
+              <w:rPr>
+                <w:noProof/>
+                <w:webHidden/>
+              </w:rPr>
+              <w:t>8</w:t>
+            </w:r>
+            <w:r>
+              <w:rPr>
+                <w:noProof/>
+                <w:webHidden/>
+              </w:rPr>
+              <w:fldChar w:fldCharType="end"/>
+            </w:r>
+          </w:hyperlink>
+        </w:p>
+        <w:p>
+          <w:pPr>
+            <w:pStyle w:val="21"/>
+            <w:tabs>
+              <w:tab w:val="right" w:leader="dot" w:pos="10053"/>
+            </w:tabs>
+            <w:rPr>
+              <w:rFonts w:eastAsiaTheme="minorEastAsia"/>
+              <w:noProof/>
+              <w:lang w:eastAsia="ru-RU"/>
+            </w:rPr>
+          </w:pPr>
+          <w:hyperlink w:anchor="_Toc225977121" w:history="1">
+            <w:r>
+              <w:rPr>
+                <w:rStyle w:val="a4"/>
+                <w:rFonts w:eastAsia="Times New Roman"/>
+                <w:noProof/>
+                <w:lang w:eastAsia="ru-RU"/>
+              </w:rPr>
+              <w:t>2.9. Технологический стек</w:t>
+            </w:r>
+            <w:r>
+              <w:rPr>
+                <w:noProof/>
+                <w:webHidden/>
+              </w:rPr>
+              <w:tab/>
+            </w:r>
+            <w:r>
+              <w:rPr>
+                <w:noProof/>
+                <w:webHidden/>
+              </w:rPr>
+              <w:fldChar w:fldCharType="begin"/>
+            </w:r>
+            <w:r>
+              <w:rPr>
+                <w:noProof/>
+                <w:webHidden/>
+              </w:rPr>
+              <w:instrText xml:space="preserve"> PAGEREF _Toc225977121 \h </w:instrText>
+            </w:r>
+            <w:r>
+              <w:rPr>
+                <w:noProof/>
+                <w:webHidden/>
+              </w:rPr>
+            </w:r>
+            <w:r>
+              <w:rPr>
+                <w:noProof/>
+                <w:webHidden/>
+              </w:rPr>
+              <w:fldChar w:fldCharType="separate"/>
+            </w:r>
+            <w:r>
+              <w:rPr>
+                <w:noProof/>
+                <w:webHidden/>
+              </w:rPr>
+              <w:t>8</w:t>
             </w:r>
             <w:r>
               <w:rPr>
@@ -808,10 +1284,12 @@
               <w:tab w:val="right" w:leader="dot" w:pos="10053"/>
             </w:tabs>
             <w:rPr>
+              <w:rFonts w:eastAsiaTheme="minorEastAsia"/>
               <w:noProof/>
+              <w:lang w:eastAsia="ru-RU"/>
             </w:rPr>
           </w:pPr>
-          <w:hyperlink w:anchor="_Toc225958692" w:history="1">
+          <w:hyperlink w:anchor="_Toc225977122" w:history="1">
             <w:r>
               <w:rPr>
                 <w:rStyle w:val="a4"/>
@@ -840,7 +1318,7 @@
                 <w:noProof/>
                 <w:webHidden/>
               </w:rPr>
-              <w:instrText xml:space="preserve"> PAGEREF _Toc225958692 \h </w:instrText>
+              <w:instrText xml:space="preserve"> PAGEREF _Toc225977122 \h </w:instrText>
             </w:r>
             <w:r>
               <w:rPr>
@@ -860,7 +1338,7 @@
                 <w:noProof/>
                 <w:webHidden/>
               </w:rPr>
-              <w:t>6</w:t>
+              <w:t>10</w:t>
             </w:r>
             <w:r>
               <w:rPr>
@@ -878,10 +1356,12 @@
               <w:tab w:val="right" w:leader="dot" w:pos="10053"/>
             </w:tabs>
             <w:rPr>
+              <w:rFonts w:eastAsiaTheme="minorEastAsia"/>
               <w:noProof/>
+              <w:lang w:eastAsia="ru-RU"/>
             </w:rPr>
           </w:pPr>
-          <w:hyperlink w:anchor="_Toc225958693" w:history="1">
+          <w:hyperlink w:anchor="_Toc225977123" w:history="1">
             <w:r>
               <w:rPr>
                 <w:rStyle w:val="a4"/>
@@ -910,7 +1390,7 @@
                 <w:noProof/>
                 <w:webHidden/>
               </w:rPr>
-              <w:instrText xml:space="preserve"> PAGEREF _Toc225958693 \h </w:instrText>
+              <w:instrText xml:space="preserve"> PAGEREF _Toc225977123 \h </w:instrText>
             </w:r>
             <w:r>
               <w:rPr>
@@ -930,7 +1410,7 @@
                 <w:noProof/>
                 <w:webHidden/>
               </w:rPr>
-              <w:t>6</w:t>
+              <w:t>10</w:t>
             </w:r>
             <w:r>
               <w:rPr>
@@ -948,10 +1428,12 @@
               <w:tab w:val="right" w:leader="dot" w:pos="10053"/>
             </w:tabs>
             <w:rPr>
+              <w:rFonts w:eastAsiaTheme="minorEastAsia"/>
               <w:noProof/>
+              <w:lang w:eastAsia="ru-RU"/>
             </w:rPr>
           </w:pPr>
-          <w:hyperlink w:anchor="_Toc225958694" w:history="1">
+          <w:hyperlink w:anchor="_Toc225977124" w:history="1">
             <w:r>
               <w:rPr>
                 <w:rStyle w:val="a4"/>
@@ -980,7 +1462,7 @@
                 <w:noProof/>
                 <w:webHidden/>
               </w:rPr>
-              <w:instrText xml:space="preserve"> PAGEREF _Toc225958694 \h </w:instrText>
+              <w:instrText xml:space="preserve"> PAGEREF _Toc225977124 \h </w:instrText>
             </w:r>
             <w:r>
               <w:rPr>
@@ -1000,7 +1482,7 @@
                 <w:noProof/>
                 <w:webHidden/>
               </w:rPr>
-              <w:t>6</w:t>
+              <w:t>10</w:t>
             </w:r>
             <w:r>
               <w:rPr>
@@ -1018,10 +1500,12 @@
               <w:tab w:val="right" w:leader="dot" w:pos="10053"/>
             </w:tabs>
             <w:rPr>
+              <w:rFonts w:eastAsiaTheme="minorEastAsia"/>
               <w:noProof/>
+              <w:lang w:eastAsia="ru-RU"/>
             </w:rPr>
           </w:pPr>
-          <w:hyperlink w:anchor="_Toc225958695" w:history="1">
+          <w:hyperlink w:anchor="_Toc225977125" w:history="1">
             <w:r>
               <w:rPr>
                 <w:rStyle w:val="a4"/>
@@ -1050,7 +1534,7 @@
                 <w:noProof/>
                 <w:webHidden/>
               </w:rPr>
-              <w:instrText xml:space="preserve"> PAGEREF _Toc225958695 \h </w:instrText>
+              <w:instrText xml:space="preserve"> PAGEREF _Toc225977125 \h </w:instrText>
             </w:r>
             <w:r>
               <w:rPr>
@@ -1070,7 +1554,7 @@
                 <w:noProof/>
                 <w:webHidden/>
               </w:rPr>
-              <w:t>7</w:t>
+              <w:t>11</w:t>
             </w:r>
             <w:r>
               <w:rPr>
@@ -1088,10 +1572,12 @@
               <w:tab w:val="right" w:leader="dot" w:pos="10053"/>
             </w:tabs>
             <w:rPr>
+              <w:rFonts w:eastAsiaTheme="minorEastAsia"/>
               <w:noProof/>
+              <w:lang w:eastAsia="ru-RU"/>
             </w:rPr>
           </w:pPr>
-          <w:hyperlink w:anchor="_Toc225958696" w:history="1">
+          <w:hyperlink w:anchor="_Toc225977126" w:history="1">
             <w:r>
               <w:rPr>
                 <w:rStyle w:val="a4"/>
@@ -1120,7 +1606,7 @@
                 <w:noProof/>
                 <w:webHidden/>
               </w:rPr>
-              <w:instrText xml:space="preserve"> PAGEREF _Toc225958696 \h </w:instrText>
+              <w:instrText xml:space="preserve"> PAGEREF _Toc225977126 \h </w:instrText>
             </w:r>
             <w:r>
               <w:rPr>
@@ -1140,7 +1626,7 @@
                 <w:noProof/>
                 <w:webHidden/>
               </w:rPr>
-              <w:t>7</w:t>
+              <w:t>11</w:t>
             </w:r>
             <w:r>
               <w:rPr>
@@ -1158,10 +1644,12 @@
               <w:tab w:val="right" w:leader="dot" w:pos="10053"/>
             </w:tabs>
             <w:rPr>
+              <w:rFonts w:eastAsiaTheme="minorEastAsia"/>
               <w:noProof/>
+              <w:lang w:eastAsia="ru-RU"/>
             </w:rPr>
           </w:pPr>
-          <w:hyperlink w:anchor="_Toc225958697" w:history="1">
+          <w:hyperlink w:anchor="_Toc225977127" w:history="1">
             <w:r>
               <w:rPr>
                 <w:rStyle w:val="a4"/>
@@ -1190,7 +1678,7 @@
                 <w:noProof/>
                 <w:webHidden/>
               </w:rPr>
-              <w:instrText xml:space="preserve"> PAGEREF _Toc225958697 \h </w:instrText>
+              <w:instrText xml:space="preserve"> PAGEREF _Toc225977127 \h </w:instrText>
             </w:r>
             <w:r>
               <w:rPr>
@@ -1210,7 +1698,7 @@
                 <w:noProof/>
                 <w:webHidden/>
               </w:rPr>
-              <w:t>8</w:t>
+              <w:t>12</w:t>
             </w:r>
             <w:r>
               <w:rPr>
@@ -1228,10 +1716,12 @@
               <w:tab w:val="right" w:leader="dot" w:pos="10053"/>
             </w:tabs>
             <w:rPr>
+              <w:rFonts w:eastAsiaTheme="minorEastAsia"/>
               <w:noProof/>
+              <w:lang w:eastAsia="ru-RU"/>
             </w:rPr>
           </w:pPr>
-          <w:hyperlink w:anchor="_Toc225958698" w:history="1">
+          <w:hyperlink w:anchor="_Toc225977128" w:history="1">
             <w:r>
               <w:rPr>
                 <w:rStyle w:val="a4"/>
@@ -1260,7 +1750,7 @@
                 <w:noProof/>
                 <w:webHidden/>
               </w:rPr>
-              <w:instrText xml:space="preserve"> PAGEREF _Toc225958698 \h </w:instrText>
+              <w:instrText xml:space="preserve"> PAGEREF _Toc225977128 \h </w:instrText>
             </w:r>
             <w:r>
               <w:rPr>
@@ -1280,7 +1770,7 @@
                 <w:noProof/>
                 <w:webHidden/>
               </w:rPr>
-              <w:t>9</w:t>
+              <w:t>13</w:t>
             </w:r>
             <w:r>
               <w:rPr>
@@ -1298,10 +1788,12 @@
               <w:tab w:val="right" w:leader="dot" w:pos="10053"/>
             </w:tabs>
             <w:rPr>
+              <w:rFonts w:eastAsiaTheme="minorEastAsia"/>
               <w:noProof/>
+              <w:lang w:eastAsia="ru-RU"/>
             </w:rPr>
           </w:pPr>
-          <w:hyperlink w:anchor="_Toc225958699" w:history="1">
+          <w:hyperlink w:anchor="_Toc225977129" w:history="1">
             <w:r>
               <w:rPr>
                 <w:rStyle w:val="a4"/>
@@ -1330,7 +1822,7 @@
                 <w:noProof/>
                 <w:webHidden/>
               </w:rPr>
-              <w:instrText xml:space="preserve"> PAGEREF _Toc225958699 \h </w:instrText>
+              <w:instrText xml:space="preserve"> PAGEREF _Toc225977129 \h </w:instrText>
             </w:r>
             <w:r>
               <w:rPr>
@@ -1350,7 +1842,7 @@
                 <w:noProof/>
                 <w:webHidden/>
               </w:rPr>
-              <w:t>9</w:t>
+              <w:t>13</w:t>
             </w:r>
             <w:r>
               <w:rPr>
@@ -1368,10 +1860,12 @@
               <w:tab w:val="right" w:leader="dot" w:pos="10053"/>
             </w:tabs>
             <w:rPr>
+              <w:rFonts w:eastAsiaTheme="minorEastAsia"/>
               <w:noProof/>
+              <w:lang w:eastAsia="ru-RU"/>
             </w:rPr>
           </w:pPr>
-          <w:hyperlink w:anchor="_Toc225958700" w:history="1">
+          <w:hyperlink w:anchor="_Toc225977130" w:history="1">
             <w:r>
               <w:rPr>
                 <w:rStyle w:val="a4"/>
@@ -1400,7 +1894,7 @@
                 <w:noProof/>
                 <w:webHidden/>
               </w:rPr>
-              <w:instrText xml:space="preserve"> PAGEREF _Toc225958700 \h </w:instrText>
+              <w:instrText xml:space="preserve"> PAGEREF _Toc225977130 \h </w:instrText>
             </w:r>
             <w:r>
               <w:rPr>
@@ -1420,7 +1914,7 @@
                 <w:noProof/>
                 <w:webHidden/>
               </w:rPr>
-              <w:t>10</w:t>
+              <w:t>14</w:t>
             </w:r>
             <w:r>
               <w:rPr>
@@ -1438,10 +1932,12 @@
               <w:tab w:val="right" w:leader="dot" w:pos="10053"/>
             </w:tabs>
             <w:rPr>
+              <w:rFonts w:eastAsiaTheme="minorEastAsia"/>
               <w:noProof/>
+              <w:lang w:eastAsia="ru-RU"/>
             </w:rPr>
           </w:pPr>
-          <w:hyperlink w:anchor="_Toc225958701" w:history="1">
+          <w:hyperlink w:anchor="_Toc225977131" w:history="1">
             <w:r>
               <w:rPr>
                 <w:rStyle w:val="a4"/>
@@ -1470,7 +1966,7 @@
                 <w:noProof/>
                 <w:webHidden/>
               </w:rPr>
-              <w:instrText xml:space="preserve"> PAGEREF _Toc225958701 \h </w:instrText>
+              <w:instrText xml:space="preserve"> PAGEREF _Toc225977131 \h </w:instrText>
             </w:r>
             <w:r>
               <w:rPr>
@@ -1490,7 +1986,7 @@
                 <w:noProof/>
                 <w:webHidden/>
               </w:rPr>
-              <w:t>10</w:t>
+              <w:t>14</w:t>
             </w:r>
             <w:r>
               <w:rPr>
@@ -1508,10 +2004,12 @@
               <w:tab w:val="right" w:leader="dot" w:pos="10053"/>
             </w:tabs>
             <w:rPr>
+              <w:rFonts w:eastAsiaTheme="minorEastAsia"/>
               <w:noProof/>
+              <w:lang w:eastAsia="ru-RU"/>
             </w:rPr>
           </w:pPr>
-          <w:hyperlink w:anchor="_Toc225958702" w:history="1">
+          <w:hyperlink w:anchor="_Toc225977132" w:history="1">
             <w:r>
               <w:rPr>
                 <w:rStyle w:val="a4"/>
@@ -1603,7 +2101,7 @@
                 <w:noProof/>
                 <w:webHidden/>
               </w:rPr>
-              <w:instrText xml:space="preserve"> PAGEREF _Toc225958702 \h </w:instrText>
+              <w:instrText xml:space="preserve"> PAGEREF _Toc225977132 \h </w:instrText>
             </w:r>
             <w:r>
               <w:rPr>
@@ -1623,7 +2121,7 @@
                 <w:noProof/>
                 <w:webHidden/>
               </w:rPr>
-              <w:t>11</w:t>
+              <w:t>15</w:t>
             </w:r>
             <w:r>
               <w:rPr>
@@ -1642,10 +2140,12 @@
               <w:tab w:val="right" w:leader="dot" w:pos="10053"/>
             </w:tabs>
             <w:rPr>
+              <w:rFonts w:eastAsiaTheme="minorEastAsia"/>
               <w:noProof/>
+              <w:lang w:eastAsia="ru-RU"/>
             </w:rPr>
           </w:pPr>
-          <w:hyperlink w:anchor="_Toc225958703" w:history="1">
+          <w:hyperlink w:anchor="_Toc225977133" w:history="1">
             <w:r>
               <w:rPr>
                 <w:rStyle w:val="a4"/>
@@ -1653,22 +2153,7 @@
                 <w:noProof/>
                 <w:lang w:eastAsia="ru-RU"/>
               </w:rPr>
-              <w:t>6.</w:t>
-            </w:r>
-            <w:r>
-              <w:rPr>
-                <w:noProof/>
-              </w:rPr>
-              <w:tab/>
-            </w:r>
-            <w:r>
-              <w:rPr>
-                <w:rStyle w:val="a4"/>
-                <w:rFonts w:eastAsia="Times New Roman"/>
-                <w:noProof/>
-                <w:lang w:eastAsia="ru-RU"/>
-              </w:rPr>
-              <w:t>Точки развития проекта</w:t>
+              <w:t>6. Точки развития проекта</w:t>
             </w:r>
             <w:r>
               <w:rPr>
@@ -1689,7 +2174,7 @@
                 <w:noProof/>
                 <w:webHidden/>
               </w:rPr>
-              <w:instrText xml:space="preserve"> PAGEREF _Toc225958703 \h </w:instrText>
+              <w:instrText xml:space="preserve"> PAGEREF _Toc225977133 \h </w:instrText>
             </w:r>
             <w:r>
               <w:rPr>
@@ -1709,7 +2194,7 @@
                 <w:noProof/>
                 <w:webHidden/>
               </w:rPr>
-              <w:t>12</w:t>
+              <w:t>16</w:t>
             </w:r>
             <w:r>
               <w:rPr>
@@ -1727,10 +2212,12 @@
               <w:tab w:val="right" w:leader="dot" w:pos="10053"/>
             </w:tabs>
             <w:rPr>
+              <w:rFonts w:eastAsiaTheme="minorEastAsia"/>
               <w:noProof/>
+              <w:lang w:eastAsia="ru-RU"/>
             </w:rPr>
           </w:pPr>
-          <w:hyperlink w:anchor="_Toc225958704" w:history="1">
+          <w:hyperlink w:anchor="_Toc225977134" w:history="1">
             <w:r>
               <w:rPr>
                 <w:rStyle w:val="a4"/>
@@ -1738,7 +2225,7 @@
                 <w:noProof/>
                 <w:lang w:eastAsia="ru-RU"/>
               </w:rPr>
-              <w:t>7. Заключение</w:t>
+              <w:t>7. Реализация</w:t>
             </w:r>
             <w:r>
               <w:rPr>
@@ -1759,7 +2246,7 @@
                 <w:noProof/>
                 <w:webHidden/>
               </w:rPr>
-              <w:instrText xml:space="preserve"> PAGEREF _Toc225958704 \h </w:instrText>
+              <w:instrText xml:space="preserve"> PAGEREF _Toc225977134 \h </w:instrText>
             </w:r>
             <w:r>
               <w:rPr>
@@ -1779,7 +2266,7 @@
                 <w:noProof/>
                 <w:webHidden/>
               </w:rPr>
-              <w:t>13</w:t>
+              <w:t>17</w:t>
             </w:r>
             <w:r>
               <w:rPr>
@@ -1797,18 +2284,18 @@
               <w:tab w:val="right" w:leader="dot" w:pos="10053"/>
             </w:tabs>
             <w:rPr>
+              <w:rFonts w:eastAsiaTheme="minorEastAsia"/>
               <w:noProof/>
+              <w:lang w:eastAsia="ru-RU"/>
             </w:rPr>
           </w:pPr>
-          <w:hyperlink w:anchor="_Toc225958705" w:history="1">
+          <w:hyperlink w:anchor="_Toc225977135" w:history="1">
             <w:r>
               <w:rPr>
                 <w:rStyle w:val="a4"/>
-                <w:rFonts w:eastAsia="Times New Roman"/>
                 <w:noProof/>
-                <w:lang w:eastAsia="ru-RU"/>
-              </w:rPr>
-              <w:t>8. Список использованных источников</w:t>
+              </w:rPr>
+              <w:t>8. Вывод</w:t>
             </w:r>
             <w:r>
               <w:rPr>
@@ -1829,7 +2316,7 @@
                 <w:noProof/>
                 <w:webHidden/>
               </w:rPr>
-              <w:instrText xml:space="preserve"> PAGEREF _Toc225958705 \h </w:instrText>
+              <w:instrText xml:space="preserve"> PAGEREF _Toc225977135 \h </w:instrText>
             </w:r>
             <w:r>
               <w:rPr>
@@ -1849,7 +2336,7 @@
                 <w:noProof/>
                 <w:webHidden/>
               </w:rPr>
-              <w:t>14</w:t>
+              <w:t>18</w:t>
             </w:r>
             <w:r>
               <w:rPr>
@@ -1867,10 +2354,12 @@
               <w:tab w:val="right" w:leader="dot" w:pos="10053"/>
             </w:tabs>
             <w:rPr>
+              <w:rFonts w:eastAsiaTheme="minorEastAsia"/>
               <w:noProof/>
+              <w:lang w:eastAsia="ru-RU"/>
             </w:rPr>
           </w:pPr>
-          <w:hyperlink w:anchor="_Toc225958706" w:history="1">
+          <w:hyperlink w:anchor="_Toc225977136" w:history="1">
             <w:r>
               <w:rPr>
                 <w:rStyle w:val="a4"/>
@@ -1878,7 +2367,7 @@
                 <w:noProof/>
                 <w:lang w:eastAsia="ru-RU"/>
               </w:rPr>
-              <w:t>9. Приложение. Листинг программы</w:t>
+              <w:t>9. Список использованных источников</w:t>
             </w:r>
             <w:r>
               <w:rPr>
@@ -1899,7 +2388,7 @@
                 <w:noProof/>
                 <w:webHidden/>
               </w:rPr>
-              <w:instrText xml:space="preserve"> PAGEREF _Toc225958706 \h </w:instrText>
+              <w:instrText xml:space="preserve"> PAGEREF _Toc225977136 \h </w:instrText>
             </w:r>
             <w:r>
               <w:rPr>
@@ -1919,7 +2408,79 @@
                 <w:noProof/>
                 <w:webHidden/>
               </w:rPr>
-              <w:t>14</w:t>
+              <w:t>19</w:t>
+            </w:r>
+            <w:r>
+              <w:rPr>
+                <w:noProof/>
+                <w:webHidden/>
+              </w:rPr>
+              <w:fldChar w:fldCharType="end"/>
+            </w:r>
+          </w:hyperlink>
+        </w:p>
+        <w:p>
+          <w:pPr>
+            <w:pStyle w:val="11"/>
+            <w:tabs>
+              <w:tab w:val="right" w:leader="dot" w:pos="10053"/>
+            </w:tabs>
+            <w:rPr>
+              <w:rFonts w:eastAsiaTheme="minorEastAsia"/>
+              <w:noProof/>
+              <w:lang w:eastAsia="ru-RU"/>
+            </w:rPr>
+          </w:pPr>
+          <w:hyperlink w:anchor="_Toc225977137" w:history="1">
+            <w:r>
+              <w:rPr>
+                <w:rStyle w:val="a4"/>
+                <w:rFonts w:eastAsia="Times New Roman"/>
+                <w:noProof/>
+                <w:lang w:eastAsia="ru-RU"/>
+              </w:rPr>
+              <w:t>10. Приложение. Листинг программы</w:t>
+            </w:r>
+            <w:r>
+              <w:rPr>
+                <w:noProof/>
+                <w:webHidden/>
+              </w:rPr>
+              <w:tab/>
+            </w:r>
+            <w:r>
+              <w:rPr>
+                <w:noProof/>
+                <w:webHidden/>
+              </w:rPr>
+              <w:fldChar w:fldCharType="begin"/>
+            </w:r>
+            <w:r>
+              <w:rPr>
+                <w:noProof/>
+                <w:webHidden/>
+              </w:rPr>
+              <w:instrText xml:space="preserve"> PAGEREF _Toc225977137 \h </w:instrText>
+            </w:r>
+            <w:r>
+              <w:rPr>
+                <w:noProof/>
+                <w:webHidden/>
+              </w:rPr>
+            </w:r>
+            <w:r>
+              <w:rPr>
+                <w:noProof/>
+                <w:webHidden/>
+              </w:rPr>
+              <w:fldChar w:fldCharType="separate"/>
+            </w:r>
+            <w:r>
+              <w:rPr>
+                <w:noProof/>
+                <w:webHidden/>
+              </w:rPr>
+              <w:t>19</w:t>
             </w:r>
             <w:r>
               <w:rPr>
@@ -2021,65 +2582,13 @@
     </w:p>
     <w:p>
       <w:pPr>
-        <w:shd w:val="clear" w:color="auto" w:fill="FFFFFF"/>
-        <w:spacing w:before="100" w:beforeAutospacing="1" w:after="0" w:line="240" w:lineRule="auto"/>
-        <w:rPr>
-          <w:rFonts w:ascii="Times New Roman" w:eastAsia="Times New Roman" w:hAnsi="Times New Roman" w:cs="Times New Roman"/>
-          <w:color w:val="0F1115"/>
-          <w:sz w:val="28"/>
-          <w:szCs w:val="24"/>
-          <w:lang w:eastAsia="ru-RU"/>
-        </w:rPr>
-      </w:pPr>
-    </w:p>
-    <w:p>
-      <w:pPr>
-        <w:shd w:val="clear" w:color="auto" w:fill="FFFFFF"/>
-        <w:spacing w:before="100" w:beforeAutospacing="1" w:after="0" w:line="240" w:lineRule="auto"/>
-        <w:rPr>
-          <w:rFonts w:ascii="Times New Roman" w:eastAsia="Times New Roman" w:hAnsi="Times New Roman" w:cs="Times New Roman"/>
-          <w:color w:val="0F1115"/>
-          <w:sz w:val="28"/>
-          <w:szCs w:val="24"/>
-          <w:lang w:eastAsia="ru-RU"/>
-        </w:rPr>
-      </w:pPr>
-    </w:p>
-    <w:p>
-      <w:pPr>
-        <w:shd w:val="clear" w:color="auto" w:fill="FFFFFF"/>
-        <w:spacing w:before="100" w:beforeAutospacing="1" w:after="0" w:line="240" w:lineRule="auto"/>
-        <w:rPr>
-          <w:rFonts w:ascii="Times New Roman" w:eastAsia="Times New Roman" w:hAnsi="Times New Roman" w:cs="Times New Roman"/>
-          <w:color w:val="0F1115"/>
-          <w:sz w:val="28"/>
-          <w:szCs w:val="24"/>
-          <w:lang w:eastAsia="ru-RU"/>
-        </w:rPr>
-      </w:pPr>
-    </w:p>
-    <w:p>
-      <w:pPr>
-        <w:shd w:val="clear" w:color="auto" w:fill="FFFFFF"/>
-        <w:spacing w:before="100" w:beforeAutospacing="1" w:after="0" w:line="240" w:lineRule="auto"/>
-        <w:rPr>
-          <w:rFonts w:ascii="Times New Roman" w:eastAsia="Times New Roman" w:hAnsi="Times New Roman" w:cs="Times New Roman"/>
-          <w:color w:val="0F1115"/>
-          <w:sz w:val="28"/>
-          <w:szCs w:val="24"/>
-          <w:lang w:eastAsia="ru-RU"/>
-        </w:rPr>
-      </w:pPr>
-    </w:p>
-    <w:p>
-      <w:pPr>
         <w:pStyle w:val="1"/>
         <w:rPr>
           <w:rFonts w:eastAsia="Times New Roman"/>
           <w:lang w:eastAsia="ru-RU"/>
         </w:rPr>
       </w:pPr>
-      <w:bookmarkStart w:id="1" w:name="_Toc225958686"/>
+      <w:bookmarkStart w:id="0" w:name="_Toc225977111"/>
       <w:r>
         <w:rPr>
           <w:rFonts w:eastAsia="Times New Roman"/>
@@ -2088,7 +2597,7 @@
         <w:lastRenderedPageBreak/>
         <w:t>1. Введение</w:t>
       </w:r>
-      <w:bookmarkEnd w:id="1"/>
+      <w:bookmarkEnd w:id="0"/>
     </w:p>
     <w:p>
       <w:pPr>
@@ -2342,7 +2851,7 @@
           <w:lang w:eastAsia="ru-RU"/>
         </w:rPr>
       </w:pPr>
-      <w:bookmarkStart w:id="2" w:name="_Toc225958687"/>
+      <w:bookmarkStart w:id="1" w:name="_Toc225977112"/>
       <w:r>
         <w:rPr>
           <w:rFonts w:eastAsia="Times New Roman"/>
@@ -2351,25 +2860,34 @@
         <w:lastRenderedPageBreak/>
         <w:t>2. Описание проекта</w:t>
       </w:r>
+      <w:bookmarkEnd w:id="1"/>
+    </w:p>
+    <w:p>
+      <w:pPr>
+        <w:pStyle w:val="2"/>
+        <w:rPr>
+          <w:rFonts w:eastAsia="Times New Roman"/>
+          <w:lang w:eastAsia="ru-RU"/>
+        </w:rPr>
+      </w:pPr>
+      <w:bookmarkStart w:id="2" w:name="_Toc225977113"/>
+    </w:p>
+    <w:p>
+      <w:pPr>
+        <w:pStyle w:val="2"/>
+        <w:rPr>
+          <w:rFonts w:eastAsia="Times New Roman"/>
+          <w:lang w:eastAsia="ru-RU"/>
+        </w:rPr>
+      </w:pPr>
+      <w:r>
+        <w:rPr>
+          <w:rFonts w:eastAsia="Times New Roman"/>
+          <w:lang w:eastAsia="ru-RU"/>
+        </w:rPr>
+        <w:t>2.1. Жанр и целевая аудитория</w:t>
+      </w:r>
       <w:bookmarkEnd w:id="2"/>
-    </w:p>
-    <w:p>
-      <w:pPr>
-        <w:pStyle w:val="2"/>
-        <w:rPr>
-          <w:rFonts w:eastAsia="Times New Roman"/>
-          <w:lang w:eastAsia="ru-RU"/>
-        </w:rPr>
-      </w:pPr>
-      <w:bookmarkStart w:id="3" w:name="_Toc225958688"/>
-      <w:r>
-        <w:rPr>
-          <w:rFonts w:eastAsia="Times New Roman"/>
-          <w:lang w:eastAsia="ru-RU"/>
-        </w:rPr>
-        <w:t>2.1. Жанр и целевая аудитория</w:t>
-      </w:r>
-      <w:bookmarkEnd w:id="3"/>
     </w:p>
     <w:p>
       <w:pPr>
@@ -2631,6 +3149,7 @@
         </w:rPr>
         <w:t>.</w:t>
       </w:r>
+      <w:bookmarkStart w:id="3" w:name="_Toc225977114"/>
     </w:p>
     <w:p>
       <w:pPr>
@@ -2640,15 +3159,2960 @@
           <w:lang w:eastAsia="ru-RU"/>
         </w:rPr>
       </w:pPr>
-      <w:bookmarkStart w:id="4" w:name="_Toc225958689"/>
       <w:r>
         <w:rPr>
           <w:rFonts w:eastAsia="Times New Roman"/>
           <w:lang w:eastAsia="ru-RU"/>
         </w:rPr>
-        <w:t>2.2. Цель игры (с точки зрения игрока)</w:t>
+        <w:t>2.</w:t>
+      </w:r>
+      <w:r>
+        <w:rPr>
+          <w:rFonts w:eastAsia="Times New Roman"/>
+          <w:lang w:eastAsia="ru-RU"/>
+        </w:rPr>
+        <w:t>2</w:t>
+      </w:r>
+      <w:r>
+        <w:rPr>
+          <w:rFonts w:eastAsia="Times New Roman"/>
+          <w:lang w:eastAsia="ru-RU"/>
+        </w:rPr>
+        <w:t>. Цели и задачи проекта</w:t>
+      </w:r>
+      <w:bookmarkEnd w:id="3"/>
+    </w:p>
+    <w:p>
+      <w:pPr>
+        <w:shd w:val="clear" w:color="auto" w:fill="FFFFFF"/>
+        <w:spacing w:before="240" w:after="240" w:line="240" w:lineRule="auto"/>
+        <w:rPr>
+          <w:rFonts w:ascii="Times New Roman" w:eastAsia="Times New Roman" w:hAnsi="Times New Roman" w:cs="Times New Roman"/>
+          <w:color w:val="0F1115"/>
+          <w:sz w:val="28"/>
+          <w:szCs w:val="24"/>
+          <w:lang w:eastAsia="ru-RU"/>
+        </w:rPr>
+      </w:pPr>
+      <w:r>
+        <w:rPr>
+          <w:rFonts w:ascii="Times New Roman" w:eastAsia="Times New Roman" w:hAnsi="Times New Roman" w:cs="Times New Roman"/>
+          <w:bCs/>
+          <w:sz w:val="28"/>
+          <w:szCs w:val="24"/>
+          <w:lang w:eastAsia="ru-RU"/>
+        </w:rPr>
+        <w:t>Цель проекта:</w:t>
+      </w:r>
+    </w:p>
+    <w:p>
+      <w:pPr>
+        <w:shd w:val="clear" w:color="auto" w:fill="FFFFFF"/>
+        <w:spacing w:before="240" w:after="240" w:line="240" w:lineRule="auto"/>
+        <w:rPr>
+          <w:rFonts w:ascii="Times New Roman" w:eastAsia="Times New Roman" w:hAnsi="Times New Roman" w:cs="Times New Roman"/>
+          <w:color w:val="0F1115"/>
+          <w:sz w:val="28"/>
+          <w:szCs w:val="24"/>
+          <w:lang w:eastAsia="ru-RU"/>
+        </w:rPr>
+      </w:pPr>
+      <w:r>
+        <w:rPr>
+          <w:rFonts w:ascii="Times New Roman" w:eastAsia="Times New Roman" w:hAnsi="Times New Roman" w:cs="Times New Roman"/>
+          <w:color w:val="0F1115"/>
+          <w:sz w:val="28"/>
+          <w:szCs w:val="24"/>
+          <w:lang w:eastAsia="ru-RU"/>
+        </w:rPr>
+        <w:t xml:space="preserve">Разработать познавательную компьютерную игру на языке </w:t>
+      </w:r>
+      <w:proofErr w:type="spellStart"/>
+      <w:r>
+        <w:rPr>
+          <w:rFonts w:ascii="Times New Roman" w:eastAsia="Times New Roman" w:hAnsi="Times New Roman" w:cs="Times New Roman"/>
+          <w:color w:val="0F1115"/>
+          <w:sz w:val="28"/>
+          <w:szCs w:val="24"/>
+          <w:lang w:eastAsia="ru-RU"/>
+        </w:rPr>
+        <w:t>Python</w:t>
+      </w:r>
+      <w:proofErr w:type="spellEnd"/>
+      <w:r>
+        <w:rPr>
+          <w:rFonts w:ascii="Times New Roman" w:eastAsia="Times New Roman" w:hAnsi="Times New Roman" w:cs="Times New Roman"/>
+          <w:color w:val="0F1115"/>
+          <w:sz w:val="28"/>
+          <w:szCs w:val="24"/>
+          <w:lang w:eastAsia="ru-RU"/>
+        </w:rPr>
+        <w:t>, которая в интерактивной форме знакомит пользователя с физическими принципами полёта воздушного шара, историей воздухоплавания и устройством летательного аппарата.</w:t>
+      </w:r>
+    </w:p>
+    <w:p>
+      <w:pPr>
+        <w:shd w:val="clear" w:color="auto" w:fill="FFFFFF"/>
+        <w:spacing w:before="240" w:after="240" w:line="240" w:lineRule="auto"/>
+        <w:rPr>
+          <w:rFonts w:ascii="Times New Roman" w:eastAsia="Times New Roman" w:hAnsi="Times New Roman" w:cs="Times New Roman"/>
+          <w:color w:val="0F1115"/>
+          <w:sz w:val="28"/>
+          <w:szCs w:val="24"/>
+          <w:lang w:eastAsia="ru-RU"/>
+        </w:rPr>
+      </w:pPr>
+      <w:r>
+        <w:rPr>
+          <w:rFonts w:ascii="Times New Roman" w:eastAsia="Times New Roman" w:hAnsi="Times New Roman" w:cs="Times New Roman"/>
+          <w:bCs/>
+          <w:sz w:val="28"/>
+          <w:szCs w:val="24"/>
+          <w:lang w:eastAsia="ru-RU"/>
+        </w:rPr>
+        <w:t>Задачи проекта:</w:t>
+      </w:r>
+    </w:p>
+    <w:p>
+      <w:pPr>
+        <w:pStyle w:val="ac"/>
+        <w:numPr>
+          <w:ilvl w:val="0"/>
+          <w:numId w:val="18"/>
+        </w:numPr>
+        <w:shd w:val="clear" w:color="auto" w:fill="FFFFFF"/>
+        <w:spacing w:before="240" w:after="240" w:line="240" w:lineRule="auto"/>
+        <w:rPr>
+          <w:rFonts w:ascii="Times New Roman" w:eastAsia="Times New Roman" w:hAnsi="Times New Roman" w:cs="Times New Roman"/>
+          <w:color w:val="0F1115"/>
+          <w:sz w:val="28"/>
+          <w:szCs w:val="24"/>
+          <w:lang w:eastAsia="ru-RU"/>
+        </w:rPr>
+      </w:pPr>
+      <w:r>
+        <w:rPr>
+          <w:rFonts w:ascii="Times New Roman" w:eastAsia="Times New Roman" w:hAnsi="Times New Roman" w:cs="Times New Roman"/>
+          <w:color w:val="0F1115"/>
+          <w:sz w:val="28"/>
+          <w:szCs w:val="24"/>
+          <w:lang w:eastAsia="ru-RU"/>
+        </w:rPr>
+        <w:t>Изучить физические законы, лежащие в основе воздухоплавания (сила Архимеда, плотность воздуха, выталкивающая сила).</w:t>
+      </w:r>
+    </w:p>
+    <w:p>
+      <w:pPr>
+        <w:pStyle w:val="ac"/>
+        <w:numPr>
+          <w:ilvl w:val="0"/>
+          <w:numId w:val="18"/>
+        </w:numPr>
+        <w:shd w:val="clear" w:color="auto" w:fill="FFFFFF"/>
+        <w:spacing w:before="240" w:after="240" w:line="240" w:lineRule="auto"/>
+        <w:rPr>
+          <w:rFonts w:ascii="Times New Roman" w:eastAsia="Times New Roman" w:hAnsi="Times New Roman" w:cs="Times New Roman"/>
+          <w:color w:val="0F1115"/>
+          <w:sz w:val="28"/>
+          <w:szCs w:val="24"/>
+          <w:lang w:eastAsia="ru-RU"/>
+        </w:rPr>
+      </w:pPr>
+      <w:r>
+        <w:rPr>
+          <w:rFonts w:ascii="Times New Roman" w:eastAsia="Times New Roman" w:hAnsi="Times New Roman" w:cs="Times New Roman"/>
+          <w:color w:val="0F1115"/>
+          <w:sz w:val="28"/>
+          <w:szCs w:val="24"/>
+          <w:lang w:eastAsia="ru-RU"/>
+        </w:rPr>
+        <w:t xml:space="preserve">Изучить библиотеку </w:t>
+      </w:r>
+      <w:proofErr w:type="spellStart"/>
+      <w:r>
+        <w:rPr>
+          <w:rFonts w:ascii="Times New Roman" w:eastAsia="Times New Roman" w:hAnsi="Times New Roman" w:cs="Times New Roman"/>
+          <w:color w:val="0F1115"/>
+          <w:sz w:val="28"/>
+          <w:szCs w:val="24"/>
+          <w:lang w:eastAsia="ru-RU"/>
+        </w:rPr>
+        <w:t>Pygame</w:t>
+      </w:r>
+      <w:proofErr w:type="spellEnd"/>
+      <w:r>
+        <w:rPr>
+          <w:rFonts w:ascii="Times New Roman" w:eastAsia="Times New Roman" w:hAnsi="Times New Roman" w:cs="Times New Roman"/>
+          <w:color w:val="0F1115"/>
+          <w:sz w:val="28"/>
+          <w:szCs w:val="24"/>
+          <w:lang w:eastAsia="ru-RU"/>
+        </w:rPr>
+        <w:t xml:space="preserve"> и её возможности для создания 2D-игр.</w:t>
+      </w:r>
+    </w:p>
+    <w:p>
+      <w:pPr>
+        <w:pStyle w:val="ac"/>
+        <w:numPr>
+          <w:ilvl w:val="0"/>
+          <w:numId w:val="18"/>
+        </w:numPr>
+        <w:shd w:val="clear" w:color="auto" w:fill="FFFFFF"/>
+        <w:spacing w:before="240" w:after="240" w:line="240" w:lineRule="auto"/>
+        <w:rPr>
+          <w:rFonts w:ascii="Times New Roman" w:eastAsia="Times New Roman" w:hAnsi="Times New Roman" w:cs="Times New Roman"/>
+          <w:color w:val="0F1115"/>
+          <w:sz w:val="28"/>
+          <w:szCs w:val="24"/>
+          <w:lang w:eastAsia="ru-RU"/>
+        </w:rPr>
+      </w:pPr>
+      <w:r>
+        <w:rPr>
+          <w:rFonts w:ascii="Times New Roman" w:eastAsia="Times New Roman" w:hAnsi="Times New Roman" w:cs="Times New Roman"/>
+          <w:color w:val="0F1115"/>
+          <w:sz w:val="28"/>
+          <w:szCs w:val="24"/>
+          <w:lang w:eastAsia="ru-RU"/>
+        </w:rPr>
+        <w:t>Спроектировать архитектуру игры: игровой мир, камеру, систему управления.</w:t>
+      </w:r>
+    </w:p>
+    <w:p>
+      <w:pPr>
+        <w:pStyle w:val="ac"/>
+        <w:numPr>
+          <w:ilvl w:val="0"/>
+          <w:numId w:val="18"/>
+        </w:numPr>
+        <w:shd w:val="clear" w:color="auto" w:fill="FFFFFF"/>
+        <w:spacing w:before="240" w:after="240" w:line="240" w:lineRule="auto"/>
+        <w:rPr>
+          <w:rFonts w:ascii="Times New Roman" w:eastAsia="Times New Roman" w:hAnsi="Times New Roman" w:cs="Times New Roman"/>
+          <w:color w:val="0F1115"/>
+          <w:sz w:val="28"/>
+          <w:szCs w:val="24"/>
+          <w:lang w:eastAsia="ru-RU"/>
+        </w:rPr>
+      </w:pPr>
+      <w:r>
+        <w:rPr>
+          <w:rFonts w:ascii="Times New Roman" w:eastAsia="Times New Roman" w:hAnsi="Times New Roman" w:cs="Times New Roman"/>
+          <w:color w:val="0F1115"/>
+          <w:sz w:val="28"/>
+          <w:szCs w:val="24"/>
+          <w:lang w:eastAsia="ru-RU"/>
+        </w:rPr>
+        <w:t>Реализовать физическую модель движения шара с учётом трёх высотных зон.</w:t>
+      </w:r>
+    </w:p>
+    <w:p>
+      <w:pPr>
+        <w:pStyle w:val="ac"/>
+        <w:numPr>
+          <w:ilvl w:val="0"/>
+          <w:numId w:val="18"/>
+        </w:numPr>
+        <w:shd w:val="clear" w:color="auto" w:fill="FFFFFF"/>
+        <w:spacing w:before="240" w:after="240" w:line="240" w:lineRule="auto"/>
+        <w:rPr>
+          <w:rFonts w:ascii="Times New Roman" w:eastAsia="Times New Roman" w:hAnsi="Times New Roman" w:cs="Times New Roman"/>
+          <w:color w:val="0F1115"/>
+          <w:sz w:val="28"/>
+          <w:szCs w:val="24"/>
+          <w:lang w:eastAsia="ru-RU"/>
+        </w:rPr>
+      </w:pPr>
+      <w:r>
+        <w:rPr>
+          <w:rFonts w:ascii="Times New Roman" w:eastAsia="Times New Roman" w:hAnsi="Times New Roman" w:cs="Times New Roman"/>
+          <w:color w:val="0F1115"/>
+          <w:sz w:val="28"/>
+          <w:szCs w:val="24"/>
+          <w:lang w:eastAsia="ru-RU"/>
+        </w:rPr>
+        <w:t>Разработать систему невидимых ветровых зон с косвенной визуализацией (белые полосы).</w:t>
+      </w:r>
+    </w:p>
+    <w:p>
+      <w:pPr>
+        <w:pStyle w:val="ac"/>
+        <w:numPr>
+          <w:ilvl w:val="0"/>
+          <w:numId w:val="18"/>
+        </w:numPr>
+        <w:shd w:val="clear" w:color="auto" w:fill="FFFFFF"/>
+        <w:spacing w:before="240" w:after="240" w:line="240" w:lineRule="auto"/>
+        <w:rPr>
+          <w:rFonts w:ascii="Times New Roman" w:eastAsia="Times New Roman" w:hAnsi="Times New Roman" w:cs="Times New Roman"/>
+          <w:color w:val="0F1115"/>
+          <w:sz w:val="28"/>
+          <w:szCs w:val="24"/>
+          <w:lang w:eastAsia="ru-RU"/>
+        </w:rPr>
+      </w:pPr>
+      <w:r>
+        <w:rPr>
+          <w:rFonts w:ascii="Times New Roman" w:eastAsia="Times New Roman" w:hAnsi="Times New Roman" w:cs="Times New Roman"/>
+          <w:color w:val="0F1115"/>
+          <w:sz w:val="28"/>
+          <w:szCs w:val="24"/>
+          <w:lang w:eastAsia="ru-RU"/>
+        </w:rPr>
+        <w:t>Создать обучающий блок из 16 слайдов с автоматическим переносом текста.</w:t>
+      </w:r>
+    </w:p>
+    <w:p>
+      <w:pPr>
+        <w:pStyle w:val="ac"/>
+        <w:numPr>
+          <w:ilvl w:val="0"/>
+          <w:numId w:val="18"/>
+        </w:numPr>
+        <w:shd w:val="clear" w:color="auto" w:fill="FFFFFF"/>
+        <w:spacing w:before="240" w:after="240" w:line="240" w:lineRule="auto"/>
+        <w:rPr>
+          <w:rFonts w:ascii="Times New Roman" w:eastAsia="Times New Roman" w:hAnsi="Times New Roman" w:cs="Times New Roman"/>
+          <w:color w:val="0F1115"/>
+          <w:sz w:val="28"/>
+          <w:szCs w:val="24"/>
+          <w:lang w:eastAsia="ru-RU"/>
+        </w:rPr>
+      </w:pPr>
+      <w:r>
+        <w:rPr>
+          <w:rFonts w:ascii="Times New Roman" w:eastAsia="Times New Roman" w:hAnsi="Times New Roman" w:cs="Times New Roman"/>
+          <w:color w:val="0F1115"/>
+          <w:sz w:val="28"/>
+          <w:szCs w:val="24"/>
+          <w:lang w:eastAsia="ru-RU"/>
+        </w:rPr>
+        <w:t>Реализовать мини-игру «Сопоставь детали» для закрепления материала.</w:t>
+      </w:r>
+    </w:p>
+    <w:p>
+      <w:pPr>
+        <w:pStyle w:val="ac"/>
+        <w:numPr>
+          <w:ilvl w:val="0"/>
+          <w:numId w:val="18"/>
+        </w:numPr>
+        <w:shd w:val="clear" w:color="auto" w:fill="FFFFFF"/>
+        <w:spacing w:before="240" w:after="240" w:line="240" w:lineRule="auto"/>
+        <w:rPr>
+          <w:rFonts w:ascii="Times New Roman" w:eastAsia="Times New Roman" w:hAnsi="Times New Roman" w:cs="Times New Roman"/>
+          <w:color w:val="0F1115"/>
+          <w:sz w:val="28"/>
+          <w:szCs w:val="24"/>
+          <w:lang w:eastAsia="ru-RU"/>
+        </w:rPr>
+      </w:pPr>
+      <w:r>
+        <w:rPr>
+          <w:rFonts w:ascii="Times New Roman" w:eastAsia="Times New Roman" w:hAnsi="Times New Roman" w:cs="Times New Roman"/>
+          <w:color w:val="0F1115"/>
+          <w:sz w:val="28"/>
+          <w:szCs w:val="24"/>
+          <w:lang w:eastAsia="ru-RU"/>
+        </w:rPr>
+        <w:t>Добавить препятствия (птицы) и систему столкновений.</w:t>
+      </w:r>
+    </w:p>
+    <w:p>
+      <w:pPr>
+        <w:pStyle w:val="ac"/>
+        <w:numPr>
+          <w:ilvl w:val="0"/>
+          <w:numId w:val="18"/>
+        </w:numPr>
+        <w:shd w:val="clear" w:color="auto" w:fill="FFFFFF"/>
+        <w:spacing w:before="240" w:after="240" w:line="240" w:lineRule="auto"/>
+        <w:rPr>
+          <w:rFonts w:ascii="Times New Roman" w:eastAsia="Times New Roman" w:hAnsi="Times New Roman" w:cs="Times New Roman"/>
+          <w:color w:val="0F1115"/>
+          <w:sz w:val="28"/>
+          <w:szCs w:val="24"/>
+          <w:lang w:eastAsia="ru-RU"/>
+        </w:rPr>
+      </w:pPr>
+      <w:r>
+        <w:rPr>
+          <w:rFonts w:ascii="Times New Roman" w:eastAsia="Times New Roman" w:hAnsi="Times New Roman" w:cs="Times New Roman"/>
+          <w:color w:val="0F1115"/>
+          <w:sz w:val="28"/>
+          <w:szCs w:val="24"/>
+          <w:lang w:eastAsia="ru-RU"/>
+        </w:rPr>
+        <w:t>Внедрить таймер и полосу прогресса.</w:t>
+      </w:r>
+    </w:p>
+    <w:p>
+      <w:pPr>
+        <w:pStyle w:val="ac"/>
+        <w:numPr>
+          <w:ilvl w:val="0"/>
+          <w:numId w:val="18"/>
+        </w:numPr>
+        <w:shd w:val="clear" w:color="auto" w:fill="FFFFFF"/>
+        <w:spacing w:before="240" w:after="240" w:line="240" w:lineRule="auto"/>
+        <w:rPr>
+          <w:rFonts w:ascii="Times New Roman" w:eastAsia="Times New Roman" w:hAnsi="Times New Roman" w:cs="Times New Roman"/>
+          <w:color w:val="0F1115"/>
+          <w:sz w:val="28"/>
+          <w:szCs w:val="24"/>
+          <w:lang w:eastAsia="ru-RU"/>
+        </w:rPr>
+      </w:pPr>
+      <w:r>
+        <w:rPr>
+          <w:rFonts w:ascii="Times New Roman" w:eastAsia="Times New Roman" w:hAnsi="Times New Roman" w:cs="Times New Roman"/>
+          <w:color w:val="0F1115"/>
+          <w:sz w:val="28"/>
+          <w:szCs w:val="24"/>
+          <w:lang w:eastAsia="ru-RU"/>
+        </w:rPr>
+        <w:t>Написать код, соответствующий стандартам PEP 8, и подготовить документацию.</w:t>
+      </w:r>
+    </w:p>
+    <w:p>
+      <w:pPr>
+        <w:pStyle w:val="2"/>
+        <w:rPr>
+          <w:rFonts w:eastAsia="Times New Roman"/>
+          <w:lang w:eastAsia="ru-RU"/>
+        </w:rPr>
+      </w:pPr>
+      <w:bookmarkStart w:id="4" w:name="_Toc225977115"/>
+    </w:p>
+    <w:p>
+      <w:pPr>
+        <w:pStyle w:val="2"/>
+        <w:rPr>
+          <w:rFonts w:eastAsia="Times New Roman"/>
+          <w:lang w:eastAsia="ru-RU"/>
+        </w:rPr>
+      </w:pPr>
+      <w:r>
+        <w:rPr>
+          <w:rFonts w:eastAsia="Times New Roman"/>
+          <w:lang w:eastAsia="ru-RU"/>
+        </w:rPr>
+        <w:t>2.</w:t>
+      </w:r>
+      <w:r>
+        <w:rPr>
+          <w:rFonts w:eastAsia="Times New Roman"/>
+          <w:lang w:eastAsia="ru-RU"/>
+        </w:rPr>
+        <w:t>3</w:t>
+      </w:r>
+      <w:r>
+        <w:rPr>
+          <w:rFonts w:eastAsia="Times New Roman"/>
+          <w:lang w:eastAsia="ru-RU"/>
+        </w:rPr>
+        <w:t>. Аналоги (сравнение с существующими решениями)</w:t>
       </w:r>
       <w:bookmarkEnd w:id="4"/>
+    </w:p>
+    <w:p>
+      <w:pPr>
+        <w:shd w:val="clear" w:color="auto" w:fill="FFFFFF"/>
+        <w:spacing w:before="240" w:after="240" w:line="240" w:lineRule="auto"/>
+        <w:rPr>
+          <w:rFonts w:ascii="Times New Roman" w:eastAsia="Times New Roman" w:hAnsi="Times New Roman" w:cs="Times New Roman"/>
+          <w:color w:val="0F1115"/>
+          <w:sz w:val="28"/>
+          <w:szCs w:val="24"/>
+          <w:lang w:eastAsia="ru-RU"/>
+        </w:rPr>
+      </w:pPr>
+      <w:r>
+        <w:rPr>
+          <w:rFonts w:ascii="Times New Roman" w:eastAsia="Times New Roman" w:hAnsi="Times New Roman" w:cs="Times New Roman"/>
+          <w:color w:val="0F1115"/>
+          <w:sz w:val="28"/>
+          <w:szCs w:val="24"/>
+          <w:lang w:eastAsia="ru-RU"/>
+        </w:rPr>
+        <w:t>На рынке образовательного программного обеспечения существуют игры и симуляторы, посвящённые воздухоплаванию и физике полёта. Однако большинство из них имеют ряд недостатков.</w:t>
+      </w:r>
+    </w:p>
+    <w:p>
+      <w:pPr>
+        <w:shd w:val="clear" w:color="auto" w:fill="FFFFFF"/>
+        <w:spacing w:before="240" w:after="240" w:line="240" w:lineRule="auto"/>
+        <w:rPr>
+          <w:rFonts w:ascii="Times New Roman" w:eastAsia="Times New Roman" w:hAnsi="Times New Roman" w:cs="Times New Roman"/>
+          <w:color w:val="0F1115"/>
+          <w:sz w:val="28"/>
+          <w:szCs w:val="24"/>
+          <w:lang w:eastAsia="ru-RU"/>
+        </w:rPr>
+      </w:pPr>
+      <w:r>
+        <w:rPr>
+          <w:rFonts w:ascii="Times New Roman" w:eastAsia="Times New Roman" w:hAnsi="Times New Roman" w:cs="Times New Roman"/>
+          <w:b/>
+          <w:bCs/>
+          <w:sz w:val="28"/>
+          <w:szCs w:val="24"/>
+          <w:lang w:eastAsia="ru-RU"/>
+        </w:rPr>
+        <w:t>Основные аналоги:</w:t>
+      </w:r>
+    </w:p>
+    <w:tbl>
+      <w:tblPr>
+        <w:tblW w:w="9135" w:type="dxa"/>
+        <w:tblBorders>
+          <w:top w:val="single" w:sz="4" w:space="0" w:color="auto"/>
+          <w:left w:val="single" w:sz="4" w:space="0" w:color="auto"/>
+          <w:bottom w:val="single" w:sz="4" w:space="0" w:color="auto"/>
+          <w:right w:val="single" w:sz="4" w:space="0" w:color="auto"/>
+          <w:insideH w:val="single" w:sz="4" w:space="0" w:color="auto"/>
+          <w:insideV w:val="single" w:sz="4" w:space="0" w:color="auto"/>
+        </w:tblBorders>
+        <w:tblCellMar>
+          <w:top w:w="15" w:type="dxa"/>
+          <w:left w:w="15" w:type="dxa"/>
+          <w:bottom w:w="15" w:type="dxa"/>
+          <w:right w:w="15" w:type="dxa"/>
+        </w:tblCellMar>
+        <w:tblLook w:val="04A0" w:firstRow="1" w:lastRow="0" w:firstColumn="1" w:lastColumn="0" w:noHBand="0" w:noVBand="1"/>
+      </w:tblPr>
+      <w:tblGrid>
+        <w:gridCol w:w="2126"/>
+        <w:gridCol w:w="1832"/>
+        <w:gridCol w:w="5177"/>
+      </w:tblGrid>
+      <w:tr>
+        <w:trPr>
+          <w:tblHeader/>
+        </w:trPr>
+        <w:tc>
+          <w:tcPr>
+            <w:tcW w:w="0" w:type="auto"/>
+            <w:tcMar>
+              <w:top w:w="150" w:type="dxa"/>
+              <w:left w:w="0" w:type="dxa"/>
+              <w:bottom w:w="150" w:type="dxa"/>
+              <w:right w:w="240" w:type="dxa"/>
+            </w:tcMar>
+            <w:vAlign w:val="center"/>
+            <w:hideMark/>
+          </w:tcPr>
+          <w:p>
+            <w:pPr>
+              <w:shd w:val="clear" w:color="auto" w:fill="FFFFFF"/>
+              <w:spacing w:before="240" w:after="240" w:line="240" w:lineRule="auto"/>
+              <w:rPr>
+                <w:rFonts w:ascii="Times New Roman" w:eastAsia="Times New Roman" w:hAnsi="Times New Roman" w:cs="Times New Roman"/>
+                <w:color w:val="0F1115"/>
+                <w:sz w:val="28"/>
+                <w:szCs w:val="24"/>
+                <w:lang w:eastAsia="ru-RU"/>
+              </w:rPr>
+            </w:pPr>
+            <w:r>
+              <w:rPr>
+                <w:rFonts w:ascii="Times New Roman" w:eastAsia="Times New Roman" w:hAnsi="Times New Roman" w:cs="Times New Roman"/>
+                <w:color w:val="0F1115"/>
+                <w:sz w:val="28"/>
+                <w:szCs w:val="24"/>
+                <w:lang w:eastAsia="ru-RU"/>
+              </w:rPr>
+              <w:t>Название</w:t>
+            </w:r>
+          </w:p>
+        </w:tc>
+        <w:tc>
+          <w:tcPr>
+            <w:tcW w:w="0" w:type="auto"/>
+            <w:tcMar>
+              <w:top w:w="150" w:type="dxa"/>
+              <w:left w:w="240" w:type="dxa"/>
+              <w:bottom w:w="150" w:type="dxa"/>
+              <w:right w:w="240" w:type="dxa"/>
+            </w:tcMar>
+            <w:vAlign w:val="center"/>
+            <w:hideMark/>
+          </w:tcPr>
+          <w:p>
+            <w:pPr>
+              <w:shd w:val="clear" w:color="auto" w:fill="FFFFFF"/>
+              <w:spacing w:before="240" w:after="240" w:line="240" w:lineRule="auto"/>
+              <w:rPr>
+                <w:rFonts w:ascii="Times New Roman" w:eastAsia="Times New Roman" w:hAnsi="Times New Roman" w:cs="Times New Roman"/>
+                <w:color w:val="0F1115"/>
+                <w:sz w:val="28"/>
+                <w:szCs w:val="24"/>
+                <w:lang w:eastAsia="ru-RU"/>
+              </w:rPr>
+            </w:pPr>
+            <w:r>
+              <w:rPr>
+                <w:rFonts w:ascii="Times New Roman" w:eastAsia="Times New Roman" w:hAnsi="Times New Roman" w:cs="Times New Roman"/>
+                <w:color w:val="0F1115"/>
+                <w:sz w:val="28"/>
+                <w:szCs w:val="24"/>
+                <w:lang w:eastAsia="ru-RU"/>
+              </w:rPr>
+              <w:t>Платформа</w:t>
+            </w:r>
+          </w:p>
+        </w:tc>
+        <w:tc>
+          <w:tcPr>
+            <w:tcW w:w="0" w:type="auto"/>
+            <w:tcMar>
+              <w:top w:w="150" w:type="dxa"/>
+              <w:left w:w="240" w:type="dxa"/>
+              <w:bottom w:w="150" w:type="dxa"/>
+              <w:right w:w="240" w:type="dxa"/>
+            </w:tcMar>
+            <w:vAlign w:val="center"/>
+            <w:hideMark/>
+          </w:tcPr>
+          <w:p>
+            <w:pPr>
+              <w:shd w:val="clear" w:color="auto" w:fill="FFFFFF"/>
+              <w:spacing w:before="240" w:after="240" w:line="240" w:lineRule="auto"/>
+              <w:rPr>
+                <w:rFonts w:ascii="Times New Roman" w:eastAsia="Times New Roman" w:hAnsi="Times New Roman" w:cs="Times New Roman"/>
+                <w:color w:val="0F1115"/>
+                <w:sz w:val="28"/>
+                <w:szCs w:val="24"/>
+                <w:lang w:eastAsia="ru-RU"/>
+              </w:rPr>
+            </w:pPr>
+            <w:r>
+              <w:rPr>
+                <w:rFonts w:ascii="Times New Roman" w:eastAsia="Times New Roman" w:hAnsi="Times New Roman" w:cs="Times New Roman"/>
+                <w:color w:val="0F1115"/>
+                <w:sz w:val="28"/>
+                <w:szCs w:val="24"/>
+                <w:lang w:eastAsia="ru-RU"/>
+              </w:rPr>
+              <w:t>Недостатки</w:t>
+            </w:r>
+          </w:p>
+        </w:tc>
+      </w:tr>
+      <w:tr>
+        <w:tc>
+          <w:tcPr>
+            <w:tcW w:w="0" w:type="auto"/>
+            <w:tcMar>
+              <w:top w:w="150" w:type="dxa"/>
+              <w:left w:w="0" w:type="dxa"/>
+              <w:bottom w:w="150" w:type="dxa"/>
+              <w:right w:w="240" w:type="dxa"/>
+            </w:tcMar>
+            <w:vAlign w:val="center"/>
+            <w:hideMark/>
+          </w:tcPr>
+          <w:p>
+            <w:pPr>
+              <w:shd w:val="clear" w:color="auto" w:fill="FFFFFF"/>
+              <w:spacing w:before="240" w:after="240" w:line="240" w:lineRule="auto"/>
+              <w:rPr>
+                <w:rFonts w:ascii="Times New Roman" w:eastAsia="Times New Roman" w:hAnsi="Times New Roman" w:cs="Times New Roman"/>
+                <w:color w:val="0F1115"/>
+                <w:sz w:val="28"/>
+                <w:szCs w:val="24"/>
+                <w:lang w:eastAsia="ru-RU"/>
+              </w:rPr>
+            </w:pPr>
+            <w:proofErr w:type="spellStart"/>
+            <w:r>
+              <w:rPr>
+                <w:rFonts w:ascii="Times New Roman" w:eastAsia="Times New Roman" w:hAnsi="Times New Roman" w:cs="Times New Roman"/>
+                <w:b/>
+                <w:bCs/>
+                <w:color w:val="0F1115"/>
+                <w:sz w:val="28"/>
+                <w:szCs w:val="24"/>
+                <w:lang w:eastAsia="ru-RU"/>
+              </w:rPr>
+              <w:t>Microsoft</w:t>
+            </w:r>
+            <w:proofErr w:type="spellEnd"/>
+            <w:r>
+              <w:rPr>
+                <w:rFonts w:ascii="Times New Roman" w:eastAsia="Times New Roman" w:hAnsi="Times New Roman" w:cs="Times New Roman"/>
+                <w:b/>
+                <w:bCs/>
+                <w:color w:val="0F1115"/>
+                <w:sz w:val="28"/>
+                <w:szCs w:val="24"/>
+                <w:lang w:eastAsia="ru-RU"/>
+              </w:rPr>
+              <w:t xml:space="preserve"> </w:t>
+            </w:r>
+            <w:proofErr w:type="spellStart"/>
+            <w:r>
+              <w:rPr>
+                <w:rFonts w:ascii="Times New Roman" w:eastAsia="Times New Roman" w:hAnsi="Times New Roman" w:cs="Times New Roman"/>
+                <w:b/>
+                <w:bCs/>
+                <w:color w:val="0F1115"/>
+                <w:sz w:val="28"/>
+                <w:szCs w:val="24"/>
+                <w:lang w:eastAsia="ru-RU"/>
+              </w:rPr>
+              <w:t>Flight</w:t>
+            </w:r>
+            <w:proofErr w:type="spellEnd"/>
+            <w:r>
+              <w:rPr>
+                <w:rFonts w:ascii="Times New Roman" w:eastAsia="Times New Roman" w:hAnsi="Times New Roman" w:cs="Times New Roman"/>
+                <w:b/>
+                <w:bCs/>
+                <w:color w:val="0F1115"/>
+                <w:sz w:val="28"/>
+                <w:szCs w:val="24"/>
+                <w:lang w:eastAsia="ru-RU"/>
+              </w:rPr>
+              <w:t xml:space="preserve"> </w:t>
+            </w:r>
+            <w:proofErr w:type="spellStart"/>
+            <w:r>
+              <w:rPr>
+                <w:rFonts w:ascii="Times New Roman" w:eastAsia="Times New Roman" w:hAnsi="Times New Roman" w:cs="Times New Roman"/>
+                <w:b/>
+                <w:bCs/>
+                <w:color w:val="0F1115"/>
+                <w:sz w:val="28"/>
+                <w:szCs w:val="24"/>
+                <w:lang w:eastAsia="ru-RU"/>
+              </w:rPr>
+              <w:t>Simulator</w:t>
+            </w:r>
+            <w:proofErr w:type="spellEnd"/>
+          </w:p>
+        </w:tc>
+        <w:tc>
+          <w:tcPr>
+            <w:tcW w:w="0" w:type="auto"/>
+            <w:tcMar>
+              <w:top w:w="150" w:type="dxa"/>
+              <w:left w:w="240" w:type="dxa"/>
+              <w:bottom w:w="150" w:type="dxa"/>
+              <w:right w:w="240" w:type="dxa"/>
+            </w:tcMar>
+            <w:vAlign w:val="center"/>
+            <w:hideMark/>
+          </w:tcPr>
+          <w:p>
+            <w:pPr>
+              <w:shd w:val="clear" w:color="auto" w:fill="FFFFFF"/>
+              <w:spacing w:before="240" w:after="240" w:line="240" w:lineRule="auto"/>
+              <w:rPr>
+                <w:rFonts w:ascii="Times New Roman" w:eastAsia="Times New Roman" w:hAnsi="Times New Roman" w:cs="Times New Roman"/>
+                <w:color w:val="0F1115"/>
+                <w:sz w:val="28"/>
+                <w:szCs w:val="24"/>
+                <w:lang w:eastAsia="ru-RU"/>
+              </w:rPr>
+            </w:pPr>
+            <w:r>
+              <w:rPr>
+                <w:rFonts w:ascii="Times New Roman" w:eastAsia="Times New Roman" w:hAnsi="Times New Roman" w:cs="Times New Roman"/>
+                <w:color w:val="0F1115"/>
+                <w:sz w:val="28"/>
+                <w:szCs w:val="24"/>
+                <w:lang w:eastAsia="ru-RU"/>
+              </w:rPr>
+              <w:t>PC</w:t>
+            </w:r>
+          </w:p>
+        </w:tc>
+        <w:tc>
+          <w:tcPr>
+            <w:tcW w:w="0" w:type="auto"/>
+            <w:tcMar>
+              <w:top w:w="150" w:type="dxa"/>
+              <w:left w:w="240" w:type="dxa"/>
+              <w:bottom w:w="150" w:type="dxa"/>
+              <w:right w:w="0" w:type="dxa"/>
+            </w:tcMar>
+            <w:vAlign w:val="center"/>
+            <w:hideMark/>
+          </w:tcPr>
+          <w:p>
+            <w:pPr>
+              <w:shd w:val="clear" w:color="auto" w:fill="FFFFFF"/>
+              <w:spacing w:before="240" w:after="240" w:line="240" w:lineRule="auto"/>
+              <w:rPr>
+                <w:rFonts w:ascii="Times New Roman" w:eastAsia="Times New Roman" w:hAnsi="Times New Roman" w:cs="Times New Roman"/>
+                <w:color w:val="0F1115"/>
+                <w:sz w:val="28"/>
+                <w:szCs w:val="24"/>
+                <w:lang w:eastAsia="ru-RU"/>
+              </w:rPr>
+            </w:pPr>
+            <w:r>
+              <w:rPr>
+                <w:rFonts w:ascii="Times New Roman" w:eastAsia="Times New Roman" w:hAnsi="Times New Roman" w:cs="Times New Roman"/>
+                <w:color w:val="0F1115"/>
+                <w:sz w:val="28"/>
+                <w:szCs w:val="24"/>
+                <w:lang w:eastAsia="ru-RU"/>
+              </w:rPr>
+              <w:t>Ориентирован на профессиональную аудиторию, сложное управление, требует мощного оборудования, не предназначен для обучения школьников</w:t>
+            </w:r>
+          </w:p>
+        </w:tc>
+      </w:tr>
+      <w:tr>
+        <w:tc>
+          <w:tcPr>
+            <w:tcW w:w="0" w:type="auto"/>
+            <w:tcMar>
+              <w:top w:w="150" w:type="dxa"/>
+              <w:left w:w="0" w:type="dxa"/>
+              <w:bottom w:w="150" w:type="dxa"/>
+              <w:right w:w="240" w:type="dxa"/>
+            </w:tcMar>
+            <w:vAlign w:val="center"/>
+            <w:hideMark/>
+          </w:tcPr>
+          <w:p>
+            <w:pPr>
+              <w:shd w:val="clear" w:color="auto" w:fill="FFFFFF"/>
+              <w:spacing w:before="240" w:after="240" w:line="240" w:lineRule="auto"/>
+              <w:rPr>
+                <w:rFonts w:ascii="Times New Roman" w:eastAsia="Times New Roman" w:hAnsi="Times New Roman" w:cs="Times New Roman"/>
+                <w:color w:val="0F1115"/>
+                <w:sz w:val="28"/>
+                <w:szCs w:val="24"/>
+                <w:lang w:eastAsia="ru-RU"/>
+              </w:rPr>
+            </w:pPr>
+            <w:proofErr w:type="spellStart"/>
+            <w:r>
+              <w:rPr>
+                <w:rFonts w:ascii="Times New Roman" w:eastAsia="Times New Roman" w:hAnsi="Times New Roman" w:cs="Times New Roman"/>
+                <w:b/>
+                <w:bCs/>
+                <w:color w:val="0F1115"/>
+                <w:sz w:val="28"/>
+                <w:szCs w:val="24"/>
+                <w:lang w:eastAsia="ru-RU"/>
+              </w:rPr>
+              <w:t>Kerbal</w:t>
+            </w:r>
+            <w:proofErr w:type="spellEnd"/>
+            <w:r>
+              <w:rPr>
+                <w:rFonts w:ascii="Times New Roman" w:eastAsia="Times New Roman" w:hAnsi="Times New Roman" w:cs="Times New Roman"/>
+                <w:b/>
+                <w:bCs/>
+                <w:color w:val="0F1115"/>
+                <w:sz w:val="28"/>
+                <w:szCs w:val="24"/>
+                <w:lang w:eastAsia="ru-RU"/>
+              </w:rPr>
+              <w:t xml:space="preserve"> </w:t>
+            </w:r>
+            <w:proofErr w:type="spellStart"/>
+            <w:r>
+              <w:rPr>
+                <w:rFonts w:ascii="Times New Roman" w:eastAsia="Times New Roman" w:hAnsi="Times New Roman" w:cs="Times New Roman"/>
+                <w:b/>
+                <w:bCs/>
+                <w:color w:val="0F1115"/>
+                <w:sz w:val="28"/>
+                <w:szCs w:val="24"/>
+                <w:lang w:eastAsia="ru-RU"/>
+              </w:rPr>
+              <w:t>Space</w:t>
+            </w:r>
+            <w:proofErr w:type="spellEnd"/>
+            <w:r>
+              <w:rPr>
+                <w:rFonts w:ascii="Times New Roman" w:eastAsia="Times New Roman" w:hAnsi="Times New Roman" w:cs="Times New Roman"/>
+                <w:b/>
+                <w:bCs/>
+                <w:color w:val="0F1115"/>
+                <w:sz w:val="28"/>
+                <w:szCs w:val="24"/>
+                <w:lang w:eastAsia="ru-RU"/>
+              </w:rPr>
+              <w:t xml:space="preserve"> </w:t>
+            </w:r>
+            <w:proofErr w:type="spellStart"/>
+            <w:r>
+              <w:rPr>
+                <w:rFonts w:ascii="Times New Roman" w:eastAsia="Times New Roman" w:hAnsi="Times New Roman" w:cs="Times New Roman"/>
+                <w:b/>
+                <w:bCs/>
+                <w:color w:val="0F1115"/>
+                <w:sz w:val="28"/>
+                <w:szCs w:val="24"/>
+                <w:lang w:eastAsia="ru-RU"/>
+              </w:rPr>
+              <w:t>Program</w:t>
+            </w:r>
+            <w:proofErr w:type="spellEnd"/>
+          </w:p>
+        </w:tc>
+        <w:tc>
+          <w:tcPr>
+            <w:tcW w:w="0" w:type="auto"/>
+            <w:tcMar>
+              <w:top w:w="150" w:type="dxa"/>
+              <w:left w:w="240" w:type="dxa"/>
+              <w:bottom w:w="150" w:type="dxa"/>
+              <w:right w:w="240" w:type="dxa"/>
+            </w:tcMar>
+            <w:vAlign w:val="center"/>
+            <w:hideMark/>
+          </w:tcPr>
+          <w:p>
+            <w:pPr>
+              <w:shd w:val="clear" w:color="auto" w:fill="FFFFFF"/>
+              <w:spacing w:before="240" w:after="240" w:line="240" w:lineRule="auto"/>
+              <w:rPr>
+                <w:rFonts w:ascii="Times New Roman" w:eastAsia="Times New Roman" w:hAnsi="Times New Roman" w:cs="Times New Roman"/>
+                <w:color w:val="0F1115"/>
+                <w:sz w:val="28"/>
+                <w:szCs w:val="24"/>
+                <w:lang w:eastAsia="ru-RU"/>
+              </w:rPr>
+            </w:pPr>
+            <w:r>
+              <w:rPr>
+                <w:rFonts w:ascii="Times New Roman" w:eastAsia="Times New Roman" w:hAnsi="Times New Roman" w:cs="Times New Roman"/>
+                <w:color w:val="0F1115"/>
+                <w:sz w:val="28"/>
+                <w:szCs w:val="24"/>
+                <w:lang w:eastAsia="ru-RU"/>
+              </w:rPr>
+              <w:t>PC</w:t>
+            </w:r>
+          </w:p>
+        </w:tc>
+        <w:tc>
+          <w:tcPr>
+            <w:tcW w:w="0" w:type="auto"/>
+            <w:tcMar>
+              <w:top w:w="150" w:type="dxa"/>
+              <w:left w:w="240" w:type="dxa"/>
+              <w:bottom w:w="150" w:type="dxa"/>
+              <w:right w:w="0" w:type="dxa"/>
+            </w:tcMar>
+            <w:vAlign w:val="center"/>
+            <w:hideMark/>
+          </w:tcPr>
+          <w:p>
+            <w:pPr>
+              <w:shd w:val="clear" w:color="auto" w:fill="FFFFFF"/>
+              <w:spacing w:before="240" w:after="240" w:line="240" w:lineRule="auto"/>
+              <w:rPr>
+                <w:rFonts w:ascii="Times New Roman" w:eastAsia="Times New Roman" w:hAnsi="Times New Roman" w:cs="Times New Roman"/>
+                <w:color w:val="0F1115"/>
+                <w:sz w:val="28"/>
+                <w:szCs w:val="24"/>
+                <w:lang w:eastAsia="ru-RU"/>
+              </w:rPr>
+            </w:pPr>
+            <w:r>
+              <w:rPr>
+                <w:rFonts w:ascii="Times New Roman" w:eastAsia="Times New Roman" w:hAnsi="Times New Roman" w:cs="Times New Roman"/>
+                <w:color w:val="0F1115"/>
+                <w:sz w:val="28"/>
+                <w:szCs w:val="24"/>
+                <w:lang w:eastAsia="ru-RU"/>
+              </w:rPr>
+              <w:t>Сложная физика орбитальной механики, высокий порог входа, не фокусируется на воздухоплавании</w:t>
+            </w:r>
+          </w:p>
+        </w:tc>
+      </w:tr>
+      <w:tr>
+        <w:tc>
+          <w:tcPr>
+            <w:tcW w:w="0" w:type="auto"/>
+            <w:tcMar>
+              <w:top w:w="150" w:type="dxa"/>
+              <w:left w:w="0" w:type="dxa"/>
+              <w:bottom w:w="150" w:type="dxa"/>
+              <w:right w:w="240" w:type="dxa"/>
+            </w:tcMar>
+            <w:vAlign w:val="center"/>
+            <w:hideMark/>
+          </w:tcPr>
+          <w:p>
+            <w:pPr>
+              <w:shd w:val="clear" w:color="auto" w:fill="FFFFFF"/>
+              <w:spacing w:before="240" w:after="240" w:line="240" w:lineRule="auto"/>
+              <w:rPr>
+                <w:rFonts w:ascii="Times New Roman" w:eastAsia="Times New Roman" w:hAnsi="Times New Roman" w:cs="Times New Roman"/>
+                <w:color w:val="0F1115"/>
+                <w:sz w:val="28"/>
+                <w:szCs w:val="24"/>
+                <w:lang w:eastAsia="ru-RU"/>
+              </w:rPr>
+            </w:pPr>
+            <w:proofErr w:type="spellStart"/>
+            <w:r>
+              <w:rPr>
+                <w:rFonts w:ascii="Times New Roman" w:eastAsia="Times New Roman" w:hAnsi="Times New Roman" w:cs="Times New Roman"/>
+                <w:b/>
+                <w:bCs/>
+                <w:color w:val="0F1115"/>
+                <w:sz w:val="28"/>
+                <w:szCs w:val="24"/>
+                <w:lang w:eastAsia="ru-RU"/>
+              </w:rPr>
+              <w:t>Simple</w:t>
+            </w:r>
+            <w:proofErr w:type="spellEnd"/>
+            <w:r>
+              <w:rPr>
+                <w:rFonts w:ascii="Times New Roman" w:eastAsia="Times New Roman" w:hAnsi="Times New Roman" w:cs="Times New Roman"/>
+                <w:b/>
+                <w:bCs/>
+                <w:color w:val="0F1115"/>
+                <w:sz w:val="28"/>
+                <w:szCs w:val="24"/>
+                <w:lang w:eastAsia="ru-RU"/>
+              </w:rPr>
+              <w:t xml:space="preserve"> </w:t>
+            </w:r>
+            <w:proofErr w:type="spellStart"/>
+            <w:r>
+              <w:rPr>
+                <w:rFonts w:ascii="Times New Roman" w:eastAsia="Times New Roman" w:hAnsi="Times New Roman" w:cs="Times New Roman"/>
+                <w:b/>
+                <w:bCs/>
+                <w:color w:val="0F1115"/>
+                <w:sz w:val="28"/>
+                <w:szCs w:val="24"/>
+                <w:lang w:eastAsia="ru-RU"/>
+              </w:rPr>
+              <w:t>Planes</w:t>
+            </w:r>
+            <w:proofErr w:type="spellEnd"/>
+          </w:p>
+        </w:tc>
+        <w:tc>
+          <w:tcPr>
+            <w:tcW w:w="0" w:type="auto"/>
+            <w:tcMar>
+              <w:top w:w="150" w:type="dxa"/>
+              <w:left w:w="240" w:type="dxa"/>
+              <w:bottom w:w="150" w:type="dxa"/>
+              <w:right w:w="240" w:type="dxa"/>
+            </w:tcMar>
+            <w:vAlign w:val="center"/>
+            <w:hideMark/>
+          </w:tcPr>
+          <w:p>
+            <w:pPr>
+              <w:shd w:val="clear" w:color="auto" w:fill="FFFFFF"/>
+              <w:spacing w:before="240" w:after="240" w:line="240" w:lineRule="auto"/>
+              <w:rPr>
+                <w:rFonts w:ascii="Times New Roman" w:eastAsia="Times New Roman" w:hAnsi="Times New Roman" w:cs="Times New Roman"/>
+                <w:color w:val="0F1115"/>
+                <w:sz w:val="28"/>
+                <w:szCs w:val="24"/>
+                <w:lang w:eastAsia="ru-RU"/>
+              </w:rPr>
+            </w:pPr>
+            <w:r>
+              <w:rPr>
+                <w:rFonts w:ascii="Times New Roman" w:eastAsia="Times New Roman" w:hAnsi="Times New Roman" w:cs="Times New Roman"/>
+                <w:color w:val="0F1115"/>
+                <w:sz w:val="28"/>
+                <w:szCs w:val="24"/>
+                <w:lang w:eastAsia="ru-RU"/>
+              </w:rPr>
+              <w:t xml:space="preserve">PC, </w:t>
+            </w:r>
+            <w:proofErr w:type="spellStart"/>
+            <w:r>
+              <w:rPr>
+                <w:rFonts w:ascii="Times New Roman" w:eastAsia="Times New Roman" w:hAnsi="Times New Roman" w:cs="Times New Roman"/>
+                <w:color w:val="0F1115"/>
+                <w:sz w:val="28"/>
+                <w:szCs w:val="24"/>
+                <w:lang w:eastAsia="ru-RU"/>
+              </w:rPr>
+              <w:t>Mobile</w:t>
+            </w:r>
+            <w:proofErr w:type="spellEnd"/>
+          </w:p>
+        </w:tc>
+        <w:tc>
+          <w:tcPr>
+            <w:tcW w:w="0" w:type="auto"/>
+            <w:tcMar>
+              <w:top w:w="150" w:type="dxa"/>
+              <w:left w:w="240" w:type="dxa"/>
+              <w:bottom w:w="150" w:type="dxa"/>
+              <w:right w:w="0" w:type="dxa"/>
+            </w:tcMar>
+            <w:vAlign w:val="center"/>
+            <w:hideMark/>
+          </w:tcPr>
+          <w:p>
+            <w:pPr>
+              <w:shd w:val="clear" w:color="auto" w:fill="FFFFFF"/>
+              <w:spacing w:before="240" w:after="240" w:line="240" w:lineRule="auto"/>
+              <w:rPr>
+                <w:rFonts w:ascii="Times New Roman" w:eastAsia="Times New Roman" w:hAnsi="Times New Roman" w:cs="Times New Roman"/>
+                <w:color w:val="0F1115"/>
+                <w:sz w:val="28"/>
+                <w:szCs w:val="24"/>
+                <w:lang w:eastAsia="ru-RU"/>
+              </w:rPr>
+            </w:pPr>
+            <w:r>
+              <w:rPr>
+                <w:rFonts w:ascii="Times New Roman" w:eastAsia="Times New Roman" w:hAnsi="Times New Roman" w:cs="Times New Roman"/>
+                <w:color w:val="0F1115"/>
+                <w:sz w:val="28"/>
+                <w:szCs w:val="24"/>
+                <w:lang w:eastAsia="ru-RU"/>
+              </w:rPr>
+              <w:t>Упор на конструирование, а не на обучение физике, интерфейс на английском языке</w:t>
+            </w:r>
+          </w:p>
+        </w:tc>
+      </w:tr>
+      <w:tr>
+        <w:tc>
+          <w:tcPr>
+            <w:tcW w:w="0" w:type="auto"/>
+            <w:tcMar>
+              <w:top w:w="150" w:type="dxa"/>
+              <w:left w:w="0" w:type="dxa"/>
+              <w:bottom w:w="150" w:type="dxa"/>
+              <w:right w:w="240" w:type="dxa"/>
+            </w:tcMar>
+            <w:vAlign w:val="center"/>
+            <w:hideMark/>
+          </w:tcPr>
+          <w:p>
+            <w:pPr>
+              <w:shd w:val="clear" w:color="auto" w:fill="FFFFFF"/>
+              <w:spacing w:before="240" w:after="240" w:line="240" w:lineRule="auto"/>
+              <w:rPr>
+                <w:rFonts w:ascii="Times New Roman" w:eastAsia="Times New Roman" w:hAnsi="Times New Roman" w:cs="Times New Roman"/>
+                <w:color w:val="0F1115"/>
+                <w:sz w:val="28"/>
+                <w:szCs w:val="24"/>
+                <w:lang w:eastAsia="ru-RU"/>
+              </w:rPr>
+            </w:pPr>
+            <w:r>
+              <w:rPr>
+                <w:rFonts w:ascii="Times New Roman" w:eastAsia="Times New Roman" w:hAnsi="Times New Roman" w:cs="Times New Roman"/>
+                <w:b/>
+                <w:bCs/>
+                <w:color w:val="0F1115"/>
+                <w:sz w:val="28"/>
+                <w:szCs w:val="24"/>
+                <w:lang w:eastAsia="ru-RU"/>
+              </w:rPr>
+              <w:t>Воздушный шар (</w:t>
+            </w:r>
+            <w:proofErr w:type="spellStart"/>
+            <w:r>
+              <w:rPr>
+                <w:rFonts w:ascii="Times New Roman" w:eastAsia="Times New Roman" w:hAnsi="Times New Roman" w:cs="Times New Roman"/>
+                <w:b/>
+                <w:bCs/>
+                <w:color w:val="0F1115"/>
+                <w:sz w:val="28"/>
+                <w:szCs w:val="24"/>
+                <w:lang w:eastAsia="ru-RU"/>
+              </w:rPr>
+              <w:t>Flash</w:t>
+            </w:r>
+            <w:proofErr w:type="spellEnd"/>
+            <w:r>
+              <w:rPr>
+                <w:rFonts w:ascii="Times New Roman" w:eastAsia="Times New Roman" w:hAnsi="Times New Roman" w:cs="Times New Roman"/>
+                <w:b/>
+                <w:bCs/>
+                <w:color w:val="0F1115"/>
+                <w:sz w:val="28"/>
+                <w:szCs w:val="24"/>
+                <w:lang w:eastAsia="ru-RU"/>
+              </w:rPr>
+              <w:t>-игры)</w:t>
+            </w:r>
+          </w:p>
+        </w:tc>
+        <w:tc>
+          <w:tcPr>
+            <w:tcW w:w="0" w:type="auto"/>
+            <w:tcMar>
+              <w:top w:w="150" w:type="dxa"/>
+              <w:left w:w="240" w:type="dxa"/>
+              <w:bottom w:w="150" w:type="dxa"/>
+              <w:right w:w="240" w:type="dxa"/>
+            </w:tcMar>
+            <w:vAlign w:val="center"/>
+            <w:hideMark/>
+          </w:tcPr>
+          <w:p>
+            <w:pPr>
+              <w:shd w:val="clear" w:color="auto" w:fill="FFFFFF"/>
+              <w:spacing w:before="240" w:after="240" w:line="240" w:lineRule="auto"/>
+              <w:rPr>
+                <w:rFonts w:ascii="Times New Roman" w:eastAsia="Times New Roman" w:hAnsi="Times New Roman" w:cs="Times New Roman"/>
+                <w:color w:val="0F1115"/>
+                <w:sz w:val="28"/>
+                <w:szCs w:val="24"/>
+                <w:lang w:eastAsia="ru-RU"/>
+              </w:rPr>
+            </w:pPr>
+            <w:r>
+              <w:rPr>
+                <w:rFonts w:ascii="Times New Roman" w:eastAsia="Times New Roman" w:hAnsi="Times New Roman" w:cs="Times New Roman"/>
+                <w:color w:val="0F1115"/>
+                <w:sz w:val="28"/>
+                <w:szCs w:val="24"/>
+                <w:lang w:eastAsia="ru-RU"/>
+              </w:rPr>
+              <w:t>Веб</w:t>
+            </w:r>
+          </w:p>
+        </w:tc>
+        <w:tc>
+          <w:tcPr>
+            <w:tcW w:w="0" w:type="auto"/>
+            <w:tcMar>
+              <w:top w:w="150" w:type="dxa"/>
+              <w:left w:w="240" w:type="dxa"/>
+              <w:bottom w:w="150" w:type="dxa"/>
+              <w:right w:w="0" w:type="dxa"/>
+            </w:tcMar>
+            <w:vAlign w:val="center"/>
+            <w:hideMark/>
+          </w:tcPr>
+          <w:p>
+            <w:pPr>
+              <w:shd w:val="clear" w:color="auto" w:fill="FFFFFF"/>
+              <w:spacing w:before="240" w:after="240" w:line="240" w:lineRule="auto"/>
+              <w:rPr>
+                <w:rFonts w:ascii="Times New Roman" w:eastAsia="Times New Roman" w:hAnsi="Times New Roman" w:cs="Times New Roman"/>
+                <w:color w:val="0F1115"/>
+                <w:sz w:val="28"/>
+                <w:szCs w:val="24"/>
+                <w:lang w:eastAsia="ru-RU"/>
+              </w:rPr>
+            </w:pPr>
+            <w:r>
+              <w:rPr>
+                <w:rFonts w:ascii="Times New Roman" w:eastAsia="Times New Roman" w:hAnsi="Times New Roman" w:cs="Times New Roman"/>
+                <w:color w:val="0F1115"/>
+                <w:sz w:val="28"/>
+                <w:szCs w:val="24"/>
+                <w:lang w:eastAsia="ru-RU"/>
+              </w:rPr>
+              <w:t xml:space="preserve">Устаревшие технологии, отсутствие образовательной составляющей, не работают без </w:t>
+            </w:r>
+            <w:proofErr w:type="spellStart"/>
+            <w:r>
+              <w:rPr>
+                <w:rFonts w:ascii="Times New Roman" w:eastAsia="Times New Roman" w:hAnsi="Times New Roman" w:cs="Times New Roman"/>
+                <w:color w:val="0F1115"/>
+                <w:sz w:val="28"/>
+                <w:szCs w:val="24"/>
+                <w:lang w:eastAsia="ru-RU"/>
+              </w:rPr>
+              <w:t>Flash</w:t>
+            </w:r>
+            <w:proofErr w:type="spellEnd"/>
+          </w:p>
+        </w:tc>
+      </w:tr>
+    </w:tbl>
+    <w:p>
+      <w:pPr>
+        <w:shd w:val="clear" w:color="auto" w:fill="FFFFFF"/>
+        <w:spacing w:before="240" w:after="240" w:line="240" w:lineRule="auto"/>
+        <w:rPr>
+          <w:rFonts w:ascii="Times New Roman" w:eastAsia="Times New Roman" w:hAnsi="Times New Roman" w:cs="Times New Roman"/>
+          <w:color w:val="0F1115"/>
+          <w:sz w:val="28"/>
+          <w:szCs w:val="24"/>
+          <w:lang w:eastAsia="ru-RU"/>
+        </w:rPr>
+      </w:pPr>
+      <w:r>
+        <w:rPr>
+          <w:rFonts w:ascii="Times New Roman" w:eastAsia="Times New Roman" w:hAnsi="Times New Roman" w:cs="Times New Roman"/>
+          <w:bCs/>
+          <w:sz w:val="28"/>
+          <w:szCs w:val="24"/>
+          <w:lang w:eastAsia="ru-RU"/>
+        </w:rPr>
+        <w:t>Отличие данного проекта:</w:t>
+      </w:r>
+    </w:p>
+    <w:p>
+      <w:pPr>
+        <w:pStyle w:val="ac"/>
+        <w:numPr>
+          <w:ilvl w:val="0"/>
+          <w:numId w:val="20"/>
+        </w:numPr>
+        <w:shd w:val="clear" w:color="auto" w:fill="FFFFFF"/>
+        <w:spacing w:before="240" w:after="240" w:line="240" w:lineRule="auto"/>
+        <w:rPr>
+          <w:rFonts w:ascii="Times New Roman" w:eastAsia="Times New Roman" w:hAnsi="Times New Roman" w:cs="Times New Roman"/>
+          <w:color w:val="0F1115"/>
+          <w:sz w:val="28"/>
+          <w:szCs w:val="24"/>
+          <w:lang w:eastAsia="ru-RU"/>
+        </w:rPr>
+      </w:pPr>
+      <w:r>
+        <w:rPr>
+          <w:rFonts w:ascii="Times New Roman" w:eastAsia="Times New Roman" w:hAnsi="Times New Roman" w:cs="Times New Roman"/>
+          <w:color w:val="0F1115"/>
+          <w:sz w:val="28"/>
+          <w:szCs w:val="24"/>
+          <w:lang w:eastAsia="ru-RU"/>
+        </w:rPr>
+        <w:t>В отличие от перечисленных аналогов, разработанная игра:</w:t>
+      </w:r>
+    </w:p>
+    <w:p>
+      <w:pPr>
+        <w:pStyle w:val="ac"/>
+        <w:numPr>
+          <w:ilvl w:val="0"/>
+          <w:numId w:val="20"/>
+        </w:numPr>
+        <w:shd w:val="clear" w:color="auto" w:fill="FFFFFF"/>
+        <w:spacing w:before="240" w:after="240" w:line="240" w:lineRule="auto"/>
+        <w:rPr>
+          <w:rFonts w:ascii="Times New Roman" w:eastAsia="Times New Roman" w:hAnsi="Times New Roman" w:cs="Times New Roman"/>
+          <w:color w:val="0F1115"/>
+          <w:sz w:val="28"/>
+          <w:szCs w:val="24"/>
+          <w:lang w:eastAsia="ru-RU"/>
+        </w:rPr>
+      </w:pPr>
+      <w:r>
+        <w:rPr>
+          <w:rFonts w:ascii="Times New Roman" w:eastAsia="Times New Roman" w:hAnsi="Times New Roman" w:cs="Times New Roman"/>
+          <w:color w:val="0F1115"/>
+          <w:sz w:val="28"/>
+          <w:szCs w:val="24"/>
+          <w:lang w:eastAsia="ru-RU"/>
+        </w:rPr>
+        <w:t>Ориентирована </w:t>
+      </w:r>
+      <w:r>
+        <w:rPr>
+          <w:rFonts w:ascii="Times New Roman" w:eastAsia="Times New Roman" w:hAnsi="Times New Roman" w:cs="Times New Roman"/>
+          <w:bCs/>
+          <w:i/>
+          <w:sz w:val="28"/>
+          <w:szCs w:val="24"/>
+          <w:lang w:eastAsia="ru-RU"/>
+        </w:rPr>
+        <w:t>исключительно на обучение</w:t>
+      </w:r>
+      <w:r>
+        <w:rPr>
+          <w:rFonts w:ascii="Times New Roman" w:eastAsia="Times New Roman" w:hAnsi="Times New Roman" w:cs="Times New Roman"/>
+          <w:color w:val="0F1115"/>
+          <w:sz w:val="28"/>
+          <w:szCs w:val="24"/>
+          <w:lang w:eastAsia="ru-RU"/>
+        </w:rPr>
+        <w:t> (физика, история, устройство шара)</w:t>
+      </w:r>
+    </w:p>
+    <w:p>
+      <w:pPr>
+        <w:pStyle w:val="ac"/>
+        <w:numPr>
+          <w:ilvl w:val="0"/>
+          <w:numId w:val="20"/>
+        </w:numPr>
+        <w:shd w:val="clear" w:color="auto" w:fill="FFFFFF"/>
+        <w:spacing w:before="240" w:after="240" w:line="240" w:lineRule="auto"/>
+        <w:rPr>
+          <w:rFonts w:ascii="Times New Roman" w:eastAsia="Times New Roman" w:hAnsi="Times New Roman" w:cs="Times New Roman"/>
+          <w:color w:val="0F1115"/>
+          <w:sz w:val="28"/>
+          <w:szCs w:val="24"/>
+          <w:lang w:eastAsia="ru-RU"/>
+        </w:rPr>
+      </w:pPr>
+      <w:r>
+        <w:rPr>
+          <w:rFonts w:ascii="Times New Roman" w:eastAsia="Times New Roman" w:hAnsi="Times New Roman" w:cs="Times New Roman"/>
+          <w:color w:val="0F1115"/>
+          <w:sz w:val="28"/>
+          <w:szCs w:val="24"/>
+          <w:lang w:eastAsia="ru-RU"/>
+        </w:rPr>
+        <w:t>Имеет </w:t>
+      </w:r>
+      <w:r>
+        <w:rPr>
+          <w:rFonts w:ascii="Times New Roman" w:eastAsia="Times New Roman" w:hAnsi="Times New Roman" w:cs="Times New Roman"/>
+          <w:bCs/>
+          <w:i/>
+          <w:sz w:val="28"/>
+          <w:szCs w:val="24"/>
+          <w:lang w:eastAsia="ru-RU"/>
+        </w:rPr>
+        <w:t>понятный интерфейс</w:t>
+      </w:r>
+      <w:r>
+        <w:rPr>
+          <w:rFonts w:ascii="Times New Roman" w:eastAsia="Times New Roman" w:hAnsi="Times New Roman" w:cs="Times New Roman"/>
+          <w:color w:val="0F1115"/>
+          <w:sz w:val="28"/>
+          <w:szCs w:val="24"/>
+          <w:lang w:eastAsia="ru-RU"/>
+        </w:rPr>
+        <w:t> и пошаговое обучение</w:t>
+      </w:r>
+    </w:p>
+    <w:p>
+      <w:pPr>
+        <w:pStyle w:val="ac"/>
+        <w:numPr>
+          <w:ilvl w:val="0"/>
+          <w:numId w:val="20"/>
+        </w:numPr>
+        <w:shd w:val="clear" w:color="auto" w:fill="FFFFFF"/>
+        <w:spacing w:before="240" w:after="240" w:line="240" w:lineRule="auto"/>
+        <w:rPr>
+          <w:rFonts w:ascii="Times New Roman" w:eastAsia="Times New Roman" w:hAnsi="Times New Roman" w:cs="Times New Roman"/>
+          <w:color w:val="0F1115"/>
+          <w:sz w:val="28"/>
+          <w:szCs w:val="24"/>
+          <w:lang w:eastAsia="ru-RU"/>
+        </w:rPr>
+      </w:pPr>
+      <w:r>
+        <w:rPr>
+          <w:rFonts w:ascii="Times New Roman" w:eastAsia="Times New Roman" w:hAnsi="Times New Roman" w:cs="Times New Roman"/>
+          <w:color w:val="0F1115"/>
+          <w:sz w:val="28"/>
+          <w:szCs w:val="24"/>
+          <w:lang w:eastAsia="ru-RU"/>
+        </w:rPr>
+        <w:t xml:space="preserve">Не требует мощного оборудования (работает на любом ПК с </w:t>
+      </w:r>
+      <w:proofErr w:type="spellStart"/>
+      <w:r>
+        <w:rPr>
+          <w:rFonts w:ascii="Times New Roman" w:eastAsia="Times New Roman" w:hAnsi="Times New Roman" w:cs="Times New Roman"/>
+          <w:color w:val="0F1115"/>
+          <w:sz w:val="28"/>
+          <w:szCs w:val="24"/>
+          <w:lang w:eastAsia="ru-RU"/>
+        </w:rPr>
+        <w:t>Python</w:t>
+      </w:r>
+      <w:proofErr w:type="spellEnd"/>
+      <w:r>
+        <w:rPr>
+          <w:rFonts w:ascii="Times New Roman" w:eastAsia="Times New Roman" w:hAnsi="Times New Roman" w:cs="Times New Roman"/>
+          <w:color w:val="0F1115"/>
+          <w:sz w:val="28"/>
+          <w:szCs w:val="24"/>
+          <w:lang w:eastAsia="ru-RU"/>
+        </w:rPr>
+        <w:t>)</w:t>
+      </w:r>
+    </w:p>
+    <w:p>
+      <w:pPr>
+        <w:pStyle w:val="ac"/>
+        <w:numPr>
+          <w:ilvl w:val="0"/>
+          <w:numId w:val="20"/>
+        </w:numPr>
+        <w:shd w:val="clear" w:color="auto" w:fill="FFFFFF"/>
+        <w:spacing w:before="240" w:after="240" w:line="240" w:lineRule="auto"/>
+        <w:rPr>
+          <w:rFonts w:ascii="Times New Roman" w:eastAsia="Times New Roman" w:hAnsi="Times New Roman" w:cs="Times New Roman"/>
+          <w:color w:val="0F1115"/>
+          <w:sz w:val="28"/>
+          <w:szCs w:val="24"/>
+          <w:lang w:eastAsia="ru-RU"/>
+        </w:rPr>
+      </w:pPr>
+      <w:r>
+        <w:rPr>
+          <w:rFonts w:ascii="Times New Roman" w:eastAsia="Times New Roman" w:hAnsi="Times New Roman" w:cs="Times New Roman"/>
+          <w:color w:val="0F1115"/>
+          <w:sz w:val="28"/>
+          <w:szCs w:val="24"/>
+          <w:lang w:eastAsia="ru-RU"/>
+        </w:rPr>
+        <w:t>Содержит </w:t>
+      </w:r>
+      <w:r>
+        <w:rPr>
+          <w:rFonts w:ascii="Times New Roman" w:eastAsia="Times New Roman" w:hAnsi="Times New Roman" w:cs="Times New Roman"/>
+          <w:bCs/>
+          <w:i/>
+          <w:sz w:val="28"/>
+          <w:szCs w:val="24"/>
+          <w:lang w:eastAsia="ru-RU"/>
+        </w:rPr>
+        <w:t>мини-игру для закрепления материала</w:t>
+      </w:r>
+    </w:p>
+    <w:p>
+      <w:pPr>
+        <w:pStyle w:val="ac"/>
+        <w:numPr>
+          <w:ilvl w:val="0"/>
+          <w:numId w:val="20"/>
+        </w:numPr>
+        <w:shd w:val="clear" w:color="auto" w:fill="FFFFFF"/>
+        <w:spacing w:before="240" w:after="240" w:line="240" w:lineRule="auto"/>
+        <w:rPr>
+          <w:rFonts w:ascii="Times New Roman" w:eastAsia="Times New Roman" w:hAnsi="Times New Roman" w:cs="Times New Roman"/>
+          <w:color w:val="0F1115"/>
+          <w:sz w:val="28"/>
+          <w:szCs w:val="24"/>
+          <w:lang w:eastAsia="ru-RU"/>
+        </w:rPr>
+      </w:pPr>
+      <w:r>
+        <w:rPr>
+          <w:rFonts w:ascii="Times New Roman" w:eastAsia="Times New Roman" w:hAnsi="Times New Roman" w:cs="Times New Roman"/>
+          <w:color w:val="0F1115"/>
+          <w:sz w:val="28"/>
+          <w:szCs w:val="24"/>
+          <w:lang w:eastAsia="ru-RU"/>
+        </w:rPr>
+        <w:t>Имеет </w:t>
+      </w:r>
+      <w:r>
+        <w:rPr>
+          <w:rFonts w:ascii="Times New Roman" w:eastAsia="Times New Roman" w:hAnsi="Times New Roman" w:cs="Times New Roman"/>
+          <w:bCs/>
+          <w:i/>
+          <w:sz w:val="28"/>
+          <w:szCs w:val="24"/>
+          <w:lang w:eastAsia="ru-RU"/>
+        </w:rPr>
+        <w:t>открытый исходный код</w:t>
+      </w:r>
+      <w:r>
+        <w:rPr>
+          <w:rFonts w:ascii="Times New Roman" w:eastAsia="Times New Roman" w:hAnsi="Times New Roman" w:cs="Times New Roman"/>
+          <w:color w:val="0F1115"/>
+          <w:sz w:val="28"/>
+          <w:szCs w:val="24"/>
+          <w:lang w:eastAsia="ru-RU"/>
+        </w:rPr>
+        <w:t>, что позволяет использовать его в образовательных целях</w:t>
+      </w:r>
+    </w:p>
+    <w:p>
+      <w:pPr>
+        <w:shd w:val="clear" w:color="auto" w:fill="FFFFFF"/>
+        <w:spacing w:before="240" w:after="240" w:line="240" w:lineRule="auto"/>
+        <w:rPr>
+          <w:rFonts w:ascii="Times New Roman" w:eastAsia="Times New Roman" w:hAnsi="Times New Roman" w:cs="Times New Roman"/>
+          <w:color w:val="0F1115"/>
+          <w:sz w:val="28"/>
+          <w:szCs w:val="24"/>
+          <w:lang w:eastAsia="ru-RU"/>
+        </w:rPr>
+      </w:pPr>
+      <w:r>
+        <w:rPr>
+          <w:rFonts w:ascii="Times New Roman" w:eastAsia="Times New Roman" w:hAnsi="Times New Roman" w:cs="Times New Roman"/>
+          <w:color w:val="0F1115"/>
+          <w:sz w:val="28"/>
+          <w:szCs w:val="24"/>
+          <w:lang w:eastAsia="ru-RU"/>
+        </w:rPr>
+        <w:lastRenderedPageBreak/>
+        <w:t>Таким образом, проект занимает нишу </w:t>
+      </w:r>
+      <w:r>
+        <w:rPr>
+          <w:rFonts w:ascii="Times New Roman" w:eastAsia="Times New Roman" w:hAnsi="Times New Roman" w:cs="Times New Roman"/>
+          <w:bCs/>
+          <w:i/>
+          <w:sz w:val="28"/>
+          <w:szCs w:val="24"/>
+          <w:lang w:eastAsia="ru-RU"/>
+        </w:rPr>
+        <w:t>доступного обучающего инструмента</w:t>
+      </w:r>
+      <w:r>
+        <w:rPr>
+          <w:rFonts w:ascii="Times New Roman" w:eastAsia="Times New Roman" w:hAnsi="Times New Roman" w:cs="Times New Roman"/>
+          <w:color w:val="0F1115"/>
+          <w:sz w:val="28"/>
+          <w:szCs w:val="24"/>
+          <w:lang w:eastAsia="ru-RU"/>
+        </w:rPr>
+        <w:t> для школьников, в отличие от существующих решений, которые либо слишком сложны, либо не имеют образовательной направленности.</w:t>
+      </w:r>
+    </w:p>
+    <w:p>
+      <w:pPr>
+        <w:pStyle w:val="2"/>
+        <w:rPr>
+          <w:rFonts w:eastAsia="Times New Roman"/>
+          <w:lang w:eastAsia="ru-RU"/>
+        </w:rPr>
+      </w:pPr>
+      <w:bookmarkStart w:id="5" w:name="_Toc225977116"/>
+      <w:r>
+        <w:rPr>
+          <w:rFonts w:eastAsia="Times New Roman"/>
+          <w:lang w:eastAsia="ru-RU"/>
+        </w:rPr>
+        <w:t>2.</w:t>
+      </w:r>
+      <w:r>
+        <w:rPr>
+          <w:rFonts w:eastAsia="Times New Roman"/>
+          <w:lang w:eastAsia="ru-RU"/>
+        </w:rPr>
+        <w:t>4</w:t>
+      </w:r>
+      <w:r>
+        <w:rPr>
+          <w:rFonts w:eastAsia="Times New Roman"/>
+          <w:lang w:eastAsia="ru-RU"/>
+        </w:rPr>
+        <w:t>. Гипотеза</w:t>
+      </w:r>
+      <w:bookmarkEnd w:id="5"/>
+    </w:p>
+    <w:p>
+      <w:pPr>
+        <w:shd w:val="clear" w:color="auto" w:fill="FFFFFF"/>
+        <w:spacing w:before="240" w:after="240" w:line="240" w:lineRule="auto"/>
+        <w:rPr>
+          <w:rFonts w:ascii="Times New Roman" w:eastAsia="Times New Roman" w:hAnsi="Times New Roman" w:cs="Times New Roman"/>
+          <w:color w:val="0F1115"/>
+          <w:sz w:val="28"/>
+          <w:szCs w:val="24"/>
+          <w:lang w:eastAsia="ru-RU"/>
+        </w:rPr>
+      </w:pPr>
+      <w:r>
+        <w:rPr>
+          <w:rFonts w:ascii="Times New Roman" w:eastAsia="Times New Roman" w:hAnsi="Times New Roman" w:cs="Times New Roman"/>
+          <w:bCs/>
+          <w:sz w:val="28"/>
+          <w:szCs w:val="24"/>
+          <w:lang w:eastAsia="ru-RU"/>
+        </w:rPr>
+        <w:t>Гипотеза проекта:</w:t>
+      </w:r>
+    </w:p>
+    <w:p>
+      <w:pPr>
+        <w:shd w:val="clear" w:color="auto" w:fill="FFFFFF"/>
+        <w:spacing w:before="240" w:after="240" w:line="240" w:lineRule="auto"/>
+        <w:rPr>
+          <w:rFonts w:ascii="Times New Roman" w:eastAsia="Times New Roman" w:hAnsi="Times New Roman" w:cs="Times New Roman"/>
+          <w:color w:val="0F1115"/>
+          <w:sz w:val="28"/>
+          <w:szCs w:val="24"/>
+          <w:lang w:eastAsia="ru-RU"/>
+        </w:rPr>
+      </w:pPr>
+      <w:r>
+        <w:rPr>
+          <w:rFonts w:ascii="Times New Roman" w:eastAsia="Times New Roman" w:hAnsi="Times New Roman" w:cs="Times New Roman"/>
+          <w:color w:val="0F1115"/>
+          <w:sz w:val="28"/>
+          <w:szCs w:val="24"/>
+          <w:lang w:eastAsia="ru-RU"/>
+        </w:rPr>
+        <w:t>Если представить физические законы и принципы воздухоплавания в виде интерактивной игры с элементами обучения, то пользователь (школьник) усвоит материал быстрее и эффективнее, чем при изучении традиционных учебников или лекций.</w:t>
+      </w:r>
+    </w:p>
+    <w:p>
+      <w:pPr>
+        <w:shd w:val="clear" w:color="auto" w:fill="FFFFFF"/>
+        <w:spacing w:before="240" w:after="240" w:line="240" w:lineRule="auto"/>
+        <w:rPr>
+          <w:rFonts w:ascii="Times New Roman" w:eastAsia="Times New Roman" w:hAnsi="Times New Roman" w:cs="Times New Roman"/>
+          <w:color w:val="0F1115"/>
+          <w:sz w:val="28"/>
+          <w:szCs w:val="24"/>
+          <w:lang w:eastAsia="ru-RU"/>
+        </w:rPr>
+      </w:pPr>
+      <w:r>
+        <w:rPr>
+          <w:rFonts w:ascii="Times New Roman" w:eastAsia="Times New Roman" w:hAnsi="Times New Roman" w:cs="Times New Roman"/>
+          <w:bCs/>
+          <w:sz w:val="28"/>
+          <w:szCs w:val="24"/>
+          <w:lang w:eastAsia="ru-RU"/>
+        </w:rPr>
+        <w:t>Обоснование гипотезы:</w:t>
+      </w:r>
+    </w:p>
+    <w:p>
+      <w:pPr>
+        <w:pStyle w:val="ac"/>
+        <w:numPr>
+          <w:ilvl w:val="0"/>
+          <w:numId w:val="22"/>
+        </w:numPr>
+        <w:shd w:val="clear" w:color="auto" w:fill="FFFFFF"/>
+        <w:spacing w:before="240" w:after="240" w:line="240" w:lineRule="auto"/>
+        <w:rPr>
+          <w:rFonts w:ascii="Times New Roman" w:eastAsia="Times New Roman" w:hAnsi="Times New Roman" w:cs="Times New Roman"/>
+          <w:color w:val="0F1115"/>
+          <w:sz w:val="28"/>
+          <w:szCs w:val="24"/>
+          <w:lang w:eastAsia="ru-RU"/>
+        </w:rPr>
+      </w:pPr>
+      <w:r>
+        <w:rPr>
+          <w:rFonts w:ascii="Times New Roman" w:eastAsia="Times New Roman" w:hAnsi="Times New Roman" w:cs="Times New Roman"/>
+          <w:color w:val="0F1115"/>
+          <w:sz w:val="28"/>
+          <w:szCs w:val="24"/>
+          <w:lang w:eastAsia="ru-RU"/>
+        </w:rPr>
+        <w:t>Игровая форма подачи материала повышает мотивацию и вовлечённость.</w:t>
+      </w:r>
+    </w:p>
+    <w:p>
+      <w:pPr>
+        <w:pStyle w:val="ac"/>
+        <w:numPr>
+          <w:ilvl w:val="0"/>
+          <w:numId w:val="22"/>
+        </w:numPr>
+        <w:shd w:val="clear" w:color="auto" w:fill="FFFFFF"/>
+        <w:spacing w:before="240" w:after="240" w:line="240" w:lineRule="auto"/>
+        <w:rPr>
+          <w:rFonts w:ascii="Times New Roman" w:eastAsia="Times New Roman" w:hAnsi="Times New Roman" w:cs="Times New Roman"/>
+          <w:color w:val="0F1115"/>
+          <w:sz w:val="28"/>
+          <w:szCs w:val="24"/>
+          <w:lang w:eastAsia="ru-RU"/>
+        </w:rPr>
+      </w:pPr>
+      <w:r>
+        <w:rPr>
+          <w:rFonts w:ascii="Times New Roman" w:eastAsia="Times New Roman" w:hAnsi="Times New Roman" w:cs="Times New Roman"/>
+          <w:color w:val="0F1115"/>
+          <w:sz w:val="28"/>
+          <w:szCs w:val="24"/>
+          <w:lang w:eastAsia="ru-RU"/>
+        </w:rPr>
+        <w:t>Интерактивное управление (кнопки балласта и клапана) позволяет на практике понять, как изменение массы и подъёмной силы влияет на высоту полёта.</w:t>
+      </w:r>
+    </w:p>
+    <w:p>
+      <w:pPr>
+        <w:pStyle w:val="ac"/>
+        <w:numPr>
+          <w:ilvl w:val="0"/>
+          <w:numId w:val="22"/>
+        </w:numPr>
+        <w:shd w:val="clear" w:color="auto" w:fill="FFFFFF"/>
+        <w:spacing w:before="240" w:after="240" w:line="240" w:lineRule="auto"/>
+        <w:rPr>
+          <w:rFonts w:ascii="Times New Roman" w:eastAsia="Times New Roman" w:hAnsi="Times New Roman" w:cs="Times New Roman"/>
+          <w:color w:val="0F1115"/>
+          <w:sz w:val="28"/>
+          <w:szCs w:val="24"/>
+          <w:lang w:eastAsia="ru-RU"/>
+        </w:rPr>
+      </w:pPr>
+      <w:r>
+        <w:rPr>
+          <w:rFonts w:ascii="Times New Roman" w:eastAsia="Times New Roman" w:hAnsi="Times New Roman" w:cs="Times New Roman"/>
+          <w:color w:val="0F1115"/>
+          <w:sz w:val="28"/>
+          <w:szCs w:val="24"/>
+          <w:lang w:eastAsia="ru-RU"/>
+        </w:rPr>
+        <w:t>Система невидимых ветровых зон заставляет пользователя экспериментировать и искать закономерности, что способствует развитию исследовательских навыков.</w:t>
+      </w:r>
+    </w:p>
+    <w:p>
+      <w:pPr>
+        <w:pStyle w:val="ac"/>
+        <w:numPr>
+          <w:ilvl w:val="0"/>
+          <w:numId w:val="22"/>
+        </w:numPr>
+        <w:shd w:val="clear" w:color="auto" w:fill="FFFFFF"/>
+        <w:spacing w:before="240" w:after="240" w:line="240" w:lineRule="auto"/>
+        <w:rPr>
+          <w:rFonts w:ascii="Times New Roman" w:eastAsia="Times New Roman" w:hAnsi="Times New Roman" w:cs="Times New Roman"/>
+          <w:color w:val="0F1115"/>
+          <w:sz w:val="28"/>
+          <w:szCs w:val="24"/>
+          <w:lang w:eastAsia="ru-RU"/>
+        </w:rPr>
+      </w:pPr>
+      <w:r>
+        <w:rPr>
+          <w:rFonts w:ascii="Times New Roman" w:eastAsia="Times New Roman" w:hAnsi="Times New Roman" w:cs="Times New Roman"/>
+          <w:color w:val="0F1115"/>
+          <w:sz w:val="28"/>
+          <w:szCs w:val="24"/>
+          <w:lang w:eastAsia="ru-RU"/>
+        </w:rPr>
+        <w:t>Встроенное обучение и мини-игра обеспечивают многократное повторение ключевой информации.</w:t>
+      </w:r>
+      <w:bookmarkStart w:id="6" w:name="_Toc225977117"/>
+    </w:p>
+    <w:p>
+      <w:pPr>
+        <w:pStyle w:val="2"/>
+      </w:pPr>
+      <w:r>
+        <w:t>2.</w:t>
+      </w:r>
+      <w:r>
+        <w:t>5</w:t>
+      </w:r>
+      <w:r>
+        <w:t>. Методы, использованные в проекте</w:t>
+      </w:r>
+      <w:bookmarkEnd w:id="6"/>
+    </w:p>
+    <w:p>
+      <w:pPr>
+        <w:pStyle w:val="ds-markdown-paragraph"/>
+        <w:shd w:val="clear" w:color="auto" w:fill="FFFFFF"/>
+        <w:spacing w:before="240" w:beforeAutospacing="0" w:after="240" w:afterAutospacing="0"/>
+        <w:rPr>
+          <w:color w:val="0F1115"/>
+          <w:sz w:val="28"/>
+        </w:rPr>
+      </w:pPr>
+      <w:r>
+        <w:rPr>
+          <w:color w:val="0F1115"/>
+          <w:sz w:val="28"/>
+        </w:rPr>
+        <w:t>При разработке проекта были использованы следующие методы:</w:t>
+      </w:r>
+    </w:p>
+    <w:tbl>
+      <w:tblPr>
+        <w:tblW w:w="9135" w:type="dxa"/>
+        <w:tblBorders>
+          <w:top w:val="single" w:sz="4" w:space="0" w:color="auto"/>
+          <w:left w:val="single" w:sz="4" w:space="0" w:color="auto"/>
+          <w:bottom w:val="single" w:sz="4" w:space="0" w:color="auto"/>
+          <w:right w:val="single" w:sz="4" w:space="0" w:color="auto"/>
+          <w:insideH w:val="single" w:sz="4" w:space="0" w:color="auto"/>
+          <w:insideV w:val="single" w:sz="4" w:space="0" w:color="auto"/>
+        </w:tblBorders>
+        <w:tblCellMar>
+          <w:top w:w="15" w:type="dxa"/>
+          <w:left w:w="15" w:type="dxa"/>
+          <w:bottom w:w="15" w:type="dxa"/>
+          <w:right w:w="15" w:type="dxa"/>
+        </w:tblCellMar>
+        <w:tblLook w:val="04A0" w:firstRow="1" w:lastRow="0" w:firstColumn="1" w:lastColumn="0" w:noHBand="0" w:noVBand="1"/>
+      </w:tblPr>
+      <w:tblGrid>
+        <w:gridCol w:w="2998"/>
+        <w:gridCol w:w="6137"/>
+      </w:tblGrid>
+      <w:tr>
+        <w:trPr>
+          <w:tblHeader/>
+        </w:trPr>
+        <w:tc>
+          <w:tcPr>
+            <w:tcW w:w="0" w:type="auto"/>
+            <w:tcMar>
+              <w:top w:w="150" w:type="dxa"/>
+              <w:left w:w="0" w:type="dxa"/>
+              <w:bottom w:w="150" w:type="dxa"/>
+              <w:right w:w="240" w:type="dxa"/>
+            </w:tcMar>
+            <w:vAlign w:val="center"/>
+            <w:hideMark/>
+          </w:tcPr>
+          <w:p>
+            <w:pPr>
+              <w:rPr>
+                <w:rFonts w:ascii="Times New Roman" w:eastAsia="Times New Roman" w:hAnsi="Times New Roman" w:cs="Times New Roman"/>
+                <w:color w:val="0F1115"/>
+                <w:sz w:val="28"/>
+                <w:szCs w:val="24"/>
+                <w:lang w:eastAsia="ru-RU"/>
+              </w:rPr>
+            </w:pPr>
+            <w:r>
+              <w:rPr>
+                <w:rFonts w:ascii="Times New Roman" w:eastAsia="Times New Roman" w:hAnsi="Times New Roman" w:cs="Times New Roman"/>
+                <w:color w:val="0F1115"/>
+                <w:sz w:val="28"/>
+                <w:szCs w:val="24"/>
+                <w:lang w:eastAsia="ru-RU"/>
+              </w:rPr>
+              <w:t>Метод</w:t>
+            </w:r>
+          </w:p>
+        </w:tc>
+        <w:tc>
+          <w:tcPr>
+            <w:tcW w:w="0" w:type="auto"/>
+            <w:tcMar>
+              <w:top w:w="150" w:type="dxa"/>
+              <w:left w:w="240" w:type="dxa"/>
+              <w:bottom w:w="150" w:type="dxa"/>
+              <w:right w:w="240" w:type="dxa"/>
+            </w:tcMar>
+            <w:vAlign w:val="center"/>
+            <w:hideMark/>
+          </w:tcPr>
+          <w:p>
+            <w:pPr>
+              <w:rPr>
+                <w:rFonts w:ascii="Times New Roman" w:eastAsia="Times New Roman" w:hAnsi="Times New Roman" w:cs="Times New Roman"/>
+                <w:color w:val="0F1115"/>
+                <w:sz w:val="28"/>
+                <w:szCs w:val="24"/>
+                <w:lang w:eastAsia="ru-RU"/>
+              </w:rPr>
+            </w:pPr>
+            <w:r>
+              <w:rPr>
+                <w:rFonts w:ascii="Times New Roman" w:eastAsia="Times New Roman" w:hAnsi="Times New Roman" w:cs="Times New Roman"/>
+                <w:color w:val="0F1115"/>
+                <w:sz w:val="28"/>
+                <w:szCs w:val="24"/>
+                <w:lang w:eastAsia="ru-RU"/>
+              </w:rPr>
+              <w:t>Описание</w:t>
+            </w:r>
+          </w:p>
+        </w:tc>
+      </w:tr>
+      <w:tr>
+        <w:tc>
+          <w:tcPr>
+            <w:tcW w:w="0" w:type="auto"/>
+            <w:tcMar>
+              <w:top w:w="150" w:type="dxa"/>
+              <w:left w:w="0" w:type="dxa"/>
+              <w:bottom w:w="150" w:type="dxa"/>
+              <w:right w:w="240" w:type="dxa"/>
+            </w:tcMar>
+            <w:vAlign w:val="center"/>
+            <w:hideMark/>
+          </w:tcPr>
+          <w:p>
+            <w:pPr>
+              <w:rPr>
+                <w:rFonts w:ascii="Times New Roman" w:eastAsia="Times New Roman" w:hAnsi="Times New Roman" w:cs="Times New Roman"/>
+                <w:color w:val="0F1115"/>
+                <w:sz w:val="28"/>
+                <w:szCs w:val="24"/>
+                <w:lang w:eastAsia="ru-RU"/>
+              </w:rPr>
+            </w:pPr>
+            <w:r>
+              <w:rPr>
+                <w:rFonts w:ascii="Times New Roman" w:eastAsia="Times New Roman" w:hAnsi="Times New Roman" w:cs="Times New Roman"/>
+                <w:b/>
+                <w:bCs/>
+                <w:color w:val="0F1115"/>
+                <w:sz w:val="28"/>
+                <w:szCs w:val="24"/>
+                <w:lang w:eastAsia="ru-RU"/>
+              </w:rPr>
+              <w:t>Анализ предметной области</w:t>
+            </w:r>
+          </w:p>
+        </w:tc>
+        <w:tc>
+          <w:tcPr>
+            <w:tcW w:w="0" w:type="auto"/>
+            <w:tcMar>
+              <w:top w:w="150" w:type="dxa"/>
+              <w:left w:w="240" w:type="dxa"/>
+              <w:bottom w:w="150" w:type="dxa"/>
+              <w:right w:w="0" w:type="dxa"/>
+            </w:tcMar>
+            <w:vAlign w:val="center"/>
+            <w:hideMark/>
+          </w:tcPr>
+          <w:p>
+            <w:pPr>
+              <w:rPr>
+                <w:rFonts w:ascii="Times New Roman" w:eastAsia="Times New Roman" w:hAnsi="Times New Roman" w:cs="Times New Roman"/>
+                <w:color w:val="0F1115"/>
+                <w:sz w:val="28"/>
+                <w:szCs w:val="24"/>
+                <w:lang w:eastAsia="ru-RU"/>
+              </w:rPr>
+            </w:pPr>
+            <w:r>
+              <w:rPr>
+                <w:rFonts w:ascii="Times New Roman" w:eastAsia="Times New Roman" w:hAnsi="Times New Roman" w:cs="Times New Roman"/>
+                <w:color w:val="0F1115"/>
+                <w:sz w:val="28"/>
+                <w:szCs w:val="24"/>
+                <w:lang w:eastAsia="ru-RU"/>
+              </w:rPr>
+              <w:t>Изучение физики воздухоплавания, истории братьев Монгольфье, существующих аналогов</w:t>
+            </w:r>
+          </w:p>
+        </w:tc>
+      </w:tr>
+      <w:tr>
+        <w:tc>
+          <w:tcPr>
+            <w:tcW w:w="0" w:type="auto"/>
+            <w:tcMar>
+              <w:top w:w="150" w:type="dxa"/>
+              <w:left w:w="0" w:type="dxa"/>
+              <w:bottom w:w="150" w:type="dxa"/>
+              <w:right w:w="240" w:type="dxa"/>
+            </w:tcMar>
+            <w:vAlign w:val="center"/>
+            <w:hideMark/>
+          </w:tcPr>
+          <w:p>
+            <w:pPr>
+              <w:rPr>
+                <w:rFonts w:ascii="Times New Roman" w:eastAsia="Times New Roman" w:hAnsi="Times New Roman" w:cs="Times New Roman"/>
+                <w:color w:val="0F1115"/>
+                <w:sz w:val="28"/>
+                <w:szCs w:val="24"/>
+                <w:lang w:eastAsia="ru-RU"/>
+              </w:rPr>
+            </w:pPr>
+            <w:r>
+              <w:rPr>
+                <w:rFonts w:ascii="Times New Roman" w:eastAsia="Times New Roman" w:hAnsi="Times New Roman" w:cs="Times New Roman"/>
+                <w:b/>
+                <w:bCs/>
+                <w:color w:val="0F1115"/>
+                <w:sz w:val="28"/>
+                <w:szCs w:val="24"/>
+                <w:lang w:eastAsia="ru-RU"/>
+              </w:rPr>
+              <w:t>Объектно-ориентированное программирование</w:t>
+            </w:r>
+          </w:p>
+        </w:tc>
+        <w:tc>
+          <w:tcPr>
+            <w:tcW w:w="0" w:type="auto"/>
+            <w:tcMar>
+              <w:top w:w="150" w:type="dxa"/>
+              <w:left w:w="240" w:type="dxa"/>
+              <w:bottom w:w="150" w:type="dxa"/>
+              <w:right w:w="0" w:type="dxa"/>
+            </w:tcMar>
+            <w:vAlign w:val="center"/>
+            <w:hideMark/>
+          </w:tcPr>
+          <w:p>
+            <w:pPr>
+              <w:rPr>
+                <w:rFonts w:ascii="Times New Roman" w:eastAsia="Times New Roman" w:hAnsi="Times New Roman" w:cs="Times New Roman"/>
+                <w:color w:val="0F1115"/>
+                <w:sz w:val="28"/>
+                <w:szCs w:val="24"/>
+                <w:lang w:eastAsia="ru-RU"/>
+              </w:rPr>
+            </w:pPr>
+            <w:r>
+              <w:rPr>
+                <w:rFonts w:ascii="Times New Roman" w:eastAsia="Times New Roman" w:hAnsi="Times New Roman" w:cs="Times New Roman"/>
+                <w:color w:val="0F1115"/>
+                <w:sz w:val="28"/>
+                <w:szCs w:val="24"/>
+                <w:lang w:eastAsia="ru-RU"/>
+              </w:rPr>
+              <w:t>Разработка классов </w:t>
+            </w:r>
+            <w:proofErr w:type="spellStart"/>
+            <w:r>
+              <w:rPr>
+                <w:rFonts w:ascii="Times New Roman" w:eastAsia="Times New Roman" w:hAnsi="Times New Roman" w:cs="Times New Roman"/>
+                <w:color w:val="0F1115"/>
+                <w:sz w:val="28"/>
+                <w:szCs w:val="24"/>
+                <w:lang w:eastAsia="ru-RU"/>
+              </w:rPr>
+              <w:t>MatchingGame</w:t>
+            </w:r>
+            <w:proofErr w:type="spellEnd"/>
+            <w:r>
+              <w:rPr>
+                <w:rFonts w:ascii="Times New Roman" w:eastAsia="Times New Roman" w:hAnsi="Times New Roman" w:cs="Times New Roman"/>
+                <w:color w:val="0F1115"/>
+                <w:sz w:val="28"/>
+                <w:szCs w:val="24"/>
+                <w:lang w:eastAsia="ru-RU"/>
+              </w:rPr>
+              <w:t>, </w:t>
+            </w:r>
+            <w:proofErr w:type="spellStart"/>
+            <w:r>
+              <w:rPr>
+                <w:rFonts w:ascii="Times New Roman" w:eastAsia="Times New Roman" w:hAnsi="Times New Roman" w:cs="Times New Roman"/>
+                <w:color w:val="0F1115"/>
+                <w:sz w:val="28"/>
+                <w:szCs w:val="24"/>
+                <w:lang w:eastAsia="ru-RU"/>
+              </w:rPr>
+              <w:t>HintSystem</w:t>
+            </w:r>
+            <w:proofErr w:type="spellEnd"/>
+            <w:r>
+              <w:rPr>
+                <w:rFonts w:ascii="Times New Roman" w:eastAsia="Times New Roman" w:hAnsi="Times New Roman" w:cs="Times New Roman"/>
+                <w:color w:val="0F1115"/>
+                <w:sz w:val="28"/>
+                <w:szCs w:val="24"/>
+                <w:lang w:eastAsia="ru-RU"/>
+              </w:rPr>
+              <w:t>, </w:t>
+            </w:r>
+            <w:proofErr w:type="spellStart"/>
+            <w:r>
+              <w:rPr>
+                <w:rFonts w:ascii="Times New Roman" w:eastAsia="Times New Roman" w:hAnsi="Times New Roman" w:cs="Times New Roman"/>
+                <w:color w:val="0F1115"/>
+                <w:sz w:val="28"/>
+                <w:szCs w:val="24"/>
+                <w:lang w:eastAsia="ru-RU"/>
+              </w:rPr>
+              <w:t>Bird</w:t>
+            </w:r>
+            <w:proofErr w:type="spellEnd"/>
+            <w:r>
+              <w:rPr>
+                <w:rFonts w:ascii="Times New Roman" w:eastAsia="Times New Roman" w:hAnsi="Times New Roman" w:cs="Times New Roman"/>
+                <w:color w:val="0F1115"/>
+                <w:sz w:val="28"/>
+                <w:szCs w:val="24"/>
+                <w:lang w:eastAsia="ru-RU"/>
+              </w:rPr>
+              <w:t> для структурирования кода</w:t>
+            </w:r>
+          </w:p>
+        </w:tc>
+      </w:tr>
+      <w:tr>
+        <w:tc>
+          <w:tcPr>
+            <w:tcW w:w="0" w:type="auto"/>
+            <w:tcMar>
+              <w:top w:w="150" w:type="dxa"/>
+              <w:left w:w="0" w:type="dxa"/>
+              <w:bottom w:w="150" w:type="dxa"/>
+              <w:right w:w="240" w:type="dxa"/>
+            </w:tcMar>
+            <w:vAlign w:val="center"/>
+            <w:hideMark/>
+          </w:tcPr>
+          <w:p>
+            <w:pPr>
+              <w:rPr>
+                <w:rFonts w:ascii="Times New Roman" w:eastAsia="Times New Roman" w:hAnsi="Times New Roman" w:cs="Times New Roman"/>
+                <w:color w:val="0F1115"/>
+                <w:sz w:val="28"/>
+                <w:szCs w:val="24"/>
+                <w:lang w:eastAsia="ru-RU"/>
+              </w:rPr>
+            </w:pPr>
+            <w:r>
+              <w:rPr>
+                <w:rFonts w:ascii="Times New Roman" w:eastAsia="Times New Roman" w:hAnsi="Times New Roman" w:cs="Times New Roman"/>
+                <w:b/>
+                <w:bCs/>
+                <w:color w:val="0F1115"/>
+                <w:sz w:val="28"/>
+                <w:szCs w:val="24"/>
+                <w:lang w:eastAsia="ru-RU"/>
+              </w:rPr>
+              <w:t>Метод математического моделирования</w:t>
+            </w:r>
+          </w:p>
+        </w:tc>
+        <w:tc>
+          <w:tcPr>
+            <w:tcW w:w="0" w:type="auto"/>
+            <w:tcMar>
+              <w:top w:w="150" w:type="dxa"/>
+              <w:left w:w="240" w:type="dxa"/>
+              <w:bottom w:w="150" w:type="dxa"/>
+              <w:right w:w="0" w:type="dxa"/>
+            </w:tcMar>
+            <w:vAlign w:val="center"/>
+            <w:hideMark/>
+          </w:tcPr>
+          <w:p>
+            <w:pPr>
+              <w:rPr>
+                <w:rFonts w:ascii="Times New Roman" w:eastAsia="Times New Roman" w:hAnsi="Times New Roman" w:cs="Times New Roman"/>
+                <w:color w:val="0F1115"/>
+                <w:sz w:val="28"/>
+                <w:szCs w:val="24"/>
+                <w:lang w:eastAsia="ru-RU"/>
+              </w:rPr>
+            </w:pPr>
+            <w:r>
+              <w:rPr>
+                <w:rFonts w:ascii="Times New Roman" w:eastAsia="Times New Roman" w:hAnsi="Times New Roman" w:cs="Times New Roman"/>
+                <w:color w:val="0F1115"/>
+                <w:sz w:val="28"/>
+                <w:szCs w:val="24"/>
+                <w:lang w:eastAsia="ru-RU"/>
+              </w:rPr>
+              <w:t>Реализация физики движения шара, плавной интерполяции камеры, синусоидальной анимации</w:t>
+            </w:r>
+          </w:p>
+        </w:tc>
+      </w:tr>
+      <w:tr>
+        <w:tc>
+          <w:tcPr>
+            <w:tcW w:w="0" w:type="auto"/>
+            <w:tcMar>
+              <w:top w:w="150" w:type="dxa"/>
+              <w:left w:w="0" w:type="dxa"/>
+              <w:bottom w:w="150" w:type="dxa"/>
+              <w:right w:w="240" w:type="dxa"/>
+            </w:tcMar>
+            <w:vAlign w:val="center"/>
+            <w:hideMark/>
+          </w:tcPr>
+          <w:p>
+            <w:pPr>
+              <w:rPr>
+                <w:rFonts w:ascii="Times New Roman" w:eastAsia="Times New Roman" w:hAnsi="Times New Roman" w:cs="Times New Roman"/>
+                <w:color w:val="0F1115"/>
+                <w:sz w:val="28"/>
+                <w:szCs w:val="24"/>
+                <w:lang w:eastAsia="ru-RU"/>
+              </w:rPr>
+            </w:pPr>
+            <w:r>
+              <w:rPr>
+                <w:rFonts w:ascii="Times New Roman" w:eastAsia="Times New Roman" w:hAnsi="Times New Roman" w:cs="Times New Roman"/>
+                <w:b/>
+                <w:bCs/>
+                <w:color w:val="0F1115"/>
+                <w:sz w:val="28"/>
+                <w:szCs w:val="24"/>
+                <w:lang w:eastAsia="ru-RU"/>
+              </w:rPr>
+              <w:t>Метод итерационной разработки</w:t>
+            </w:r>
+          </w:p>
+        </w:tc>
+        <w:tc>
+          <w:tcPr>
+            <w:tcW w:w="0" w:type="auto"/>
+            <w:tcMar>
+              <w:top w:w="150" w:type="dxa"/>
+              <w:left w:w="240" w:type="dxa"/>
+              <w:bottom w:w="150" w:type="dxa"/>
+              <w:right w:w="0" w:type="dxa"/>
+            </w:tcMar>
+            <w:vAlign w:val="center"/>
+            <w:hideMark/>
+          </w:tcPr>
+          <w:p>
+            <w:pPr>
+              <w:rPr>
+                <w:rFonts w:ascii="Times New Roman" w:eastAsia="Times New Roman" w:hAnsi="Times New Roman" w:cs="Times New Roman"/>
+                <w:color w:val="0F1115"/>
+                <w:sz w:val="28"/>
+                <w:szCs w:val="24"/>
+                <w:lang w:eastAsia="ru-RU"/>
+              </w:rPr>
+            </w:pPr>
+            <w:r>
+              <w:rPr>
+                <w:rFonts w:ascii="Times New Roman" w:eastAsia="Times New Roman" w:hAnsi="Times New Roman" w:cs="Times New Roman"/>
+                <w:color w:val="0F1115"/>
+                <w:sz w:val="28"/>
+                <w:szCs w:val="24"/>
+                <w:lang w:eastAsia="ru-RU"/>
+              </w:rPr>
+              <w:t>Постепенное добавление функций: от базового движения шара до полной обучающей системы</w:t>
+            </w:r>
+          </w:p>
+        </w:tc>
+      </w:tr>
+      <w:tr>
+        <w:tc>
+          <w:tcPr>
+            <w:tcW w:w="0" w:type="auto"/>
+            <w:tcMar>
+              <w:top w:w="150" w:type="dxa"/>
+              <w:left w:w="0" w:type="dxa"/>
+              <w:bottom w:w="150" w:type="dxa"/>
+              <w:right w:w="240" w:type="dxa"/>
+            </w:tcMar>
+            <w:vAlign w:val="center"/>
+            <w:hideMark/>
+          </w:tcPr>
+          <w:p>
+            <w:pPr>
+              <w:rPr>
+                <w:rFonts w:ascii="Times New Roman" w:eastAsia="Times New Roman" w:hAnsi="Times New Roman" w:cs="Times New Roman"/>
+                <w:color w:val="0F1115"/>
+                <w:sz w:val="28"/>
+                <w:szCs w:val="24"/>
+                <w:lang w:eastAsia="ru-RU"/>
+              </w:rPr>
+            </w:pPr>
+            <w:r>
+              <w:rPr>
+                <w:rFonts w:ascii="Times New Roman" w:eastAsia="Times New Roman" w:hAnsi="Times New Roman" w:cs="Times New Roman"/>
+                <w:b/>
+                <w:bCs/>
+                <w:color w:val="0F1115"/>
+                <w:sz w:val="28"/>
+                <w:szCs w:val="24"/>
+                <w:lang w:eastAsia="ru-RU"/>
+              </w:rPr>
+              <w:lastRenderedPageBreak/>
+              <w:t>Эксперимент (тестирование)</w:t>
+            </w:r>
+          </w:p>
+        </w:tc>
+        <w:tc>
+          <w:tcPr>
+            <w:tcW w:w="0" w:type="auto"/>
+            <w:tcMar>
+              <w:top w:w="150" w:type="dxa"/>
+              <w:left w:w="240" w:type="dxa"/>
+              <w:bottom w:w="150" w:type="dxa"/>
+              <w:right w:w="0" w:type="dxa"/>
+            </w:tcMar>
+            <w:vAlign w:val="center"/>
+            <w:hideMark/>
+          </w:tcPr>
+          <w:p>
+            <w:pPr>
+              <w:rPr>
+                <w:rFonts w:ascii="Times New Roman" w:eastAsia="Times New Roman" w:hAnsi="Times New Roman" w:cs="Times New Roman"/>
+                <w:color w:val="0F1115"/>
+                <w:sz w:val="28"/>
+                <w:szCs w:val="24"/>
+                <w:lang w:eastAsia="ru-RU"/>
+              </w:rPr>
+            </w:pPr>
+            <w:r>
+              <w:rPr>
+                <w:rFonts w:ascii="Times New Roman" w:eastAsia="Times New Roman" w:hAnsi="Times New Roman" w:cs="Times New Roman"/>
+                <w:color w:val="0F1115"/>
+                <w:sz w:val="28"/>
+                <w:szCs w:val="24"/>
+                <w:lang w:eastAsia="ru-RU"/>
+              </w:rPr>
+              <w:t>Проведение пробных запусков игры, выявление и исправление ошибок (багов)</w:t>
+            </w:r>
+          </w:p>
+        </w:tc>
+      </w:tr>
+      <w:tr>
+        <w:tc>
+          <w:tcPr>
+            <w:tcW w:w="0" w:type="auto"/>
+            <w:tcMar>
+              <w:top w:w="150" w:type="dxa"/>
+              <w:left w:w="0" w:type="dxa"/>
+              <w:bottom w:w="150" w:type="dxa"/>
+              <w:right w:w="240" w:type="dxa"/>
+            </w:tcMar>
+            <w:vAlign w:val="center"/>
+            <w:hideMark/>
+          </w:tcPr>
+          <w:p>
+            <w:pPr>
+              <w:rPr>
+                <w:rFonts w:ascii="Times New Roman" w:eastAsia="Times New Roman" w:hAnsi="Times New Roman" w:cs="Times New Roman"/>
+                <w:color w:val="0F1115"/>
+                <w:sz w:val="28"/>
+                <w:szCs w:val="24"/>
+                <w:lang w:eastAsia="ru-RU"/>
+              </w:rPr>
+            </w:pPr>
+            <w:r>
+              <w:rPr>
+                <w:rFonts w:ascii="Times New Roman" w:eastAsia="Times New Roman" w:hAnsi="Times New Roman" w:cs="Times New Roman"/>
+                <w:b/>
+                <w:bCs/>
+                <w:color w:val="0F1115"/>
+                <w:sz w:val="28"/>
+                <w:szCs w:val="24"/>
+                <w:lang w:eastAsia="ru-RU"/>
+              </w:rPr>
+              <w:t>Метод визуализации</w:t>
+            </w:r>
+          </w:p>
+        </w:tc>
+        <w:tc>
+          <w:tcPr>
+            <w:tcW w:w="0" w:type="auto"/>
+            <w:tcMar>
+              <w:top w:w="150" w:type="dxa"/>
+              <w:left w:w="240" w:type="dxa"/>
+              <w:bottom w:w="150" w:type="dxa"/>
+              <w:right w:w="0" w:type="dxa"/>
+            </w:tcMar>
+            <w:vAlign w:val="center"/>
+            <w:hideMark/>
+          </w:tcPr>
+          <w:p>
+            <w:pPr>
+              <w:rPr>
+                <w:rFonts w:ascii="Times New Roman" w:eastAsia="Times New Roman" w:hAnsi="Times New Roman" w:cs="Times New Roman"/>
+                <w:color w:val="0F1115"/>
+                <w:sz w:val="28"/>
+                <w:szCs w:val="24"/>
+                <w:lang w:eastAsia="ru-RU"/>
+              </w:rPr>
+            </w:pPr>
+            <w:r>
+              <w:rPr>
+                <w:rFonts w:ascii="Times New Roman" w:eastAsia="Times New Roman" w:hAnsi="Times New Roman" w:cs="Times New Roman"/>
+                <w:color w:val="0F1115"/>
+                <w:sz w:val="28"/>
+                <w:szCs w:val="24"/>
+                <w:lang w:eastAsia="ru-RU"/>
+              </w:rPr>
+              <w:t xml:space="preserve">Создание градиентного фона, анимированных птиц, эффекта ветра с помощью библиотеки </w:t>
+            </w:r>
+            <w:proofErr w:type="spellStart"/>
+            <w:r>
+              <w:rPr>
+                <w:rFonts w:ascii="Times New Roman" w:eastAsia="Times New Roman" w:hAnsi="Times New Roman" w:cs="Times New Roman"/>
+                <w:color w:val="0F1115"/>
+                <w:sz w:val="28"/>
+                <w:szCs w:val="24"/>
+                <w:lang w:eastAsia="ru-RU"/>
+              </w:rPr>
+              <w:t>Pygame</w:t>
+            </w:r>
+            <w:proofErr w:type="spellEnd"/>
+          </w:p>
+        </w:tc>
+      </w:tr>
+      <w:tr>
+        <w:tc>
+          <w:tcPr>
+            <w:tcW w:w="0" w:type="auto"/>
+            <w:tcMar>
+              <w:top w:w="150" w:type="dxa"/>
+              <w:left w:w="0" w:type="dxa"/>
+              <w:bottom w:w="150" w:type="dxa"/>
+              <w:right w:w="240" w:type="dxa"/>
+            </w:tcMar>
+            <w:vAlign w:val="center"/>
+            <w:hideMark/>
+          </w:tcPr>
+          <w:p>
+            <w:pPr>
+              <w:rPr>
+                <w:rFonts w:ascii="Times New Roman" w:eastAsia="Times New Roman" w:hAnsi="Times New Roman" w:cs="Times New Roman"/>
+                <w:color w:val="0F1115"/>
+                <w:sz w:val="28"/>
+                <w:szCs w:val="24"/>
+                <w:lang w:eastAsia="ru-RU"/>
+              </w:rPr>
+            </w:pPr>
+            <w:r>
+              <w:rPr>
+                <w:rFonts w:ascii="Times New Roman" w:eastAsia="Times New Roman" w:hAnsi="Times New Roman" w:cs="Times New Roman"/>
+                <w:b/>
+                <w:bCs/>
+                <w:color w:val="0F1115"/>
+                <w:sz w:val="28"/>
+                <w:szCs w:val="24"/>
+                <w:lang w:eastAsia="ru-RU"/>
+              </w:rPr>
+              <w:t>Декомпозиция</w:t>
+            </w:r>
+          </w:p>
+        </w:tc>
+        <w:tc>
+          <w:tcPr>
+            <w:tcW w:w="0" w:type="auto"/>
+            <w:tcMar>
+              <w:top w:w="150" w:type="dxa"/>
+              <w:left w:w="240" w:type="dxa"/>
+              <w:bottom w:w="150" w:type="dxa"/>
+              <w:right w:w="0" w:type="dxa"/>
+            </w:tcMar>
+            <w:vAlign w:val="center"/>
+            <w:hideMark/>
+          </w:tcPr>
+          <w:p>
+            <w:pPr>
+              <w:rPr>
+                <w:rFonts w:ascii="Times New Roman" w:eastAsia="Times New Roman" w:hAnsi="Times New Roman" w:cs="Times New Roman"/>
+                <w:color w:val="0F1115"/>
+                <w:sz w:val="28"/>
+                <w:szCs w:val="24"/>
+                <w:lang w:eastAsia="ru-RU"/>
+              </w:rPr>
+            </w:pPr>
+            <w:r>
+              <w:rPr>
+                <w:rFonts w:ascii="Times New Roman" w:eastAsia="Times New Roman" w:hAnsi="Times New Roman" w:cs="Times New Roman"/>
+                <w:color w:val="0F1115"/>
+                <w:sz w:val="28"/>
+                <w:szCs w:val="24"/>
+                <w:lang w:eastAsia="ru-RU"/>
+              </w:rPr>
+              <w:t>Разделение проекта на модули: игровой мир, управление, обучение, препятствия, визуальные эффекты</w:t>
+            </w:r>
+          </w:p>
+        </w:tc>
+      </w:tr>
+    </w:tbl>
+    <w:p>
+      <w:pPr>
+        <w:pStyle w:val="2"/>
+      </w:pPr>
+      <w:bookmarkStart w:id="7" w:name="_Toc225977118"/>
+    </w:p>
+    <w:p>
+      <w:pPr>
+        <w:pStyle w:val="2"/>
+      </w:pPr>
+      <w:r>
+        <w:t>2.</w:t>
+      </w:r>
+      <w:r>
+        <w:t>6</w:t>
+      </w:r>
+      <w:r>
+        <w:t>. Практическая значимость</w:t>
+      </w:r>
+      <w:bookmarkEnd w:id="7"/>
+    </w:p>
+    <w:p>
+      <w:pPr>
+        <w:pStyle w:val="ds-markdown-paragraph"/>
+        <w:shd w:val="clear" w:color="auto" w:fill="FFFFFF"/>
+        <w:spacing w:before="240" w:beforeAutospacing="0" w:after="240" w:afterAutospacing="0"/>
+        <w:rPr>
+          <w:color w:val="0F1115"/>
+          <w:sz w:val="28"/>
+        </w:rPr>
+      </w:pPr>
+      <w:r>
+        <w:rPr>
+          <w:color w:val="0F1115"/>
+          <w:sz w:val="28"/>
+        </w:rPr>
+        <w:t>Разработанный проект имеет следующую практическую значимость:</w:t>
+      </w:r>
+    </w:p>
+    <w:p>
+      <w:pPr>
+        <w:pStyle w:val="ds-markdown-paragraph"/>
+        <w:numPr>
+          <w:ilvl w:val="0"/>
+          <w:numId w:val="31"/>
+        </w:numPr>
+        <w:shd w:val="clear" w:color="auto" w:fill="FFFFFF"/>
+        <w:spacing w:before="240" w:beforeAutospacing="0" w:after="240" w:afterAutospacing="0"/>
+        <w:rPr>
+          <w:color w:val="0F1115"/>
+          <w:sz w:val="28"/>
+        </w:rPr>
+      </w:pPr>
+      <w:r>
+        <w:rPr>
+          <w:bCs/>
+          <w:sz w:val="28"/>
+        </w:rPr>
+        <w:t>Образовательная:</w:t>
+      </w:r>
+    </w:p>
+    <w:p>
+      <w:pPr>
+        <w:pStyle w:val="ds-markdown-paragraph"/>
+        <w:numPr>
+          <w:ilvl w:val="0"/>
+          <w:numId w:val="30"/>
+        </w:numPr>
+        <w:shd w:val="clear" w:color="auto" w:fill="FFFFFF"/>
+        <w:spacing w:after="0" w:afterAutospacing="0"/>
+        <w:rPr>
+          <w:color w:val="0F1115"/>
+          <w:sz w:val="28"/>
+        </w:rPr>
+      </w:pPr>
+      <w:r>
+        <w:rPr>
+          <w:color w:val="0F1115"/>
+          <w:sz w:val="28"/>
+        </w:rPr>
+        <w:t>Может использоваться на уроках физики в 7–8 классах при изучении темы «Сила Архимеда. Плавание тел».</w:t>
+      </w:r>
+    </w:p>
+    <w:p>
+      <w:pPr>
+        <w:pStyle w:val="ds-markdown-paragraph"/>
+        <w:numPr>
+          <w:ilvl w:val="0"/>
+          <w:numId w:val="30"/>
+        </w:numPr>
+        <w:shd w:val="clear" w:color="auto" w:fill="FFFFFF"/>
+        <w:spacing w:after="0" w:afterAutospacing="0"/>
+        <w:rPr>
+          <w:color w:val="0F1115"/>
+          <w:sz w:val="28"/>
+        </w:rPr>
+      </w:pPr>
+      <w:r>
+        <w:rPr>
+          <w:color w:val="0F1115"/>
+          <w:sz w:val="28"/>
+        </w:rPr>
+        <w:t>Содержит наглядную демонстрацию принципа работы воздушного шара.</w:t>
+      </w:r>
+    </w:p>
+    <w:p>
+      <w:pPr>
+        <w:pStyle w:val="ds-markdown-paragraph"/>
+        <w:numPr>
+          <w:ilvl w:val="0"/>
+          <w:numId w:val="30"/>
+        </w:numPr>
+        <w:shd w:val="clear" w:color="auto" w:fill="FFFFFF"/>
+        <w:spacing w:after="0" w:afterAutospacing="0"/>
+        <w:rPr>
+          <w:color w:val="0F1115"/>
+          <w:sz w:val="28"/>
+        </w:rPr>
+      </w:pPr>
+      <w:r>
+        <w:rPr>
+          <w:color w:val="0F1115"/>
+          <w:sz w:val="28"/>
+        </w:rPr>
+        <w:t>Включает исторические факты, расширяющие кругозор.</w:t>
+      </w:r>
+    </w:p>
+    <w:p>
+      <w:pPr>
+        <w:pStyle w:val="ds-markdown-paragraph"/>
+        <w:numPr>
+          <w:ilvl w:val="0"/>
+          <w:numId w:val="31"/>
+        </w:numPr>
+        <w:shd w:val="clear" w:color="auto" w:fill="FFFFFF"/>
+        <w:spacing w:before="240" w:beforeAutospacing="0" w:after="240" w:afterAutospacing="0"/>
+        <w:rPr>
+          <w:color w:val="0F1115"/>
+          <w:sz w:val="28"/>
+        </w:rPr>
+      </w:pPr>
+      <w:r>
+        <w:rPr>
+          <w:bCs/>
+          <w:sz w:val="28"/>
+        </w:rPr>
+        <w:t>Методическая:</w:t>
+      </w:r>
+    </w:p>
+    <w:p>
+      <w:pPr>
+        <w:pStyle w:val="ds-markdown-paragraph"/>
+        <w:numPr>
+          <w:ilvl w:val="0"/>
+          <w:numId w:val="29"/>
+        </w:numPr>
+        <w:shd w:val="clear" w:color="auto" w:fill="FFFFFF"/>
+        <w:spacing w:after="0" w:afterAutospacing="0"/>
+        <w:rPr>
+          <w:color w:val="0F1115"/>
+          <w:sz w:val="28"/>
+        </w:rPr>
+      </w:pPr>
+      <w:r>
+        <w:rPr>
+          <w:color w:val="0F1115"/>
+          <w:sz w:val="28"/>
+        </w:rPr>
+        <w:t xml:space="preserve">Может служить примером для кружков программирования (создание 2D-игр на </w:t>
+      </w:r>
+      <w:proofErr w:type="spellStart"/>
+      <w:r>
+        <w:rPr>
+          <w:color w:val="0F1115"/>
+          <w:sz w:val="28"/>
+        </w:rPr>
+        <w:t>Python</w:t>
+      </w:r>
+      <w:proofErr w:type="spellEnd"/>
+      <w:r>
+        <w:rPr>
+          <w:color w:val="0F1115"/>
+          <w:sz w:val="28"/>
+        </w:rPr>
+        <w:t>).</w:t>
+      </w:r>
+    </w:p>
+    <w:p>
+      <w:pPr>
+        <w:pStyle w:val="ds-markdown-paragraph"/>
+        <w:numPr>
+          <w:ilvl w:val="0"/>
+          <w:numId w:val="29"/>
+        </w:numPr>
+        <w:shd w:val="clear" w:color="auto" w:fill="FFFFFF"/>
+        <w:spacing w:after="0" w:afterAutospacing="0"/>
+        <w:rPr>
+          <w:color w:val="0F1115"/>
+          <w:sz w:val="28"/>
+        </w:rPr>
+      </w:pPr>
+      <w:r>
+        <w:rPr>
+          <w:color w:val="0F1115"/>
+          <w:sz w:val="28"/>
+        </w:rPr>
+        <w:t>Открытый исходный код позволяет студентам и школьникам изучать структуру проекта, принципы ООП, работу с графикой.</w:t>
+      </w:r>
+    </w:p>
+    <w:p>
+      <w:pPr>
+        <w:pStyle w:val="ds-markdown-paragraph"/>
+        <w:numPr>
+          <w:ilvl w:val="0"/>
+          <w:numId w:val="31"/>
+        </w:numPr>
+        <w:shd w:val="clear" w:color="auto" w:fill="FFFFFF"/>
+        <w:spacing w:before="240" w:beforeAutospacing="0" w:after="240" w:afterAutospacing="0"/>
+        <w:rPr>
+          <w:color w:val="0F1115"/>
+          <w:sz w:val="28"/>
+        </w:rPr>
+      </w:pPr>
+      <w:r>
+        <w:rPr>
+          <w:bCs/>
+          <w:sz w:val="28"/>
+        </w:rPr>
+        <w:t>Социальная:</w:t>
+      </w:r>
+    </w:p>
+    <w:p>
+      <w:pPr>
+        <w:pStyle w:val="ds-markdown-paragraph"/>
+        <w:numPr>
+          <w:ilvl w:val="0"/>
+          <w:numId w:val="28"/>
+        </w:numPr>
+        <w:shd w:val="clear" w:color="auto" w:fill="FFFFFF"/>
+        <w:spacing w:after="0" w:afterAutospacing="0"/>
+        <w:rPr>
+          <w:color w:val="0F1115"/>
+          <w:sz w:val="28"/>
+        </w:rPr>
+      </w:pPr>
+      <w:r>
+        <w:rPr>
+          <w:color w:val="0F1115"/>
+          <w:sz w:val="28"/>
+        </w:rPr>
+        <w:t>Делает сложные физические понятия доступными для широкой аудитории.</w:t>
+      </w:r>
+    </w:p>
+    <w:p>
+      <w:pPr>
+        <w:pStyle w:val="ds-markdown-paragraph"/>
+        <w:numPr>
+          <w:ilvl w:val="0"/>
+          <w:numId w:val="28"/>
+        </w:numPr>
+        <w:shd w:val="clear" w:color="auto" w:fill="FFFFFF"/>
+        <w:spacing w:after="0" w:afterAutospacing="0"/>
+        <w:rPr>
+          <w:color w:val="0F1115"/>
+          <w:sz w:val="28"/>
+        </w:rPr>
+      </w:pPr>
+      <w:r>
+        <w:rPr>
+          <w:color w:val="0F1115"/>
+          <w:sz w:val="28"/>
+        </w:rPr>
+        <w:t>Способствует популяризации программирования среди школьников.</w:t>
+      </w:r>
+    </w:p>
+    <w:p>
+      <w:pPr>
+        <w:pStyle w:val="ds-markdown-paragraph"/>
+        <w:numPr>
+          <w:ilvl w:val="0"/>
+          <w:numId w:val="28"/>
+        </w:numPr>
+        <w:shd w:val="clear" w:color="auto" w:fill="FFFFFF"/>
+        <w:spacing w:after="0" w:afterAutospacing="0"/>
+        <w:rPr>
+          <w:color w:val="0F1115"/>
+          <w:sz w:val="28"/>
+        </w:rPr>
+      </w:pPr>
+      <w:r>
+        <w:rPr>
+          <w:color w:val="0F1115"/>
+          <w:sz w:val="28"/>
+        </w:rPr>
+        <w:t>Может распространяться бесплатно в образовательных учреждениях.</w:t>
+      </w:r>
+    </w:p>
+    <w:p>
+      <w:pPr>
+        <w:pStyle w:val="ds-markdown-paragraph"/>
+        <w:numPr>
+          <w:ilvl w:val="0"/>
+          <w:numId w:val="31"/>
+        </w:numPr>
+        <w:shd w:val="clear" w:color="auto" w:fill="FFFFFF"/>
+        <w:spacing w:before="240" w:beforeAutospacing="0" w:after="240" w:afterAutospacing="0"/>
+        <w:rPr>
+          <w:color w:val="0F1115"/>
+          <w:sz w:val="28"/>
+        </w:rPr>
+      </w:pPr>
+      <w:r>
+        <w:rPr>
+          <w:bCs/>
+          <w:sz w:val="28"/>
+        </w:rPr>
+        <w:t>Техническая:</w:t>
+      </w:r>
+    </w:p>
+    <w:p>
+      <w:pPr>
+        <w:pStyle w:val="ds-markdown-paragraph"/>
+        <w:numPr>
+          <w:ilvl w:val="0"/>
+          <w:numId w:val="27"/>
+        </w:numPr>
+        <w:shd w:val="clear" w:color="auto" w:fill="FFFFFF"/>
+        <w:spacing w:after="0" w:afterAutospacing="0"/>
+        <w:rPr>
+          <w:color w:val="0F1115"/>
+          <w:sz w:val="28"/>
+        </w:rPr>
+      </w:pPr>
+      <w:r>
+        <w:rPr>
+          <w:color w:val="0F1115"/>
+          <w:sz w:val="28"/>
+        </w:rPr>
+        <w:t xml:space="preserve">Демонстрирует возможности библиотеки </w:t>
+      </w:r>
+      <w:proofErr w:type="spellStart"/>
+      <w:r>
+        <w:rPr>
+          <w:color w:val="0F1115"/>
+          <w:sz w:val="28"/>
+        </w:rPr>
+        <w:t>Pygame</w:t>
+      </w:r>
+      <w:proofErr w:type="spellEnd"/>
+      <w:r>
+        <w:rPr>
+          <w:color w:val="0F1115"/>
+          <w:sz w:val="28"/>
+        </w:rPr>
+        <w:t xml:space="preserve"> для создания полноценных игр с обучающей составляющей.</w:t>
+      </w:r>
+    </w:p>
+    <w:p>
+      <w:pPr>
+        <w:pStyle w:val="ds-markdown-paragraph"/>
+        <w:numPr>
+          <w:ilvl w:val="0"/>
+          <w:numId w:val="27"/>
+        </w:numPr>
+        <w:shd w:val="clear" w:color="auto" w:fill="FFFFFF"/>
+        <w:spacing w:after="0" w:afterAutospacing="0"/>
+        <w:rPr>
+          <w:color w:val="0F1115"/>
+          <w:sz w:val="28"/>
+        </w:rPr>
+      </w:pPr>
+      <w:r>
+        <w:rPr>
+          <w:color w:val="0F1115"/>
+          <w:sz w:val="28"/>
+        </w:rPr>
+        <w:t>Показывает реализацию системы невидимой механики (ветровые зоны) с косвенной визуализацией.</w:t>
+      </w:r>
+    </w:p>
+    <w:p>
+      <w:pPr>
+        <w:pStyle w:val="2"/>
+        <w:rPr>
+          <w:rFonts w:eastAsia="Times New Roman"/>
+          <w:lang w:eastAsia="ru-RU"/>
+        </w:rPr>
+      </w:pPr>
+      <w:bookmarkStart w:id="8" w:name="_Toc225977119"/>
+    </w:p>
+    <w:p>
+      <w:pPr>
+        <w:pStyle w:val="2"/>
+        <w:rPr>
+          <w:rFonts w:eastAsia="Times New Roman"/>
+          <w:lang w:eastAsia="ru-RU"/>
+        </w:rPr>
+      </w:pPr>
+      <w:r>
+        <w:rPr>
+          <w:rFonts w:eastAsia="Times New Roman"/>
+          <w:lang w:eastAsia="ru-RU"/>
+        </w:rPr>
+        <w:t>2.</w:t>
+      </w:r>
+      <w:r>
+        <w:rPr>
+          <w:rFonts w:eastAsia="Times New Roman"/>
+          <w:lang w:eastAsia="ru-RU"/>
+        </w:rPr>
+        <w:t>7</w:t>
+      </w:r>
+      <w:r>
+        <w:rPr>
+          <w:rFonts w:eastAsia="Times New Roman"/>
+          <w:lang w:eastAsia="ru-RU"/>
+        </w:rPr>
+        <w:t>. Цель игры (с точки зрения игрока)</w:t>
+      </w:r>
+      <w:bookmarkEnd w:id="8"/>
     </w:p>
     <w:p>
       <w:pPr>
@@ -2821,15 +6285,38 @@
           <w:lang w:eastAsia="ru-RU"/>
         </w:rPr>
       </w:pPr>
-      <w:bookmarkStart w:id="5" w:name="_Toc225958690"/>
-      <w:r>
+      <w:bookmarkStart w:id="9" w:name="_Toc225977120"/>
+    </w:p>
+    <w:p>
+      <w:pPr>
+        <w:pStyle w:val="2"/>
         <w:rPr>
           <w:rFonts w:eastAsia="Times New Roman"/>
           <w:lang w:eastAsia="ru-RU"/>
         </w:rPr>
-        <w:t>2.3. Задачи проекта (с точки зрения разработки)</w:t>
-      </w:r>
-      <w:bookmarkEnd w:id="5"/>
+      </w:pPr>
+      <w:r>
+        <w:rPr>
+          <w:rFonts w:eastAsia="Times New Roman"/>
+          <w:lang w:eastAsia="ru-RU"/>
+        </w:rPr>
+        <w:t>2.</w:t>
+      </w:r>
+      <w:r>
+        <w:rPr>
+          <w:rFonts w:eastAsia="Times New Roman"/>
+          <w:lang w:eastAsia="ru-RU"/>
+        </w:rPr>
+        <w:t>8</w:t>
+      </w:r>
+      <w:r>
+        <w:rPr>
+          <w:rFonts w:eastAsia="Times New Roman"/>
+          <w:lang w:eastAsia="ru-RU"/>
+        </w:rPr>
+        <w:t>. Задачи проекта (с точки зрения разработки)</w:t>
+      </w:r>
+      <w:bookmarkEnd w:id="9"/>
     </w:p>
     <w:p>
       <w:pPr>
@@ -3547,7 +7034,6 @@
                 <w:szCs w:val="24"/>
                 <w:lang w:eastAsia="ru-RU"/>
               </w:rPr>
-              <w:lastRenderedPageBreak/>
               <w:t>5</w:t>
             </w:r>
           </w:p>
@@ -4246,15 +7732,38 @@
           <w:lang w:eastAsia="ru-RU"/>
         </w:rPr>
       </w:pPr>
-      <w:bookmarkStart w:id="6" w:name="_Toc225958691"/>
-      <w:r>
+      <w:bookmarkStart w:id="10" w:name="_Toc225977121"/>
+    </w:p>
+    <w:p>
+      <w:pPr>
+        <w:pStyle w:val="2"/>
         <w:rPr>
           <w:rFonts w:eastAsia="Times New Roman"/>
           <w:lang w:eastAsia="ru-RU"/>
         </w:rPr>
-        <w:t>2.4. Технологический стек</w:t>
-      </w:r>
-      <w:bookmarkEnd w:id="6"/>
+      </w:pPr>
+      <w:r>
+        <w:rPr>
+          <w:rFonts w:eastAsia="Times New Roman"/>
+          <w:lang w:eastAsia="ru-RU"/>
+        </w:rPr>
+        <w:t>2.</w:t>
+      </w:r>
+      <w:r>
+        <w:rPr>
+          <w:rFonts w:eastAsia="Times New Roman"/>
+          <w:lang w:eastAsia="ru-RU"/>
+        </w:rPr>
+        <w:t>9</w:t>
+      </w:r>
+      <w:r>
+        <w:rPr>
+          <w:rFonts w:eastAsia="Times New Roman"/>
+          <w:lang w:eastAsia="ru-RU"/>
+        </w:rPr>
+        <w:t>. Технологический стек</w:t>
+      </w:r>
+      <w:bookmarkEnd w:id="10"/>
     </w:p>
     <w:p>
       <w:pPr>
@@ -5123,13 +8632,68 @@
     </w:p>
     <w:p>
       <w:pPr>
+        <w:spacing w:before="480" w:after="480" w:line="240" w:lineRule="auto"/>
+        <w:rPr>
+          <w:rFonts w:ascii="Times New Roman" w:eastAsia="Times New Roman" w:hAnsi="Times New Roman" w:cs="Times New Roman"/>
+          <w:sz w:val="28"/>
+          <w:szCs w:val="24"/>
+          <w:lang w:eastAsia="ru-RU"/>
+        </w:rPr>
+      </w:pPr>
+    </w:p>
+    <w:p>
+      <w:pPr>
+        <w:spacing w:before="480" w:after="480" w:line="240" w:lineRule="auto"/>
+        <w:rPr>
+          <w:rFonts w:ascii="Times New Roman" w:eastAsia="Times New Roman" w:hAnsi="Times New Roman" w:cs="Times New Roman"/>
+          <w:sz w:val="28"/>
+          <w:szCs w:val="24"/>
+          <w:lang w:eastAsia="ru-RU"/>
+        </w:rPr>
+      </w:pPr>
+    </w:p>
+    <w:p>
+      <w:pPr>
+        <w:spacing w:before="480" w:after="480" w:line="240" w:lineRule="auto"/>
+        <w:rPr>
+          <w:rFonts w:ascii="Times New Roman" w:eastAsia="Times New Roman" w:hAnsi="Times New Roman" w:cs="Times New Roman"/>
+          <w:sz w:val="28"/>
+          <w:szCs w:val="24"/>
+          <w:lang w:eastAsia="ru-RU"/>
+        </w:rPr>
+      </w:pPr>
+    </w:p>
+    <w:p>
+      <w:pPr>
+        <w:spacing w:before="480" w:after="480" w:line="240" w:lineRule="auto"/>
+        <w:rPr>
+          <w:rFonts w:ascii="Times New Roman" w:eastAsia="Times New Roman" w:hAnsi="Times New Roman" w:cs="Times New Roman"/>
+          <w:sz w:val="28"/>
+          <w:szCs w:val="24"/>
+          <w:lang w:eastAsia="ru-RU"/>
+        </w:rPr>
+      </w:pPr>
+    </w:p>
+    <w:p>
+      <w:pPr>
+        <w:spacing w:before="480" w:after="480" w:line="240" w:lineRule="auto"/>
+        <w:rPr>
+          <w:rFonts w:ascii="Times New Roman" w:eastAsia="Times New Roman" w:hAnsi="Times New Roman" w:cs="Times New Roman"/>
+          <w:sz w:val="28"/>
+          <w:szCs w:val="24"/>
+          <w:lang w:eastAsia="ru-RU"/>
+        </w:rPr>
+      </w:pPr>
+    </w:p>
+    <w:p>
+      <w:pPr>
         <w:pStyle w:val="1"/>
         <w:rPr>
           <w:rFonts w:eastAsia="Times New Roman"/>
           <w:lang w:eastAsia="ru-RU"/>
         </w:rPr>
       </w:pPr>
-      <w:bookmarkStart w:id="7" w:name="_Toc225958692"/>
+      <w:bookmarkStart w:id="11" w:name="_Toc225977122"/>
       <w:r>
         <w:rPr>
           <w:rFonts w:eastAsia="Times New Roman"/>
@@ -5138,7 +8702,7 @@
         <w:lastRenderedPageBreak/>
         <w:t>3. Игровая механика</w:t>
       </w:r>
-      <w:bookmarkEnd w:id="7"/>
+      <w:bookmarkEnd w:id="11"/>
     </w:p>
     <w:p>
       <w:pPr>
@@ -5148,7 +8712,7 @@
           <w:lang w:eastAsia="ru-RU"/>
         </w:rPr>
       </w:pPr>
-      <w:bookmarkStart w:id="8" w:name="_Toc225958693"/>
+      <w:bookmarkStart w:id="12" w:name="_Toc225977123"/>
       <w:r>
         <w:rPr>
           <w:rFonts w:eastAsia="Times New Roman"/>
@@ -5156,7 +8720,7 @@
         </w:rPr>
         <w:t>3.1. Игровой мир и система камеры</w:t>
       </w:r>
-      <w:bookmarkEnd w:id="8"/>
+      <w:bookmarkEnd w:id="12"/>
     </w:p>
     <w:p>
       <w:pPr>
@@ -5787,13 +9351,31 @@
     </w:p>
     <w:p>
       <w:pPr>
+        <w:numPr>
+          <w:ilvl w:val="0"/>
+          <w:numId w:val="7"/>
+        </w:numPr>
+        <w:shd w:val="clear" w:color="auto" w:fill="FFFFFF"/>
+        <w:spacing w:before="100" w:beforeAutospacing="1" w:after="0" w:line="240" w:lineRule="auto"/>
+        <w:ind w:left="0"/>
+        <w:rPr>
+          <w:rFonts w:ascii="Times New Roman" w:eastAsia="Times New Roman" w:hAnsi="Times New Roman" w:cs="Times New Roman"/>
+          <w:color w:val="0F1115"/>
+          <w:sz w:val="28"/>
+          <w:szCs w:val="24"/>
+          <w:lang w:eastAsia="ru-RU"/>
+        </w:rPr>
+      </w:pPr>
+    </w:p>
+    <w:p>
+      <w:pPr>
         <w:pStyle w:val="2"/>
         <w:rPr>
           <w:rFonts w:eastAsia="Times New Roman"/>
           <w:lang w:eastAsia="ru-RU"/>
         </w:rPr>
       </w:pPr>
-      <w:bookmarkStart w:id="9" w:name="_Toc225958694"/>
+      <w:bookmarkStart w:id="13" w:name="_Toc225977124"/>
       <w:r>
         <w:rPr>
           <w:rFonts w:eastAsia="Times New Roman"/>
@@ -5801,7 +9383,7 @@
         </w:rPr>
         <w:t>3.2. Управление высотой</w:t>
       </w:r>
-      <w:bookmarkEnd w:id="9"/>
+      <w:bookmarkEnd w:id="13"/>
     </w:p>
     <w:p>
       <w:pPr>
@@ -6804,7 +10386,7 @@
           <w:lang w:eastAsia="ru-RU"/>
         </w:rPr>
       </w:pPr>
-      <w:bookmarkStart w:id="10" w:name="_Toc225958695"/>
+      <w:bookmarkStart w:id="14" w:name="_Toc225977125"/>
       <w:r>
         <w:rPr>
           <w:rFonts w:eastAsia="Times New Roman"/>
@@ -6813,7 +10395,7 @@
         <w:lastRenderedPageBreak/>
         <w:t>3.3. Система ветровых зон (невидимых для игрока)</w:t>
       </w:r>
-      <w:bookmarkEnd w:id="10"/>
+      <w:bookmarkEnd w:id="14"/>
     </w:p>
     <w:p>
       <w:pPr>
@@ -7735,13 +11317,26 @@
     </w:p>
     <w:p>
       <w:pPr>
+        <w:shd w:val="clear" w:color="auto" w:fill="FFFFFF"/>
+        <w:spacing w:before="240" w:after="240" w:line="240" w:lineRule="auto"/>
+        <w:rPr>
+          <w:rFonts w:ascii="Times New Roman" w:eastAsia="Times New Roman" w:hAnsi="Times New Roman" w:cs="Times New Roman"/>
+          <w:color w:val="0F1115"/>
+          <w:sz w:val="28"/>
+          <w:szCs w:val="24"/>
+          <w:lang w:eastAsia="ru-RU"/>
+        </w:rPr>
+      </w:pPr>
+    </w:p>
+    <w:p>
+      <w:pPr>
         <w:pStyle w:val="2"/>
         <w:rPr>
           <w:rFonts w:eastAsia="Times New Roman"/>
           <w:lang w:eastAsia="ru-RU"/>
         </w:rPr>
       </w:pPr>
-      <w:bookmarkStart w:id="11" w:name="_Toc225958696"/>
+      <w:bookmarkStart w:id="15" w:name="_Toc225977126"/>
       <w:r>
         <w:rPr>
           <w:rFonts w:eastAsia="Times New Roman"/>
@@ -7749,7 +11344,7 @@
         </w:rPr>
         <w:t>3.4. Визуальная индикация ветра</w:t>
       </w:r>
-      <w:bookmarkEnd w:id="11"/>
+      <w:bookmarkEnd w:id="15"/>
     </w:p>
     <w:p>
       <w:pPr>
@@ -8286,6 +11881,7 @@
           <w:szCs w:val="24"/>
           <w:lang w:eastAsia="ru-RU"/>
         </w:rPr>
+        <w:lastRenderedPageBreak/>
         <w:t>Такое решение сделано намеренно: игрок должен экспериментировать с высотой, а не просто следить за готовой подсказкой.</w:t>
       </w:r>
     </w:p>
@@ -8297,16 +11893,15 @@
           <w:lang w:eastAsia="ru-RU"/>
         </w:rPr>
       </w:pPr>
-      <w:bookmarkStart w:id="12" w:name="_Toc225958697"/>
+      <w:bookmarkStart w:id="16" w:name="_Toc225977127"/>
       <w:r>
         <w:rPr>
           <w:rFonts w:eastAsia="Times New Roman"/>
           <w:lang w:eastAsia="ru-RU"/>
         </w:rPr>
-        <w:lastRenderedPageBreak/>
         <w:t>3.5. Таймер и полоса прогресса</w:t>
       </w:r>
-      <w:bookmarkEnd w:id="12"/>
+      <w:bookmarkEnd w:id="16"/>
     </w:p>
     <w:p>
       <w:pPr>
@@ -8837,7 +12432,7 @@
           <w:lang w:eastAsia="ru-RU"/>
         </w:rPr>
       </w:pPr>
-      <w:bookmarkStart w:id="13" w:name="_Toc225958698"/>
+      <w:bookmarkStart w:id="17" w:name="_Toc225977128"/>
       <w:r>
         <w:rPr>
           <w:rFonts w:eastAsia="Times New Roman"/>
@@ -8846,7 +12441,7 @@
         <w:lastRenderedPageBreak/>
         <w:t>4. Обучающая система</w:t>
       </w:r>
-      <w:bookmarkEnd w:id="13"/>
+      <w:bookmarkEnd w:id="17"/>
     </w:p>
     <w:p>
       <w:pPr>
@@ -8856,7 +12451,7 @@
           <w:lang w:eastAsia="ru-RU"/>
         </w:rPr>
       </w:pPr>
-      <w:bookmarkStart w:id="14" w:name="_Toc225958699"/>
+      <w:bookmarkStart w:id="18" w:name="_Toc225977129"/>
       <w:r>
         <w:rPr>
           <w:rFonts w:eastAsia="Times New Roman"/>
@@ -8864,7 +12459,7 @@
         </w:rPr>
         <w:t>4.1. Слайдер-обучение</w:t>
       </w:r>
-      <w:bookmarkEnd w:id="14"/>
+      <w:bookmarkEnd w:id="18"/>
     </w:p>
     <w:p>
       <w:pPr>
@@ -10488,7 +14083,7 @@
           <w:lang w:eastAsia="ru-RU"/>
         </w:rPr>
       </w:pPr>
-      <w:bookmarkStart w:id="15" w:name="_Toc225958700"/>
+      <w:bookmarkStart w:id="19" w:name="_Toc225977130"/>
       <w:r>
         <w:rPr>
           <w:rFonts w:eastAsia="Times New Roman"/>
@@ -10497,7 +14092,7 @@
         <w:lastRenderedPageBreak/>
         <w:t>4.2. Система подсказок</w:t>
       </w:r>
-      <w:bookmarkEnd w:id="15"/>
+      <w:bookmarkEnd w:id="19"/>
     </w:p>
     <w:p>
       <w:pPr>
@@ -11448,7 +15043,7 @@
           <w:lang w:eastAsia="ru-RU"/>
         </w:rPr>
       </w:pPr>
-      <w:bookmarkStart w:id="16" w:name="_Toc225958701"/>
+      <w:bookmarkStart w:id="20" w:name="_Toc225977131"/>
       <w:r>
         <w:rPr>
           <w:rFonts w:eastAsia="Times New Roman"/>
@@ -11456,7 +15051,7 @@
         </w:rPr>
         <w:t>4.3. Мини-игра «Сопоставь детали»</w:t>
       </w:r>
-      <w:bookmarkEnd w:id="16"/>
+      <w:bookmarkEnd w:id="20"/>
     </w:p>
     <w:p>
       <w:pPr>
@@ -12280,7 +15875,7 @@
           <w:lang w:val="en-US" w:eastAsia="ru-RU"/>
         </w:rPr>
       </w:pPr>
-      <w:bookmarkStart w:id="17" w:name="_Toc225958702"/>
+      <w:bookmarkStart w:id="21" w:name="_Toc225977132"/>
       <w:r>
         <w:rPr>
           <w:rFonts w:eastAsia="Times New Roman"/>
@@ -12338,7 +15933,7 @@
         </w:rPr>
         <w:t>столкновений</w:t>
       </w:r>
-      <w:bookmarkEnd w:id="17"/>
+      <w:bookmarkEnd w:id="21"/>
     </w:p>
     <w:p>
       <w:pPr>
@@ -13731,7 +17326,7 @@
           <w:lang w:eastAsia="ru-RU"/>
         </w:rPr>
       </w:pPr>
-      <w:bookmarkStart w:id="18" w:name="_Toc225958703"/>
+      <w:bookmarkStart w:id="22" w:name="_Toc225977133"/>
       <w:r>
         <w:rPr>
           <w:rFonts w:eastAsia="Times New Roman"/>
@@ -13740,7 +17335,7 @@
         <w:lastRenderedPageBreak/>
         <w:t>Точки развития проекта</w:t>
       </w:r>
-      <w:bookmarkEnd w:id="18"/>
+      <w:bookmarkEnd w:id="22"/>
     </w:p>
     <w:p>
       <w:pPr>
@@ -13984,7 +17579,16 @@
                 <w:szCs w:val="24"/>
                 <w:lang w:eastAsia="ru-RU"/>
               </w:rPr>
-              <w:t>Дирижабль, пароход, поезд; новые локации (пустыня, джунгли, горы)</w:t>
+              <w:t>Дирижабль, пароход, поезд</w:t>
+            </w:r>
+            <w:r>
+              <w:rPr>
+                <w:rFonts w:ascii="Times New Roman" w:eastAsia="Times New Roman" w:hAnsi="Times New Roman" w:cs="Times New Roman"/>
+                <w:sz w:val="28"/>
+                <w:szCs w:val="24"/>
+                <w:lang w:eastAsia="ru-RU"/>
+              </w:rPr>
+              <w:t xml:space="preserve"> и другие разнообразные виды транспорта</w:t>
             </w:r>
           </w:p>
         </w:tc>
@@ -14045,6 +17649,8 @@
                 <w:lang w:eastAsia="ru-RU"/>
               </w:rPr>
             </w:pPr>
+            <w:bookmarkStart w:id="23" w:name="_GoBack"/>
+            <w:bookmarkEnd w:id="23"/>
             <w:r>
               <w:rPr>
                 <w:rFonts w:ascii="Times New Roman" w:eastAsia="Times New Roman" w:hAnsi="Times New Roman" w:cs="Times New Roman"/>
@@ -14052,7 +17658,7 @@
                 <w:szCs w:val="24"/>
                 <w:lang w:eastAsia="ru-RU"/>
               </w:rPr>
-              <w:t>Система топлива, случайные события, таблица рекордов, достижения</w:t>
+              <w:t>случайные события, таблица рекордов, достижения</w:t>
             </w:r>
           </w:p>
         </w:tc>
@@ -14323,16 +17929,23 @@
           <w:lang w:eastAsia="ru-RU"/>
         </w:rPr>
       </w:pPr>
-      <w:bookmarkStart w:id="19" w:name="_Toc225958704"/>
+      <w:bookmarkStart w:id="24" w:name="_Toc225977134"/>
       <w:r>
         <w:rPr>
           <w:rFonts w:eastAsia="Times New Roman"/>
           <w:lang w:eastAsia="ru-RU"/>
         </w:rPr>
         <w:lastRenderedPageBreak/>
-        <w:t>7. Заключение</w:t>
-      </w:r>
-      <w:bookmarkEnd w:id="19"/>
+        <w:t xml:space="preserve">7. </w:t>
+      </w:r>
+      <w:r>
+        <w:rPr>
+          <w:rFonts w:eastAsia="Times New Roman"/>
+          <w:lang w:eastAsia="ru-RU"/>
+        </w:rPr>
+        <w:t>Реализация</w:t>
+      </w:r>
+      <w:bookmarkEnd w:id="24"/>
     </w:p>
     <w:p>
       <w:pPr>
@@ -14728,29 +18341,6 @@
     </w:p>
     <w:p>
       <w:pPr>
-        <w:shd w:val="clear" w:color="auto" w:fill="FFFFFF"/>
-        <w:spacing w:before="240" w:after="240" w:line="240" w:lineRule="auto"/>
-        <w:rPr>
-          <w:rFonts w:ascii="Times New Roman" w:eastAsia="Times New Roman" w:hAnsi="Times New Roman" w:cs="Times New Roman"/>
-          <w:color w:val="0F1115"/>
-          <w:sz w:val="28"/>
-          <w:szCs w:val="24"/>
-          <w:lang w:eastAsia="ru-RU"/>
-        </w:rPr>
-      </w:pPr>
-      <w:r>
-        <w:rPr>
-          <w:rFonts w:ascii="Times New Roman" w:eastAsia="Times New Roman" w:hAnsi="Times New Roman" w:cs="Times New Roman"/>
-          <w:color w:val="0F1115"/>
-          <w:sz w:val="28"/>
-          <w:szCs w:val="24"/>
-          <w:lang w:eastAsia="ru-RU"/>
-        </w:rPr>
-        <w:t>Итог: создан рабочий продукт для использования в образовательных целях (уроки физики, кружки программирования) и домашнего развлечения.</w:t>
-      </w:r>
-    </w:p>
-    <w:p>
-      <w:pPr>
         <w:spacing w:before="480" w:after="480" w:line="240" w:lineRule="auto"/>
         <w:rPr>
           <w:rFonts w:ascii="Times New Roman" w:eastAsia="Times New Roman" w:hAnsi="Times New Roman" w:cs="Times New Roman"/>
@@ -14873,21 +18463,482 @@
     <w:p>
       <w:pPr>
         <w:pStyle w:val="1"/>
+      </w:pPr>
+      <w:bookmarkStart w:id="25" w:name="_Toc225977135"/>
+      <w:r>
+        <w:lastRenderedPageBreak/>
+        <w:t>8. Вывод</w:t>
+      </w:r>
+      <w:bookmarkEnd w:id="25"/>
+    </w:p>
+    <w:p>
+      <w:pPr>
+        <w:pStyle w:val="ds-markdown-paragraph"/>
+        <w:shd w:val="clear" w:color="auto" w:fill="FFFFFF"/>
+        <w:spacing w:before="240" w:beforeAutospacing="0" w:after="240" w:afterAutospacing="0"/>
+        <w:rPr>
+          <w:rFonts w:ascii="Segoe UI" w:hAnsi="Segoe UI" w:cs="Segoe UI"/>
+          <w:color w:val="0F1115"/>
+        </w:rPr>
+      </w:pPr>
+      <w:r>
+        <w:rPr>
+          <w:rFonts w:ascii="Segoe UI" w:hAnsi="Segoe UI" w:cs="Segoe UI"/>
+          <w:color w:val="0F1115"/>
+        </w:rPr>
+        <w:t xml:space="preserve">В ходе выполнения данного проекта была разработана полноценная познавательная игра «80 дней вокруг света на воздушном шаре» на языке </w:t>
+      </w:r>
+      <w:proofErr w:type="spellStart"/>
+      <w:r>
+        <w:rPr>
+          <w:rFonts w:ascii="Segoe UI" w:hAnsi="Segoe UI" w:cs="Segoe UI"/>
+          <w:color w:val="0F1115"/>
+        </w:rPr>
+        <w:t>Python</w:t>
+      </w:r>
+      <w:proofErr w:type="spellEnd"/>
+      <w:r>
+        <w:rPr>
+          <w:rFonts w:ascii="Segoe UI" w:hAnsi="Segoe UI" w:cs="Segoe UI"/>
+          <w:color w:val="0F1115"/>
+        </w:rPr>
+        <w:t xml:space="preserve"> с использованием библиотеки </w:t>
+      </w:r>
+      <w:proofErr w:type="spellStart"/>
+      <w:r>
+        <w:rPr>
+          <w:rFonts w:ascii="Segoe UI" w:hAnsi="Segoe UI" w:cs="Segoe UI"/>
+          <w:color w:val="0F1115"/>
+        </w:rPr>
+        <w:t>Pygame</w:t>
+      </w:r>
+      <w:proofErr w:type="spellEnd"/>
+      <w:r>
+        <w:rPr>
+          <w:rFonts w:ascii="Segoe UI" w:hAnsi="Segoe UI" w:cs="Segoe UI"/>
+          <w:color w:val="0F1115"/>
+        </w:rPr>
+        <w:t>.</w:t>
+      </w:r>
+    </w:p>
+    <w:p>
+      <w:pPr>
+        <w:pStyle w:val="ds-markdown-paragraph"/>
+        <w:shd w:val="clear" w:color="auto" w:fill="FFFFFF"/>
+        <w:spacing w:before="240" w:beforeAutospacing="0" w:after="240" w:afterAutospacing="0"/>
+        <w:rPr>
+          <w:rFonts w:ascii="Segoe UI" w:hAnsi="Segoe UI" w:cs="Segoe UI"/>
+          <w:b/>
+          <w:color w:val="0F1115"/>
+        </w:rPr>
+      </w:pPr>
+      <w:r>
+        <w:rPr>
+          <w:rStyle w:val="a3"/>
+          <w:rFonts w:ascii="Segoe UI" w:hAnsi="Segoe UI" w:cs="Segoe UI"/>
+          <w:b w:val="0"/>
+          <w:color w:val="0F1115"/>
+        </w:rPr>
+        <w:t>В процессе работы были решены следующие задачи:</w:t>
+      </w:r>
+    </w:p>
+    <w:p>
+      <w:pPr>
+        <w:pStyle w:val="ds-markdown-paragraph"/>
+        <w:numPr>
+          <w:ilvl w:val="0"/>
+          <w:numId w:val="32"/>
+        </w:numPr>
+        <w:shd w:val="clear" w:color="auto" w:fill="FFFFFF"/>
+        <w:spacing w:after="0" w:afterAutospacing="0"/>
+        <w:ind w:left="0"/>
+        <w:rPr>
+          <w:rFonts w:ascii="Segoe UI" w:hAnsi="Segoe UI" w:cs="Segoe UI"/>
+          <w:color w:val="0F1115"/>
+        </w:rPr>
+      </w:pPr>
+      <w:r>
+        <w:rPr>
+          <w:rFonts w:ascii="Segoe UI" w:hAnsi="Segoe UI" w:cs="Segoe UI"/>
+          <w:color w:val="0F1115"/>
+        </w:rPr>
+        <w:t>Изучены физические законы, лежащие в основе воздухоплавания (сила Архимеда, плотность воздуха, выталкивающая сила), и реализована их программная модель.</w:t>
+      </w:r>
+    </w:p>
+    <w:p>
+      <w:pPr>
+        <w:pStyle w:val="ds-markdown-paragraph"/>
+        <w:numPr>
+          <w:ilvl w:val="0"/>
+          <w:numId w:val="32"/>
+        </w:numPr>
+        <w:shd w:val="clear" w:color="auto" w:fill="FFFFFF"/>
+        <w:spacing w:after="0" w:afterAutospacing="0"/>
+        <w:ind w:left="0"/>
+        <w:rPr>
+          <w:rFonts w:ascii="Segoe UI" w:hAnsi="Segoe UI" w:cs="Segoe UI"/>
+          <w:color w:val="0F1115"/>
+        </w:rPr>
+      </w:pPr>
+      <w:r>
+        <w:rPr>
+          <w:rFonts w:ascii="Segoe UI" w:hAnsi="Segoe UI" w:cs="Segoe UI"/>
+          <w:color w:val="0F1115"/>
+        </w:rPr>
+        <w:t xml:space="preserve">Освоена библиотека </w:t>
+      </w:r>
+      <w:proofErr w:type="spellStart"/>
+      <w:r>
+        <w:rPr>
+          <w:rFonts w:ascii="Segoe UI" w:hAnsi="Segoe UI" w:cs="Segoe UI"/>
+          <w:color w:val="0F1115"/>
+        </w:rPr>
+        <w:t>Pygame</w:t>
+      </w:r>
+      <w:proofErr w:type="spellEnd"/>
+      <w:r>
+        <w:rPr>
+          <w:rFonts w:ascii="Segoe UI" w:hAnsi="Segoe UI" w:cs="Segoe UI"/>
+          <w:color w:val="0F1115"/>
+        </w:rPr>
+        <w:t>, её возможности по отрисовке графики, обработке ввода, работе со спрайтами и анимацией.</w:t>
+      </w:r>
+    </w:p>
+    <w:p>
+      <w:pPr>
+        <w:pStyle w:val="ds-markdown-paragraph"/>
+        <w:numPr>
+          <w:ilvl w:val="0"/>
+          <w:numId w:val="32"/>
+        </w:numPr>
+        <w:shd w:val="clear" w:color="auto" w:fill="FFFFFF"/>
+        <w:spacing w:after="0" w:afterAutospacing="0"/>
+        <w:ind w:left="0"/>
+        <w:rPr>
+          <w:rFonts w:ascii="Segoe UI" w:hAnsi="Segoe UI" w:cs="Segoe UI"/>
+          <w:color w:val="0F1115"/>
+        </w:rPr>
+      </w:pPr>
+      <w:r>
+        <w:rPr>
+          <w:rFonts w:ascii="Segoe UI" w:hAnsi="Segoe UI" w:cs="Segoe UI"/>
+          <w:color w:val="0F1115"/>
+        </w:rPr>
+        <w:t>Спроектирована архитектура игры, включающая игровой мир размером 5000×4000 пикселей, плавную систему камеры, три высотные зоны и две кнопки управления.</w:t>
+      </w:r>
+    </w:p>
+    <w:p>
+      <w:pPr>
+        <w:pStyle w:val="ds-markdown-paragraph"/>
+        <w:numPr>
+          <w:ilvl w:val="0"/>
+          <w:numId w:val="32"/>
+        </w:numPr>
+        <w:shd w:val="clear" w:color="auto" w:fill="FFFFFF"/>
+        <w:spacing w:after="0" w:afterAutospacing="0"/>
+        <w:ind w:left="0"/>
+        <w:rPr>
+          <w:rFonts w:ascii="Segoe UI" w:hAnsi="Segoe UI" w:cs="Segoe UI"/>
+          <w:color w:val="0F1115"/>
+        </w:rPr>
+      </w:pPr>
+      <w:r>
+        <w:rPr>
+          <w:rFonts w:ascii="Segoe UI" w:hAnsi="Segoe UI" w:cs="Segoe UI"/>
+          <w:color w:val="0F1115"/>
+        </w:rPr>
+        <w:t>Реализована физическая модель движения шара с плавным переключением между высотными зонами.</w:t>
+      </w:r>
+    </w:p>
+    <w:p>
+      <w:pPr>
+        <w:pStyle w:val="ds-markdown-paragraph"/>
+        <w:numPr>
+          <w:ilvl w:val="0"/>
+          <w:numId w:val="32"/>
+        </w:numPr>
+        <w:shd w:val="clear" w:color="auto" w:fill="FFFFFF"/>
+        <w:spacing w:after="0" w:afterAutospacing="0"/>
+        <w:ind w:left="0"/>
+        <w:rPr>
+          <w:rFonts w:ascii="Segoe UI" w:hAnsi="Segoe UI" w:cs="Segoe UI"/>
+          <w:color w:val="0F1115"/>
+        </w:rPr>
+      </w:pPr>
+      <w:r>
+        <w:rPr>
+          <w:rFonts w:ascii="Segoe UI" w:hAnsi="Segoe UI" w:cs="Segoe UI"/>
+          <w:color w:val="0F1115"/>
+        </w:rPr>
+        <w:t>Создана уникальная система невидимых ветровых зон: игрок не видит, где дует попутный ветер, и вынужден искать его по белым летящим полосам и ускорению шара. Это решение стимулирует исследовательское поведение и экспериментирование.</w:t>
+      </w:r>
+    </w:p>
+    <w:p>
+      <w:pPr>
+        <w:pStyle w:val="ds-markdown-paragraph"/>
+        <w:numPr>
+          <w:ilvl w:val="0"/>
+          <w:numId w:val="32"/>
+        </w:numPr>
+        <w:shd w:val="clear" w:color="auto" w:fill="FFFFFF"/>
+        <w:spacing w:after="0" w:afterAutospacing="0"/>
+        <w:ind w:left="0"/>
+        <w:rPr>
+          <w:rFonts w:ascii="Segoe UI" w:hAnsi="Segoe UI" w:cs="Segoe UI"/>
+          <w:color w:val="0F1115"/>
+        </w:rPr>
+      </w:pPr>
+      <w:r>
+        <w:rPr>
+          <w:rFonts w:ascii="Segoe UI" w:hAnsi="Segoe UI" w:cs="Segoe UI"/>
+          <w:color w:val="0F1115"/>
+        </w:rPr>
+        <w:t>Разработано пошаговое обучение из 16 слайдов с автоматическим переносом текста, тенью у заголовков и пульсацией цвета.</w:t>
+      </w:r>
+    </w:p>
+    <w:p>
+      <w:pPr>
+        <w:pStyle w:val="ds-markdown-paragraph"/>
+        <w:numPr>
+          <w:ilvl w:val="0"/>
+          <w:numId w:val="32"/>
+        </w:numPr>
+        <w:shd w:val="clear" w:color="auto" w:fill="FFFFFF"/>
+        <w:spacing w:after="0" w:afterAutospacing="0"/>
+        <w:ind w:left="0"/>
+        <w:rPr>
+          <w:rFonts w:ascii="Segoe UI" w:hAnsi="Segoe UI" w:cs="Segoe UI"/>
+          <w:color w:val="0F1115"/>
+        </w:rPr>
+      </w:pPr>
+      <w:r>
+        <w:rPr>
+          <w:rFonts w:ascii="Segoe UI" w:hAnsi="Segoe UI" w:cs="Segoe UI"/>
+          <w:color w:val="0F1115"/>
+        </w:rPr>
+        <w:t>Создана мини-игра «Сопоставь детали», закрепляющая знание устройства воздушного шара.</w:t>
+      </w:r>
+    </w:p>
+    <w:p>
+      <w:pPr>
+        <w:pStyle w:val="ds-markdown-paragraph"/>
+        <w:numPr>
+          <w:ilvl w:val="0"/>
+          <w:numId w:val="32"/>
+        </w:numPr>
+        <w:shd w:val="clear" w:color="auto" w:fill="FFFFFF"/>
+        <w:spacing w:after="0" w:afterAutospacing="0"/>
+        <w:ind w:left="0"/>
+        <w:rPr>
+          <w:rFonts w:ascii="Segoe UI" w:hAnsi="Segoe UI" w:cs="Segoe UI"/>
+          <w:color w:val="0F1115"/>
+        </w:rPr>
+      </w:pPr>
+      <w:r>
+        <w:rPr>
+          <w:rFonts w:ascii="Segoe UI" w:hAnsi="Segoe UI" w:cs="Segoe UI"/>
+          <w:color w:val="0F1115"/>
+        </w:rPr>
+        <w:t xml:space="preserve">Добавлены препятствия — анимированные птицы, реализована система </w:t>
+      </w:r>
+      <w:proofErr w:type="spellStart"/>
+      <w:r>
+        <w:rPr>
+          <w:rFonts w:ascii="Segoe UI" w:hAnsi="Segoe UI" w:cs="Segoe UI"/>
+          <w:color w:val="0F1115"/>
+        </w:rPr>
+        <w:t>спавна</w:t>
+      </w:r>
+      <w:proofErr w:type="spellEnd"/>
+      <w:r>
+        <w:rPr>
+          <w:rFonts w:ascii="Segoe UI" w:hAnsi="Segoe UI" w:cs="Segoe UI"/>
+          <w:color w:val="0F1115"/>
+        </w:rPr>
+        <w:t xml:space="preserve"> и проверка столкновений с уменьшенным </w:t>
+      </w:r>
+      <w:proofErr w:type="spellStart"/>
+      <w:r>
+        <w:rPr>
+          <w:rFonts w:ascii="Segoe UI" w:hAnsi="Segoe UI" w:cs="Segoe UI"/>
+          <w:color w:val="0F1115"/>
+        </w:rPr>
+        <w:t>хитбоксом</w:t>
+      </w:r>
+      <w:proofErr w:type="spellEnd"/>
+      <w:r>
+        <w:rPr>
+          <w:rFonts w:ascii="Segoe UI" w:hAnsi="Segoe UI" w:cs="Segoe UI"/>
+          <w:color w:val="0F1115"/>
+        </w:rPr>
+        <w:t xml:space="preserve"> шара.</w:t>
+      </w:r>
+    </w:p>
+    <w:p>
+      <w:pPr>
+        <w:pStyle w:val="ds-markdown-paragraph"/>
+        <w:numPr>
+          <w:ilvl w:val="0"/>
+          <w:numId w:val="32"/>
+        </w:numPr>
+        <w:shd w:val="clear" w:color="auto" w:fill="FFFFFF"/>
+        <w:spacing w:after="0" w:afterAutospacing="0"/>
+        <w:ind w:left="0"/>
+        <w:rPr>
+          <w:rFonts w:ascii="Segoe UI" w:hAnsi="Segoe UI" w:cs="Segoe UI"/>
+          <w:color w:val="0F1115"/>
+        </w:rPr>
+      </w:pPr>
+      <w:r>
+        <w:rPr>
+          <w:rFonts w:ascii="Segoe UI" w:hAnsi="Segoe UI" w:cs="Segoe UI"/>
+          <w:color w:val="0F1115"/>
+        </w:rPr>
+        <w:t>Внедрены таймер на 60 секунд с круговым индикатором и полоса прогресса.</w:t>
+      </w:r>
+    </w:p>
+    <w:p>
+      <w:pPr>
+        <w:pStyle w:val="ds-markdown-paragraph"/>
+        <w:numPr>
+          <w:ilvl w:val="0"/>
+          <w:numId w:val="32"/>
+        </w:numPr>
+        <w:shd w:val="clear" w:color="auto" w:fill="FFFFFF"/>
+        <w:spacing w:after="0" w:afterAutospacing="0"/>
+        <w:ind w:left="0"/>
+        <w:rPr>
+          <w:rFonts w:ascii="Segoe UI" w:hAnsi="Segoe UI" w:cs="Segoe UI"/>
+          <w:color w:val="0F1115"/>
+        </w:rPr>
+      </w:pPr>
+      <w:r>
+        <w:rPr>
+          <w:rFonts w:ascii="Segoe UI" w:hAnsi="Segoe UI" w:cs="Segoe UI"/>
+          <w:color w:val="0F1115"/>
+        </w:rPr>
+        <w:t>Код написан в соответствии со стандартами PEP 8, снабжён комментариями и может использоваться в образовательных целях.</w:t>
+      </w:r>
+    </w:p>
+    <w:p>
+      <w:pPr>
+        <w:pStyle w:val="ds-markdown-paragraph"/>
+        <w:shd w:val="clear" w:color="auto" w:fill="FFFFFF"/>
+        <w:spacing w:before="240" w:beforeAutospacing="0" w:after="240" w:afterAutospacing="0"/>
+        <w:rPr>
+          <w:rFonts w:ascii="Segoe UI" w:hAnsi="Segoe UI" w:cs="Segoe UI"/>
+          <w:b/>
+          <w:color w:val="0F1115"/>
+        </w:rPr>
+      </w:pPr>
+      <w:r>
+        <w:rPr>
+          <w:rStyle w:val="a3"/>
+          <w:rFonts w:ascii="Segoe UI" w:hAnsi="Segoe UI" w:cs="Segoe UI"/>
+          <w:b w:val="0"/>
+          <w:color w:val="0F1115"/>
+        </w:rPr>
+        <w:t>Подтверждение гипотезы:</w:t>
+      </w:r>
+    </w:p>
+    <w:p>
+      <w:pPr>
+        <w:pStyle w:val="ds-markdown-paragraph"/>
+        <w:shd w:val="clear" w:color="auto" w:fill="FFFFFF"/>
+        <w:spacing w:before="240" w:beforeAutospacing="0" w:after="240" w:afterAutospacing="0"/>
+        <w:rPr>
+          <w:rFonts w:ascii="Segoe UI" w:hAnsi="Segoe UI" w:cs="Segoe UI"/>
+          <w:color w:val="0F1115"/>
+        </w:rPr>
+      </w:pPr>
+      <w:r>
+        <w:rPr>
+          <w:rFonts w:ascii="Segoe UI" w:hAnsi="Segoe UI" w:cs="Segoe UI"/>
+          <w:color w:val="0F1115"/>
+        </w:rPr>
+        <w:t>Гипотеза проекта подтвердилась. Игровая форма подачи материала, интерактивное управление и система невидимых ветровых зон, требующая от игрока самостоятельного поиска закономерностей, делают процесс обучения более эффективным по сравнению с традиционными методами. Пользователь не просто читает теорию, а на практике осваивает принципы управления высотой и навигации воздушного шара.</w:t>
+      </w:r>
+    </w:p>
+    <w:p>
+      <w:pPr>
+        <w:spacing w:before="480" w:after="480" w:line="240" w:lineRule="auto"/>
+        <w:rPr>
+          <w:rFonts w:ascii="Times New Roman" w:eastAsia="Times New Roman" w:hAnsi="Times New Roman" w:cs="Times New Roman"/>
+          <w:sz w:val="28"/>
+          <w:szCs w:val="24"/>
+          <w:lang w:eastAsia="ru-RU"/>
+        </w:rPr>
+      </w:pPr>
+    </w:p>
+    <w:p>
+      <w:pPr>
+        <w:spacing w:before="480" w:after="480" w:line="240" w:lineRule="auto"/>
+        <w:rPr>
+          <w:rFonts w:ascii="Times New Roman" w:eastAsia="Times New Roman" w:hAnsi="Times New Roman" w:cs="Times New Roman"/>
+          <w:sz w:val="28"/>
+          <w:szCs w:val="24"/>
+          <w:lang w:eastAsia="ru-RU"/>
+        </w:rPr>
+      </w:pPr>
+    </w:p>
+    <w:p>
+      <w:pPr>
+        <w:spacing w:before="480" w:after="480" w:line="240" w:lineRule="auto"/>
+        <w:rPr>
+          <w:rFonts w:ascii="Times New Roman" w:eastAsia="Times New Roman" w:hAnsi="Times New Roman" w:cs="Times New Roman"/>
+          <w:sz w:val="28"/>
+          <w:szCs w:val="24"/>
+          <w:lang w:eastAsia="ru-RU"/>
+        </w:rPr>
+      </w:pPr>
+    </w:p>
+    <w:p>
+      <w:pPr>
+        <w:spacing w:before="480" w:after="480" w:line="240" w:lineRule="auto"/>
+        <w:rPr>
+          <w:rFonts w:ascii="Times New Roman" w:eastAsia="Times New Roman" w:hAnsi="Times New Roman" w:cs="Times New Roman"/>
+          <w:sz w:val="28"/>
+          <w:szCs w:val="24"/>
+          <w:lang w:eastAsia="ru-RU"/>
+        </w:rPr>
+      </w:pPr>
+    </w:p>
+    <w:p>
+      <w:pPr>
+        <w:spacing w:before="480" w:after="480" w:line="240" w:lineRule="auto"/>
+        <w:rPr>
+          <w:rFonts w:ascii="Times New Roman" w:eastAsia="Times New Roman" w:hAnsi="Times New Roman" w:cs="Times New Roman"/>
+          <w:sz w:val="28"/>
+          <w:szCs w:val="24"/>
+          <w:lang w:eastAsia="ru-RU"/>
+        </w:rPr>
+      </w:pPr>
+    </w:p>
+    <w:p>
+      <w:pPr>
+        <w:pStyle w:val="1"/>
         <w:rPr>
           <w:rFonts w:eastAsia="Times New Roman"/>
           <w:lang w:eastAsia="ru-RU"/>
         </w:rPr>
       </w:pPr>
-      <w:bookmarkStart w:id="20" w:name="_Toc225958705"/>
+      <w:bookmarkStart w:id="26" w:name="_Toc225977136"/>
       <w:r>
         <w:rPr>
           <w:rFonts w:eastAsia="Times New Roman"/>
           <w:lang w:eastAsia="ru-RU"/>
         </w:rPr>
         <w:lastRenderedPageBreak/>
-        <w:t>8. Список использованных источников</w:t>
-      </w:r>
-      <w:bookmarkEnd w:id="20"/>
+        <w:t>9</w:t>
+      </w:r>
+      <w:r>
+        <w:rPr>
+          <w:rFonts w:eastAsia="Times New Roman"/>
+          <w:lang w:eastAsia="ru-RU"/>
+        </w:rPr>
+        <w:t>. Список использованных источников</w:t>
+      </w:r>
+      <w:bookmarkEnd w:id="26"/>
     </w:p>
     <w:p>
       <w:pPr>
@@ -15207,43 +19258,21 @@
           <w:lang w:eastAsia="ru-RU"/>
         </w:rPr>
       </w:pPr>
-      <w:bookmarkStart w:id="21" w:name="_Toc225958706"/>
-      <w:r>
-        <w:rPr>
-          <w:rFonts w:eastAsia="Times New Roman"/>
-          <w:lang w:eastAsia="ru-RU"/>
-        </w:rPr>
-        <w:t>9. Приложение. Листинг программы</w:t>
-      </w:r>
-      <w:bookmarkEnd w:id="21"/>
-    </w:p>
-    <w:p>
-      <w:pPr>
-        <w:shd w:val="clear" w:color="auto" w:fill="FFFFFF"/>
-        <w:spacing w:before="240" w:after="240" w:line="240" w:lineRule="auto"/>
-        <w:ind w:right="4676"/>
-        <w:rPr>
-          <w:rFonts w:ascii="Times New Roman" w:eastAsia="Times New Roman" w:hAnsi="Times New Roman" w:cs="Times New Roman"/>
-          <w:color w:val="0F1115"/>
-          <w:sz w:val="28"/>
-          <w:szCs w:val="24"/>
-          <w:lang w:eastAsia="ru-RU"/>
-        </w:rPr>
-      </w:pPr>
-      <w:r>
-        <w:rPr>
-          <w:rFonts w:ascii="Times New Roman" w:hAnsi="Times New Roman" w:cs="Times New Roman"/>
+      <w:bookmarkStart w:id="27" w:name="_Toc225977137"/>
+      <w:r>
+        <w:rPr>
+          <w:rFonts w:cs="Times New Roman"/>
           <w:noProof/>
           <w:sz w:val="24"/>
         </w:rPr>
         <w:drawing>
           <wp:anchor distT="0" distB="0" distL="114300" distR="114300" simplePos="0" relativeHeight="251678720" behindDoc="1" locked="0" layoutInCell="1" allowOverlap="1">
             <wp:simplePos x="0" y="0"/>
-            <wp:positionH relativeFrom="column">
-              <wp:posOffset>3953171</wp:posOffset>
+            <wp:positionH relativeFrom="margin">
+              <wp:align>right</wp:align>
             </wp:positionH>
             <wp:positionV relativeFrom="paragraph">
-              <wp:posOffset>162528</wp:posOffset>
+              <wp:posOffset>5748</wp:posOffset>
             </wp:positionV>
             <wp:extent cx="2030095" cy="2367915"/>
             <wp:effectExtent l="0" t="0" r="8255" b="0"/>
@@ -15301,6 +19330,35 @@
           </wp:anchor>
         </w:drawing>
       </w:r>
+      <w:r>
+        <w:rPr>
+          <w:rFonts w:eastAsia="Times New Roman"/>
+          <w:lang w:eastAsia="ru-RU"/>
+        </w:rPr>
+        <w:t>10</w:t>
+      </w:r>
+      <w:r>
+        <w:rPr>
+          <w:rFonts w:eastAsia="Times New Roman"/>
+          <w:lang w:eastAsia="ru-RU"/>
+        </w:rPr>
+        <w:t>. Приложение. Листинг программы</w:t>
+      </w:r>
+      <w:bookmarkEnd w:id="27"/>
+    </w:p>
+    <w:p>
+      <w:pPr>
+        <w:shd w:val="clear" w:color="auto" w:fill="FFFFFF"/>
+        <w:spacing w:before="240" w:after="240" w:line="240" w:lineRule="auto"/>
+        <w:ind w:right="4676"/>
+        <w:rPr>
+          <w:rFonts w:ascii="Times New Roman" w:eastAsia="Times New Roman" w:hAnsi="Times New Roman" w:cs="Times New Roman"/>
+          <w:color w:val="0F1115"/>
+          <w:sz w:val="28"/>
+          <w:szCs w:val="24"/>
+          <w:lang w:eastAsia="ru-RU"/>
+        </w:rPr>
+      </w:pPr>
       <w:r>
         <w:rPr>
           <w:rFonts w:ascii="Times New Roman" w:eastAsia="Times New Roman" w:hAnsi="Times New Roman" w:cs="Times New Roman"/>
@@ -15759,6 +19817,119 @@
     </w:lvl>
   </w:abstractNum>
   <w:abstractNum w:abstractNumId="1" w15:restartNumberingAfterBreak="0">
+    <w:nsid w:val="08474192"/>
+    <w:multiLevelType w:val="multilevel"/>
+    <w:tmpl w:val="68E2025A"/>
+    <w:lvl w:ilvl="0">
+      <w:start w:val="1"/>
+      <w:numFmt w:val="decimal"/>
+      <w:lvlText w:val="%1."/>
+      <w:lvlJc w:val="left"/>
+      <w:pPr>
+        <w:tabs>
+          <w:tab w:val="num" w:pos="720"/>
+        </w:tabs>
+        <w:ind w:left="720" w:hanging="360"/>
+      </w:pPr>
+    </w:lvl>
+    <w:lvl w:ilvl="1" w:tentative="1">
+      <w:start w:val="1"/>
+      <w:numFmt w:val="decimal"/>
+      <w:lvlText w:val="%2."/>
+      <w:lvlJc w:val="left"/>
+      <w:pPr>
+        <w:tabs>
+          <w:tab w:val="num" w:pos="1440"/>
+        </w:tabs>
+        <w:ind w:left="1440" w:hanging="360"/>
+      </w:pPr>
+    </w:lvl>
+    <w:lvl w:ilvl="2" w:tentative="1">
+      <w:start w:val="1"/>
+      <w:numFmt w:val="decimal"/>
+      <w:lvlText w:val="%3."/>
+      <w:lvlJc w:val="left"/>
+      <w:pPr>
+        <w:tabs>
+          <w:tab w:val="num" w:pos="2160"/>
+        </w:tabs>
+        <w:ind w:left="2160" w:hanging="360"/>
+      </w:pPr>
+    </w:lvl>
+    <w:lvl w:ilvl="3" w:tentative="1">
+      <w:start w:val="1"/>
+      <w:numFmt w:val="decimal"/>
+      <w:lvlText w:val="%4."/>
+      <w:lvlJc w:val="left"/>
+      <w:pPr>
+        <w:tabs>
+          <w:tab w:val="num" w:pos="2880"/>
+        </w:tabs>
+        <w:ind w:left="2880" w:hanging="360"/>
+      </w:pPr>
+    </w:lvl>
+    <w:lvl w:ilvl="4" w:tentative="1">
+      <w:start w:val="1"/>
+      <w:numFmt w:val="decimal"/>
+      <w:lvlText w:val="%5."/>
+      <w:lvlJc w:val="left"/>
+      <w:pPr>
+        <w:tabs>
+          <w:tab w:val="num" w:pos="3600"/>
+        </w:tabs>
+        <w:ind w:left="3600" w:hanging="360"/>
+      </w:pPr>
+    </w:lvl>
+    <w:lvl w:ilvl="5" w:tentative="1">
+      <w:start w:val="1"/>
+      <w:numFmt w:val="decimal"/>
+      <w:lvlText w:val="%6."/>
+      <w:lvlJc w:val="left"/>
+      <w:pPr>
+        <w:tabs>
+          <w:tab w:val="num" w:pos="4320"/>
+        </w:tabs>
+        <w:ind w:left="4320" w:hanging="360"/>
+      </w:pPr>
+    </w:lvl>
+    <w:lvl w:ilvl="6" w:tentative="1">
+      <w:start w:val="1"/>
+      <w:numFmt w:val="decimal"/>
+      <w:lvlText w:val="%7."/>
+      <w:lvlJc w:val="left"/>
+      <w:pPr>
+        <w:tabs>
+          <w:tab w:val="num" w:pos="5040"/>
+        </w:tabs>
+        <w:ind w:left="5040" w:hanging="360"/>
+      </w:pPr>
+    </w:lvl>
+    <w:lvl w:ilvl="7" w:tentative="1">
+      <w:start w:val="1"/>
+      <w:numFmt w:val="decimal"/>
+      <w:lvlText w:val="%8."/>
+      <w:lvlJc w:val="left"/>
+      <w:pPr>
+        <w:tabs>
+          <w:tab w:val="num" w:pos="5760"/>
+        </w:tabs>
+        <w:ind w:left="5760" w:hanging="360"/>
+      </w:pPr>
+    </w:lvl>
+    <w:lvl w:ilvl="8" w:tentative="1">
+      <w:start w:val="1"/>
+      <w:numFmt w:val="decimal"/>
+      <w:lvlText w:val="%9."/>
+      <w:lvlJc w:val="left"/>
+      <w:pPr>
+        <w:tabs>
+          <w:tab w:val="num" w:pos="6480"/>
+        </w:tabs>
+        <w:ind w:left="6480" w:hanging="360"/>
+      </w:pPr>
+    </w:lvl>
+  </w:abstractNum>
+  <w:abstractNum w:abstractNumId="2" w15:restartNumberingAfterBreak="0">
     <w:nsid w:val="091B1118"/>
     <w:multiLevelType w:val="multilevel"/>
     <w:tmpl w:val="0F20B27C"/>
@@ -15871,7 +20042,7 @@
       </w:pPr>
     </w:lvl>
   </w:abstractNum>
-  <w:abstractNum w:abstractNumId="2" w15:restartNumberingAfterBreak="0">
+  <w:abstractNum w:abstractNumId="3" w15:restartNumberingAfterBreak="0">
     <w:nsid w:val="09385C5D"/>
     <w:multiLevelType w:val="multilevel"/>
     <w:tmpl w:val="637E6F28"/>
@@ -16020,7 +20191,7 @@
       </w:rPr>
     </w:lvl>
   </w:abstractNum>
-  <w:abstractNum w:abstractNumId="3" w15:restartNumberingAfterBreak="0">
+  <w:abstractNum w:abstractNumId="4" w15:restartNumberingAfterBreak="0">
     <w:nsid w:val="09826ED7"/>
     <w:multiLevelType w:val="multilevel"/>
     <w:tmpl w:val="0944D442"/>
@@ -16133,7 +20304,531 @@
       </w:pPr>
     </w:lvl>
   </w:abstractNum>
-  <w:abstractNum w:abstractNumId="4" w15:restartNumberingAfterBreak="0">
+  <w:abstractNum w:abstractNumId="5" w15:restartNumberingAfterBreak="0">
+    <w:nsid w:val="0F4E5696"/>
+    <w:multiLevelType w:val="multilevel"/>
+    <w:tmpl w:val="E2DEFC76"/>
+    <w:lvl w:ilvl="0">
+      <w:start w:val="1"/>
+      <w:numFmt w:val="bullet"/>
+      <w:lvlText w:val=""/>
+      <w:lvlJc w:val="left"/>
+      <w:pPr>
+        <w:tabs>
+          <w:tab w:val="num" w:pos="720"/>
+        </w:tabs>
+        <w:ind w:left="720" w:hanging="360"/>
+      </w:pPr>
+      <w:rPr>
+        <w:rFonts w:ascii="Symbol" w:hAnsi="Symbol" w:hint="default"/>
+        <w:sz w:val="20"/>
+      </w:rPr>
+    </w:lvl>
+    <w:lvl w:ilvl="1" w:tentative="1">
+      <w:start w:val="1"/>
+      <w:numFmt w:val="bullet"/>
+      <w:lvlText w:val="o"/>
+      <w:lvlJc w:val="left"/>
+      <w:pPr>
+        <w:tabs>
+          <w:tab w:val="num" w:pos="1440"/>
+        </w:tabs>
+        <w:ind w:left="1440" w:hanging="360"/>
+      </w:pPr>
+      <w:rPr>
+        <w:rFonts w:ascii="Courier New" w:hAnsi="Courier New" w:hint="default"/>
+        <w:sz w:val="20"/>
+      </w:rPr>
+    </w:lvl>
+    <w:lvl w:ilvl="2" w:tentative="1">
+      <w:start w:val="1"/>
+      <w:numFmt w:val="bullet"/>
+      <w:lvlText w:val=""/>
+      <w:lvlJc w:val="left"/>
+      <w:pPr>
+        <w:tabs>
+          <w:tab w:val="num" w:pos="2160"/>
+        </w:tabs>
+        <w:ind w:left="2160" w:hanging="360"/>
+      </w:pPr>
+      <w:rPr>
+        <w:rFonts w:ascii="Wingdings" w:hAnsi="Wingdings" w:hint="default"/>
+        <w:sz w:val="20"/>
+      </w:rPr>
+    </w:lvl>
+    <w:lvl w:ilvl="3" w:tentative="1">
+      <w:start w:val="1"/>
+      <w:numFmt w:val="bullet"/>
+      <w:lvlText w:val=""/>
+      <w:lvlJc w:val="left"/>
+      <w:pPr>
+        <w:tabs>
+          <w:tab w:val="num" w:pos="2880"/>
+        </w:tabs>
+        <w:ind w:left="2880" w:hanging="360"/>
+      </w:pPr>
+      <w:rPr>
+        <w:rFonts w:ascii="Wingdings" w:hAnsi="Wingdings" w:hint="default"/>
+        <w:sz w:val="20"/>
+      </w:rPr>
+    </w:lvl>
+    <w:lvl w:ilvl="4" w:tentative="1">
+      <w:start w:val="1"/>
+      <w:numFmt w:val="bullet"/>
+      <w:lvlText w:val=""/>
+      <w:lvlJc w:val="left"/>
+      <w:pPr>
+        <w:tabs>
+          <w:tab w:val="num" w:pos="3600"/>
+        </w:tabs>
+        <w:ind w:left="3600" w:hanging="360"/>
+      </w:pPr>
+      <w:rPr>
+        <w:rFonts w:ascii="Wingdings" w:hAnsi="Wingdings" w:hint="default"/>
+        <w:sz w:val="20"/>
+      </w:rPr>
+    </w:lvl>
+    <w:lvl w:ilvl="5" w:tentative="1">
+      <w:start w:val="1"/>
+      <w:numFmt w:val="bullet"/>
+      <w:lvlText w:val=""/>
+      <w:lvlJc w:val="left"/>
+      <w:pPr>
+        <w:tabs>
+          <w:tab w:val="num" w:pos="4320"/>
+        </w:tabs>
+        <w:ind w:left="4320" w:hanging="360"/>
+      </w:pPr>
+      <w:rPr>
+        <w:rFonts w:ascii="Wingdings" w:hAnsi="Wingdings" w:hint="default"/>
+        <w:sz w:val="20"/>
+      </w:rPr>
+    </w:lvl>
+    <w:lvl w:ilvl="6" w:tentative="1">
+      <w:start w:val="1"/>
+      <w:numFmt w:val="bullet"/>
+      <w:lvlText w:val=""/>
+      <w:lvlJc w:val="left"/>
+      <w:pPr>
+        <w:tabs>
+          <w:tab w:val="num" w:pos="5040"/>
+        </w:tabs>
+        <w:ind w:left="5040" w:hanging="360"/>
+      </w:pPr>
+      <w:rPr>
+        <w:rFonts w:ascii="Wingdings" w:hAnsi="Wingdings" w:hint="default"/>
+        <w:sz w:val="20"/>
+      </w:rPr>
+    </w:lvl>
+    <w:lvl w:ilvl="7" w:tentative="1">
+      <w:start w:val="1"/>
+      <w:numFmt w:val="bullet"/>
+      <w:lvlText w:val=""/>
+      <w:lvlJc w:val="left"/>
+      <w:pPr>
+        <w:tabs>
+          <w:tab w:val="num" w:pos="5760"/>
+        </w:tabs>
+        <w:ind w:left="5760" w:hanging="360"/>
+      </w:pPr>
+      <w:rPr>
+        <w:rFonts w:ascii="Wingdings" w:hAnsi="Wingdings" w:hint="default"/>
+        <w:sz w:val="20"/>
+      </w:rPr>
+    </w:lvl>
+    <w:lvl w:ilvl="8" w:tentative="1">
+      <w:start w:val="1"/>
+      <w:numFmt w:val="bullet"/>
+      <w:lvlText w:val=""/>
+      <w:lvlJc w:val="left"/>
+      <w:pPr>
+        <w:tabs>
+          <w:tab w:val="num" w:pos="6480"/>
+        </w:tabs>
+        <w:ind w:left="6480" w:hanging="360"/>
+      </w:pPr>
+      <w:rPr>
+        <w:rFonts w:ascii="Wingdings" w:hAnsi="Wingdings" w:hint="default"/>
+        <w:sz w:val="20"/>
+      </w:rPr>
+    </w:lvl>
+  </w:abstractNum>
+  <w:abstractNum w:abstractNumId="6" w15:restartNumberingAfterBreak="0">
+    <w:nsid w:val="12544855"/>
+    <w:multiLevelType w:val="multilevel"/>
+    <w:tmpl w:val="4080E644"/>
+    <w:lvl w:ilvl="0">
+      <w:start w:val="1"/>
+      <w:numFmt w:val="bullet"/>
+      <w:lvlText w:val=""/>
+      <w:lvlJc w:val="left"/>
+      <w:pPr>
+        <w:tabs>
+          <w:tab w:val="num" w:pos="720"/>
+        </w:tabs>
+        <w:ind w:left="720" w:hanging="360"/>
+      </w:pPr>
+      <w:rPr>
+        <w:rFonts w:ascii="Symbol" w:hAnsi="Symbol" w:hint="default"/>
+        <w:sz w:val="20"/>
+      </w:rPr>
+    </w:lvl>
+    <w:lvl w:ilvl="1" w:tentative="1">
+      <w:start w:val="1"/>
+      <w:numFmt w:val="bullet"/>
+      <w:lvlText w:val="o"/>
+      <w:lvlJc w:val="left"/>
+      <w:pPr>
+        <w:tabs>
+          <w:tab w:val="num" w:pos="1440"/>
+        </w:tabs>
+        <w:ind w:left="1440" w:hanging="360"/>
+      </w:pPr>
+      <w:rPr>
+        <w:rFonts w:ascii="Courier New" w:hAnsi="Courier New" w:hint="default"/>
+        <w:sz w:val="20"/>
+      </w:rPr>
+    </w:lvl>
+    <w:lvl w:ilvl="2" w:tentative="1">
+      <w:start w:val="1"/>
+      <w:numFmt w:val="bullet"/>
+      <w:lvlText w:val=""/>
+      <w:lvlJc w:val="left"/>
+      <w:pPr>
+        <w:tabs>
+          <w:tab w:val="num" w:pos="2160"/>
+        </w:tabs>
+        <w:ind w:left="2160" w:hanging="360"/>
+      </w:pPr>
+      <w:rPr>
+        <w:rFonts w:ascii="Wingdings" w:hAnsi="Wingdings" w:hint="default"/>
+        <w:sz w:val="20"/>
+      </w:rPr>
+    </w:lvl>
+    <w:lvl w:ilvl="3" w:tentative="1">
+      <w:start w:val="1"/>
+      <w:numFmt w:val="bullet"/>
+      <w:lvlText w:val=""/>
+      <w:lvlJc w:val="left"/>
+      <w:pPr>
+        <w:tabs>
+          <w:tab w:val="num" w:pos="2880"/>
+        </w:tabs>
+        <w:ind w:left="2880" w:hanging="360"/>
+      </w:pPr>
+      <w:rPr>
+        <w:rFonts w:ascii="Wingdings" w:hAnsi="Wingdings" w:hint="default"/>
+        <w:sz w:val="20"/>
+      </w:rPr>
+    </w:lvl>
+    <w:lvl w:ilvl="4" w:tentative="1">
+      <w:start w:val="1"/>
+      <w:numFmt w:val="bullet"/>
+      <w:lvlText w:val=""/>
+      <w:lvlJc w:val="left"/>
+      <w:pPr>
+        <w:tabs>
+          <w:tab w:val="num" w:pos="3600"/>
+        </w:tabs>
+        <w:ind w:left="3600" w:hanging="360"/>
+      </w:pPr>
+      <w:rPr>
+        <w:rFonts w:ascii="Wingdings" w:hAnsi="Wingdings" w:hint="default"/>
+        <w:sz w:val="20"/>
+      </w:rPr>
+    </w:lvl>
+    <w:lvl w:ilvl="5" w:tentative="1">
+      <w:start w:val="1"/>
+      <w:numFmt w:val="bullet"/>
+      <w:lvlText w:val=""/>
+      <w:lvlJc w:val="left"/>
+      <w:pPr>
+        <w:tabs>
+          <w:tab w:val="num" w:pos="4320"/>
+        </w:tabs>
+        <w:ind w:left="4320" w:hanging="360"/>
+      </w:pPr>
+      <w:rPr>
+        <w:rFonts w:ascii="Wingdings" w:hAnsi="Wingdings" w:hint="default"/>
+        <w:sz w:val="20"/>
+      </w:rPr>
+    </w:lvl>
+    <w:lvl w:ilvl="6" w:tentative="1">
+      <w:start w:val="1"/>
+      <w:numFmt w:val="bullet"/>
+      <w:lvlText w:val=""/>
+      <w:lvlJc w:val="left"/>
+      <w:pPr>
+        <w:tabs>
+          <w:tab w:val="num" w:pos="5040"/>
+        </w:tabs>
+        <w:ind w:left="5040" w:hanging="360"/>
+      </w:pPr>
+      <w:rPr>
+        <w:rFonts w:ascii="Wingdings" w:hAnsi="Wingdings" w:hint="default"/>
+        <w:sz w:val="20"/>
+      </w:rPr>
+    </w:lvl>
+    <w:lvl w:ilvl="7" w:tentative="1">
+      <w:start w:val="1"/>
+      <w:numFmt w:val="bullet"/>
+      <w:lvlText w:val=""/>
+      <w:lvlJc w:val="left"/>
+      <w:pPr>
+        <w:tabs>
+          <w:tab w:val="num" w:pos="5760"/>
+        </w:tabs>
+        <w:ind w:left="5760" w:hanging="360"/>
+      </w:pPr>
+      <w:rPr>
+        <w:rFonts w:ascii="Wingdings" w:hAnsi="Wingdings" w:hint="default"/>
+        <w:sz w:val="20"/>
+      </w:rPr>
+    </w:lvl>
+    <w:lvl w:ilvl="8" w:tentative="1">
+      <w:start w:val="1"/>
+      <w:numFmt w:val="bullet"/>
+      <w:lvlText w:val=""/>
+      <w:lvlJc w:val="left"/>
+      <w:pPr>
+        <w:tabs>
+          <w:tab w:val="num" w:pos="6480"/>
+        </w:tabs>
+        <w:ind w:left="6480" w:hanging="360"/>
+      </w:pPr>
+      <w:rPr>
+        <w:rFonts w:ascii="Wingdings" w:hAnsi="Wingdings" w:hint="default"/>
+        <w:sz w:val="20"/>
+      </w:rPr>
+    </w:lvl>
+  </w:abstractNum>
+  <w:abstractNum w:abstractNumId="7" w15:restartNumberingAfterBreak="0">
+    <w:nsid w:val="192837FF"/>
+    <w:multiLevelType w:val="hybridMultilevel"/>
+    <w:tmpl w:val="076E58F0"/>
+    <w:lvl w:ilvl="0" w:tplc="04190001">
+      <w:start w:val="1"/>
+      <w:numFmt w:val="bullet"/>
+      <w:lvlText w:val=""/>
+      <w:lvlJc w:val="left"/>
+      <w:pPr>
+        <w:ind w:left="360" w:hanging="360"/>
+      </w:pPr>
+      <w:rPr>
+        <w:rFonts w:ascii="Symbol" w:hAnsi="Symbol" w:hint="default"/>
+      </w:rPr>
+    </w:lvl>
+    <w:lvl w:ilvl="1" w:tplc="04190003" w:tentative="1">
+      <w:start w:val="1"/>
+      <w:numFmt w:val="bullet"/>
+      <w:lvlText w:val="o"/>
+      <w:lvlJc w:val="left"/>
+      <w:pPr>
+        <w:ind w:left="1080" w:hanging="360"/>
+      </w:pPr>
+      <w:rPr>
+        <w:rFonts w:ascii="Courier New" w:hAnsi="Courier New" w:cs="Courier New" w:hint="default"/>
+      </w:rPr>
+    </w:lvl>
+    <w:lvl w:ilvl="2" w:tplc="04190005" w:tentative="1">
+      <w:start w:val="1"/>
+      <w:numFmt w:val="bullet"/>
+      <w:lvlText w:val=""/>
+      <w:lvlJc w:val="left"/>
+      <w:pPr>
+        <w:ind w:left="1800" w:hanging="360"/>
+      </w:pPr>
+      <w:rPr>
+        <w:rFonts w:ascii="Wingdings" w:hAnsi="Wingdings" w:hint="default"/>
+      </w:rPr>
+    </w:lvl>
+    <w:lvl w:ilvl="3" w:tplc="04190001" w:tentative="1">
+      <w:start w:val="1"/>
+      <w:numFmt w:val="bullet"/>
+      <w:lvlText w:val=""/>
+      <w:lvlJc w:val="left"/>
+      <w:pPr>
+        <w:ind w:left="2520" w:hanging="360"/>
+      </w:pPr>
+      <w:rPr>
+        <w:rFonts w:ascii="Symbol" w:hAnsi="Symbol" w:hint="default"/>
+      </w:rPr>
+    </w:lvl>
+    <w:lvl w:ilvl="4" w:tplc="04190003" w:tentative="1">
+      <w:start w:val="1"/>
+      <w:numFmt w:val="bullet"/>
+      <w:lvlText w:val="o"/>
+      <w:lvlJc w:val="left"/>
+      <w:pPr>
+        <w:ind w:left="3240" w:hanging="360"/>
+      </w:pPr>
+      <w:rPr>
+        <w:rFonts w:ascii="Courier New" w:hAnsi="Courier New" w:cs="Courier New" w:hint="default"/>
+      </w:rPr>
+    </w:lvl>
+    <w:lvl w:ilvl="5" w:tplc="04190005" w:tentative="1">
+      <w:start w:val="1"/>
+      <w:numFmt w:val="bullet"/>
+      <w:lvlText w:val=""/>
+      <w:lvlJc w:val="left"/>
+      <w:pPr>
+        <w:ind w:left="3960" w:hanging="360"/>
+      </w:pPr>
+      <w:rPr>
+        <w:rFonts w:ascii="Wingdings" w:hAnsi="Wingdings" w:hint="default"/>
+      </w:rPr>
+    </w:lvl>
+    <w:lvl w:ilvl="6" w:tplc="04190001" w:tentative="1">
+      <w:start w:val="1"/>
+      <w:numFmt w:val="bullet"/>
+      <w:lvlText w:val=""/>
+      <w:lvlJc w:val="left"/>
+      <w:pPr>
+        <w:ind w:left="4680" w:hanging="360"/>
+      </w:pPr>
+      <w:rPr>
+        <w:rFonts w:ascii="Symbol" w:hAnsi="Symbol" w:hint="default"/>
+      </w:rPr>
+    </w:lvl>
+    <w:lvl w:ilvl="7" w:tplc="04190003" w:tentative="1">
+      <w:start w:val="1"/>
+      <w:numFmt w:val="bullet"/>
+      <w:lvlText w:val="o"/>
+      <w:lvlJc w:val="left"/>
+      <w:pPr>
+        <w:ind w:left="5400" w:hanging="360"/>
+      </w:pPr>
+      <w:rPr>
+        <w:rFonts w:ascii="Courier New" w:hAnsi="Courier New" w:cs="Courier New" w:hint="default"/>
+      </w:rPr>
+    </w:lvl>
+    <w:lvl w:ilvl="8" w:tplc="04190005" w:tentative="1">
+      <w:start w:val="1"/>
+      <w:numFmt w:val="bullet"/>
+      <w:lvlText w:val=""/>
+      <w:lvlJc w:val="left"/>
+      <w:pPr>
+        <w:ind w:left="6120" w:hanging="360"/>
+      </w:pPr>
+      <w:rPr>
+        <w:rFonts w:ascii="Wingdings" w:hAnsi="Wingdings" w:hint="default"/>
+      </w:rPr>
+    </w:lvl>
+  </w:abstractNum>
+  <w:abstractNum w:abstractNumId="8" w15:restartNumberingAfterBreak="0">
+    <w:nsid w:val="1F176026"/>
+    <w:multiLevelType w:val="hybridMultilevel"/>
+    <w:tmpl w:val="C5C6B014"/>
+    <w:lvl w:ilvl="0" w:tplc="04190001">
+      <w:start w:val="1"/>
+      <w:numFmt w:val="bullet"/>
+      <w:lvlText w:val=""/>
+      <w:lvlJc w:val="left"/>
+      <w:pPr>
+        <w:ind w:left="720" w:hanging="360"/>
+      </w:pPr>
+      <w:rPr>
+        <w:rFonts w:ascii="Symbol" w:hAnsi="Symbol" w:hint="default"/>
+      </w:rPr>
+    </w:lvl>
+    <w:lvl w:ilvl="1" w:tplc="04190003" w:tentative="1">
+      <w:start w:val="1"/>
+      <w:numFmt w:val="bullet"/>
+      <w:lvlText w:val="o"/>
+      <w:lvlJc w:val="left"/>
+      <w:pPr>
+        <w:ind w:left="1440" w:hanging="360"/>
+      </w:pPr>
+      <w:rPr>
+        <w:rFonts w:ascii="Courier New" w:hAnsi="Courier New" w:cs="Courier New" w:hint="default"/>
+      </w:rPr>
+    </w:lvl>
+    <w:lvl w:ilvl="2" w:tplc="04190005" w:tentative="1">
+      <w:start w:val="1"/>
+      <w:numFmt w:val="bullet"/>
+      <w:lvlText w:val=""/>
+      <w:lvlJc w:val="left"/>
+      <w:pPr>
+        <w:ind w:left="2160" w:hanging="360"/>
+      </w:pPr>
+      <w:rPr>
+        <w:rFonts w:ascii="Wingdings" w:hAnsi="Wingdings" w:hint="default"/>
+      </w:rPr>
+    </w:lvl>
+    <w:lvl w:ilvl="3" w:tplc="04190001" w:tentative="1">
+      <w:start w:val="1"/>
+      <w:numFmt w:val="bullet"/>
+      <w:lvlText w:val=""/>
+      <w:lvlJc w:val="left"/>
+      <w:pPr>
+        <w:ind w:left="2880" w:hanging="360"/>
+      </w:pPr>
+      <w:rPr>
+        <w:rFonts w:ascii="Symbol" w:hAnsi="Symbol" w:hint="default"/>
+      </w:rPr>
+    </w:lvl>
+    <w:lvl w:ilvl="4" w:tplc="04190003" w:tentative="1">
+      <w:start w:val="1"/>
+      <w:numFmt w:val="bullet"/>
+      <w:lvlText w:val="o"/>
+      <w:lvlJc w:val="left"/>
+      <w:pPr>
+        <w:ind w:left="3600" w:hanging="360"/>
+      </w:pPr>
+      <w:rPr>
+        <w:rFonts w:ascii="Courier New" w:hAnsi="Courier New" w:cs="Courier New" w:hint="default"/>
+      </w:rPr>
+    </w:lvl>
+    <w:lvl w:ilvl="5" w:tplc="04190005" w:tentative="1">
+      <w:start w:val="1"/>
+      <w:numFmt w:val="bullet"/>
+      <w:lvlText w:val=""/>
+      <w:lvlJc w:val="left"/>
+      <w:pPr>
+        <w:ind w:left="4320" w:hanging="360"/>
+      </w:pPr>
+      <w:rPr>
+        <w:rFonts w:ascii="Wingdings" w:hAnsi="Wingdings" w:hint="default"/>
+      </w:rPr>
+    </w:lvl>
+    <w:lvl w:ilvl="6" w:tplc="04190001" w:tentative="1">
+      <w:start w:val="1"/>
+      <w:numFmt w:val="bullet"/>
+      <w:lvlText w:val=""/>
+      <w:lvlJc w:val="left"/>
+      <w:pPr>
+        <w:ind w:left="5040" w:hanging="360"/>
+      </w:pPr>
+      <w:rPr>
+        <w:rFonts w:ascii="Symbol" w:hAnsi="Symbol" w:hint="default"/>
+      </w:rPr>
+    </w:lvl>
+    <w:lvl w:ilvl="7" w:tplc="04190003" w:tentative="1">
+      <w:start w:val="1"/>
+      <w:numFmt w:val="bullet"/>
+      <w:lvlText w:val="o"/>
+      <w:lvlJc w:val="left"/>
+      <w:pPr>
+        <w:ind w:left="5760" w:hanging="360"/>
+      </w:pPr>
+      <w:rPr>
+        <w:rFonts w:ascii="Courier New" w:hAnsi="Courier New" w:cs="Courier New" w:hint="default"/>
+      </w:rPr>
+    </w:lvl>
+    <w:lvl w:ilvl="8" w:tplc="04190005" w:tentative="1">
+      <w:start w:val="1"/>
+      <w:numFmt w:val="bullet"/>
+      <w:lvlText w:val=""/>
+      <w:lvlJc w:val="left"/>
+      <w:pPr>
+        <w:ind w:left="6480" w:hanging="360"/>
+      </w:pPr>
+      <w:rPr>
+        <w:rFonts w:ascii="Wingdings" w:hAnsi="Wingdings" w:hint="default"/>
+      </w:rPr>
+    </w:lvl>
+  </w:abstractNum>
+  <w:abstractNum w:abstractNumId="9" w15:restartNumberingAfterBreak="0">
     <w:nsid w:val="29962A69"/>
     <w:multiLevelType w:val="multilevel"/>
     <w:tmpl w:val="8580DD9C"/>
@@ -16282,7 +20977,7 @@
       </w:rPr>
     </w:lvl>
   </w:abstractNum>
-  <w:abstractNum w:abstractNumId="5" w15:restartNumberingAfterBreak="0">
+  <w:abstractNum w:abstractNumId="10" w15:restartNumberingAfterBreak="0">
     <w:nsid w:val="29F7131E"/>
     <w:multiLevelType w:val="multilevel"/>
     <w:tmpl w:val="1AE2A648"/>
@@ -16395,7 +21090,120 @@
       </w:pPr>
     </w:lvl>
   </w:abstractNum>
-  <w:abstractNum w:abstractNumId="6" w15:restartNumberingAfterBreak="0">
+  <w:abstractNum w:abstractNumId="11" w15:restartNumberingAfterBreak="0">
+    <w:nsid w:val="34C53872"/>
+    <w:multiLevelType w:val="hybridMultilevel"/>
+    <w:tmpl w:val="4962C7AE"/>
+    <w:lvl w:ilvl="0" w:tplc="04190001">
+      <w:start w:val="1"/>
+      <w:numFmt w:val="bullet"/>
+      <w:lvlText w:val=""/>
+      <w:lvlJc w:val="left"/>
+      <w:pPr>
+        <w:ind w:left="360" w:hanging="360"/>
+      </w:pPr>
+      <w:rPr>
+        <w:rFonts w:ascii="Symbol" w:hAnsi="Symbol" w:hint="default"/>
+      </w:rPr>
+    </w:lvl>
+    <w:lvl w:ilvl="1" w:tplc="04190003" w:tentative="1">
+      <w:start w:val="1"/>
+      <w:numFmt w:val="bullet"/>
+      <w:lvlText w:val="o"/>
+      <w:lvlJc w:val="left"/>
+      <w:pPr>
+        <w:ind w:left="1080" w:hanging="360"/>
+      </w:pPr>
+      <w:rPr>
+        <w:rFonts w:ascii="Courier New" w:hAnsi="Courier New" w:cs="Courier New" w:hint="default"/>
+      </w:rPr>
+    </w:lvl>
+    <w:lvl w:ilvl="2" w:tplc="04190005" w:tentative="1">
+      <w:start w:val="1"/>
+      <w:numFmt w:val="bullet"/>
+      <w:lvlText w:val=""/>
+      <w:lvlJc w:val="left"/>
+      <w:pPr>
+        <w:ind w:left="1800" w:hanging="360"/>
+      </w:pPr>
+      <w:rPr>
+        <w:rFonts w:ascii="Wingdings" w:hAnsi="Wingdings" w:hint="default"/>
+      </w:rPr>
+    </w:lvl>
+    <w:lvl w:ilvl="3" w:tplc="04190001" w:tentative="1">
+      <w:start w:val="1"/>
+      <w:numFmt w:val="bullet"/>
+      <w:lvlText w:val=""/>
+      <w:lvlJc w:val="left"/>
+      <w:pPr>
+        <w:ind w:left="2520" w:hanging="360"/>
+      </w:pPr>
+      <w:rPr>
+        <w:rFonts w:ascii="Symbol" w:hAnsi="Symbol" w:hint="default"/>
+      </w:rPr>
+    </w:lvl>
+    <w:lvl w:ilvl="4" w:tplc="04190003" w:tentative="1">
+      <w:start w:val="1"/>
+      <w:numFmt w:val="bullet"/>
+      <w:lvlText w:val="o"/>
+      <w:lvlJc w:val="left"/>
+      <w:pPr>
+        <w:ind w:left="3240" w:hanging="360"/>
+      </w:pPr>
+      <w:rPr>
+        <w:rFonts w:ascii="Courier New" w:hAnsi="Courier New" w:cs="Courier New" w:hint="default"/>
+      </w:rPr>
+    </w:lvl>
+    <w:lvl w:ilvl="5" w:tplc="04190005" w:tentative="1">
+      <w:start w:val="1"/>
+      <w:numFmt w:val="bullet"/>
+      <w:lvlText w:val=""/>
+      <w:lvlJc w:val="left"/>
+      <w:pPr>
+        <w:ind w:left="3960" w:hanging="360"/>
+      </w:pPr>
+      <w:rPr>
+        <w:rFonts w:ascii="Wingdings" w:hAnsi="Wingdings" w:hint="default"/>
+      </w:rPr>
+    </w:lvl>
+    <w:lvl w:ilvl="6" w:tplc="04190001" w:tentative="1">
+      <w:start w:val="1"/>
+      <w:numFmt w:val="bullet"/>
+      <w:lvlText w:val=""/>
+      <w:lvlJc w:val="left"/>
+      <w:pPr>
+        <w:ind w:left="4680" w:hanging="360"/>
+      </w:pPr>
+      <w:rPr>
+        <w:rFonts w:ascii="Symbol" w:hAnsi="Symbol" w:hint="default"/>
+      </w:rPr>
+    </w:lvl>
+    <w:lvl w:ilvl="7" w:tplc="04190003" w:tentative="1">
+      <w:start w:val="1"/>
+      <w:numFmt w:val="bullet"/>
+      <w:lvlText w:val="o"/>
+      <w:lvlJc w:val="left"/>
+      <w:pPr>
+        <w:ind w:left="5400" w:hanging="360"/>
+      </w:pPr>
+      <w:rPr>
+        <w:rFonts w:ascii="Courier New" w:hAnsi="Courier New" w:cs="Courier New" w:hint="default"/>
+      </w:rPr>
+    </w:lvl>
+    <w:lvl w:ilvl="8" w:tplc="04190005" w:tentative="1">
+      <w:start w:val="1"/>
+      <w:numFmt w:val="bullet"/>
+      <w:lvlText w:val=""/>
+      <w:lvlJc w:val="left"/>
+      <w:pPr>
+        <w:ind w:left="6120" w:hanging="360"/>
+      </w:pPr>
+      <w:rPr>
+        <w:rFonts w:ascii="Wingdings" w:hAnsi="Wingdings" w:hint="default"/>
+      </w:rPr>
+    </w:lvl>
+  </w:abstractNum>
+  <w:abstractNum w:abstractNumId="12" w15:restartNumberingAfterBreak="0">
     <w:nsid w:val="35E00142"/>
     <w:multiLevelType w:val="multilevel"/>
     <w:tmpl w:val="BCDE1D28"/>
@@ -16544,7 +21352,233 @@
       </w:rPr>
     </w:lvl>
   </w:abstractNum>
-  <w:abstractNum w:abstractNumId="7" w15:restartNumberingAfterBreak="0">
+  <w:abstractNum w:abstractNumId="13" w15:restartNumberingAfterBreak="0">
+    <w:nsid w:val="3B045047"/>
+    <w:multiLevelType w:val="hybridMultilevel"/>
+    <w:tmpl w:val="10726BE8"/>
+    <w:lvl w:ilvl="0" w:tplc="04190001">
+      <w:start w:val="1"/>
+      <w:numFmt w:val="bullet"/>
+      <w:lvlText w:val=""/>
+      <w:lvlJc w:val="left"/>
+      <w:pPr>
+        <w:ind w:left="360" w:hanging="360"/>
+      </w:pPr>
+      <w:rPr>
+        <w:rFonts w:ascii="Symbol" w:hAnsi="Symbol" w:hint="default"/>
+      </w:rPr>
+    </w:lvl>
+    <w:lvl w:ilvl="1" w:tplc="04190003" w:tentative="1">
+      <w:start w:val="1"/>
+      <w:numFmt w:val="bullet"/>
+      <w:lvlText w:val="o"/>
+      <w:lvlJc w:val="left"/>
+      <w:pPr>
+        <w:ind w:left="1080" w:hanging="360"/>
+      </w:pPr>
+      <w:rPr>
+        <w:rFonts w:ascii="Courier New" w:hAnsi="Courier New" w:cs="Courier New" w:hint="default"/>
+      </w:rPr>
+    </w:lvl>
+    <w:lvl w:ilvl="2" w:tplc="04190005" w:tentative="1">
+      <w:start w:val="1"/>
+      <w:numFmt w:val="bullet"/>
+      <w:lvlText w:val=""/>
+      <w:lvlJc w:val="left"/>
+      <w:pPr>
+        <w:ind w:left="1800" w:hanging="360"/>
+      </w:pPr>
+      <w:rPr>
+        <w:rFonts w:ascii="Wingdings" w:hAnsi="Wingdings" w:hint="default"/>
+      </w:rPr>
+    </w:lvl>
+    <w:lvl w:ilvl="3" w:tplc="04190001" w:tentative="1">
+      <w:start w:val="1"/>
+      <w:numFmt w:val="bullet"/>
+      <w:lvlText w:val=""/>
+      <w:lvlJc w:val="left"/>
+      <w:pPr>
+        <w:ind w:left="2520" w:hanging="360"/>
+      </w:pPr>
+      <w:rPr>
+        <w:rFonts w:ascii="Symbol" w:hAnsi="Symbol" w:hint="default"/>
+      </w:rPr>
+    </w:lvl>
+    <w:lvl w:ilvl="4" w:tplc="04190003" w:tentative="1">
+      <w:start w:val="1"/>
+      <w:numFmt w:val="bullet"/>
+      <w:lvlText w:val="o"/>
+      <w:lvlJc w:val="left"/>
+      <w:pPr>
+        <w:ind w:left="3240" w:hanging="360"/>
+      </w:pPr>
+      <w:rPr>
+        <w:rFonts w:ascii="Courier New" w:hAnsi="Courier New" w:cs="Courier New" w:hint="default"/>
+      </w:rPr>
+    </w:lvl>
+    <w:lvl w:ilvl="5" w:tplc="04190005" w:tentative="1">
+      <w:start w:val="1"/>
+      <w:numFmt w:val="bullet"/>
+      <w:lvlText w:val=""/>
+      <w:lvlJc w:val="left"/>
+      <w:pPr>
+        <w:ind w:left="3960" w:hanging="360"/>
+      </w:pPr>
+      <w:rPr>
+        <w:rFonts w:ascii="Wingdings" w:hAnsi="Wingdings" w:hint="default"/>
+      </w:rPr>
+    </w:lvl>
+    <w:lvl w:ilvl="6" w:tplc="04190001" w:tentative="1">
+      <w:start w:val="1"/>
+      <w:numFmt w:val="bullet"/>
+      <w:lvlText w:val=""/>
+      <w:lvlJc w:val="left"/>
+      <w:pPr>
+        <w:ind w:left="4680" w:hanging="360"/>
+      </w:pPr>
+      <w:rPr>
+        <w:rFonts w:ascii="Symbol" w:hAnsi="Symbol" w:hint="default"/>
+      </w:rPr>
+    </w:lvl>
+    <w:lvl w:ilvl="7" w:tplc="04190003" w:tentative="1">
+      <w:start w:val="1"/>
+      <w:numFmt w:val="bullet"/>
+      <w:lvlText w:val="o"/>
+      <w:lvlJc w:val="left"/>
+      <w:pPr>
+        <w:ind w:left="5400" w:hanging="360"/>
+      </w:pPr>
+      <w:rPr>
+        <w:rFonts w:ascii="Courier New" w:hAnsi="Courier New" w:cs="Courier New" w:hint="default"/>
+      </w:rPr>
+    </w:lvl>
+    <w:lvl w:ilvl="8" w:tplc="04190005" w:tentative="1">
+      <w:start w:val="1"/>
+      <w:numFmt w:val="bullet"/>
+      <w:lvlText w:val=""/>
+      <w:lvlJc w:val="left"/>
+      <w:pPr>
+        <w:ind w:left="6120" w:hanging="360"/>
+      </w:pPr>
+      <w:rPr>
+        <w:rFonts w:ascii="Wingdings" w:hAnsi="Wingdings" w:hint="default"/>
+      </w:rPr>
+    </w:lvl>
+  </w:abstractNum>
+  <w:abstractNum w:abstractNumId="14" w15:restartNumberingAfterBreak="0">
+    <w:nsid w:val="3CF659D9"/>
+    <w:multiLevelType w:val="multilevel"/>
+    <w:tmpl w:val="587AAB20"/>
+    <w:lvl w:ilvl="0">
+      <w:start w:val="1"/>
+      <w:numFmt w:val="decimal"/>
+      <w:lvlText w:val="%1."/>
+      <w:lvlJc w:val="left"/>
+      <w:pPr>
+        <w:tabs>
+          <w:tab w:val="num" w:pos="720"/>
+        </w:tabs>
+        <w:ind w:left="720" w:hanging="360"/>
+      </w:pPr>
+    </w:lvl>
+    <w:lvl w:ilvl="1" w:tentative="1">
+      <w:start w:val="1"/>
+      <w:numFmt w:val="decimal"/>
+      <w:lvlText w:val="%2."/>
+      <w:lvlJc w:val="left"/>
+      <w:pPr>
+        <w:tabs>
+          <w:tab w:val="num" w:pos="1440"/>
+        </w:tabs>
+        <w:ind w:left="1440" w:hanging="360"/>
+      </w:pPr>
+    </w:lvl>
+    <w:lvl w:ilvl="2" w:tentative="1">
+      <w:start w:val="1"/>
+      <w:numFmt w:val="decimal"/>
+      <w:lvlText w:val="%3."/>
+      <w:lvlJc w:val="left"/>
+      <w:pPr>
+        <w:tabs>
+          <w:tab w:val="num" w:pos="2160"/>
+        </w:tabs>
+        <w:ind w:left="2160" w:hanging="360"/>
+      </w:pPr>
+    </w:lvl>
+    <w:lvl w:ilvl="3" w:tentative="1">
+      <w:start w:val="1"/>
+      <w:numFmt w:val="decimal"/>
+      <w:lvlText w:val="%4."/>
+      <w:lvlJc w:val="left"/>
+      <w:pPr>
+        <w:tabs>
+          <w:tab w:val="num" w:pos="2880"/>
+        </w:tabs>
+        <w:ind w:left="2880" w:hanging="360"/>
+      </w:pPr>
+    </w:lvl>
+    <w:lvl w:ilvl="4" w:tentative="1">
+      <w:start w:val="1"/>
+      <w:numFmt w:val="decimal"/>
+      <w:lvlText w:val="%5."/>
+      <w:lvlJc w:val="left"/>
+      <w:pPr>
+        <w:tabs>
+          <w:tab w:val="num" w:pos="3600"/>
+        </w:tabs>
+        <w:ind w:left="3600" w:hanging="360"/>
+      </w:pPr>
+    </w:lvl>
+    <w:lvl w:ilvl="5" w:tentative="1">
+      <w:start w:val="1"/>
+      <w:numFmt w:val="decimal"/>
+      <w:lvlText w:val="%6."/>
+      <w:lvlJc w:val="left"/>
+      <w:pPr>
+        <w:tabs>
+          <w:tab w:val="num" w:pos="4320"/>
+        </w:tabs>
+        <w:ind w:left="4320" w:hanging="360"/>
+      </w:pPr>
+    </w:lvl>
+    <w:lvl w:ilvl="6" w:tentative="1">
+      <w:start w:val="1"/>
+      <w:numFmt w:val="decimal"/>
+      <w:lvlText w:val="%7."/>
+      <w:lvlJc w:val="left"/>
+      <w:pPr>
+        <w:tabs>
+          <w:tab w:val="num" w:pos="5040"/>
+        </w:tabs>
+        <w:ind w:left="5040" w:hanging="360"/>
+      </w:pPr>
+    </w:lvl>
+    <w:lvl w:ilvl="7" w:tentative="1">
+      <w:start w:val="1"/>
+      <w:numFmt w:val="decimal"/>
+      <w:lvlText w:val="%8."/>
+      <w:lvlJc w:val="left"/>
+      <w:pPr>
+        <w:tabs>
+          <w:tab w:val="num" w:pos="5760"/>
+        </w:tabs>
+        <w:ind w:left="5760" w:hanging="360"/>
+      </w:pPr>
+    </w:lvl>
+    <w:lvl w:ilvl="8" w:tentative="1">
+      <w:start w:val="1"/>
+      <w:numFmt w:val="decimal"/>
+      <w:lvlText w:val="%9."/>
+      <w:lvlJc w:val="left"/>
+      <w:pPr>
+        <w:tabs>
+          <w:tab w:val="num" w:pos="6480"/>
+        </w:tabs>
+        <w:ind w:left="6480" w:hanging="360"/>
+      </w:pPr>
+    </w:lvl>
+  </w:abstractNum>
+  <w:abstractNum w:abstractNumId="15" w15:restartNumberingAfterBreak="0">
     <w:nsid w:val="3D011DDA"/>
     <w:multiLevelType w:val="multilevel"/>
     <w:tmpl w:val="F5B009BA"/>
@@ -16693,7 +21727,7 @@
       </w:rPr>
     </w:lvl>
   </w:abstractNum>
-  <w:abstractNum w:abstractNumId="8" w15:restartNumberingAfterBreak="0">
+  <w:abstractNum w:abstractNumId="16" w15:restartNumberingAfterBreak="0">
     <w:nsid w:val="3DF6495B"/>
     <w:multiLevelType w:val="multilevel"/>
     <w:tmpl w:val="EED4DF14"/>
@@ -16806,7 +21840,7 @@
       </w:pPr>
     </w:lvl>
   </w:abstractNum>
-  <w:abstractNum w:abstractNumId="9" w15:restartNumberingAfterBreak="0">
+  <w:abstractNum w:abstractNumId="17" w15:restartNumberingAfterBreak="0">
     <w:nsid w:val="435B4F12"/>
     <w:multiLevelType w:val="multilevel"/>
     <w:tmpl w:val="7994B5C2"/>
@@ -16955,7 +21989,7 @@
       </w:rPr>
     </w:lvl>
   </w:abstractNum>
-  <w:abstractNum w:abstractNumId="10" w15:restartNumberingAfterBreak="0">
+  <w:abstractNum w:abstractNumId="18" w15:restartNumberingAfterBreak="0">
     <w:nsid w:val="46516411"/>
     <w:multiLevelType w:val="multilevel"/>
     <w:tmpl w:val="68DE87C4"/>
@@ -17104,7 +22138,7 @@
       </w:rPr>
     </w:lvl>
   </w:abstractNum>
-  <w:abstractNum w:abstractNumId="11" w15:restartNumberingAfterBreak="0">
+  <w:abstractNum w:abstractNumId="19" w15:restartNumberingAfterBreak="0">
     <w:nsid w:val="49F63656"/>
     <w:multiLevelType w:val="multilevel"/>
     <w:tmpl w:val="79EE122E"/>
@@ -17217,7 +22251,269 @@
       </w:pPr>
     </w:lvl>
   </w:abstractNum>
-  <w:abstractNum w:abstractNumId="12" w15:restartNumberingAfterBreak="0">
+  <w:abstractNum w:abstractNumId="20" w15:restartNumberingAfterBreak="0">
+    <w:nsid w:val="520A00F9"/>
+    <w:multiLevelType w:val="hybridMultilevel"/>
+    <w:tmpl w:val="0D166A26"/>
+    <w:lvl w:ilvl="0" w:tplc="04190001">
+      <w:start w:val="1"/>
+      <w:numFmt w:val="bullet"/>
+      <w:lvlText w:val=""/>
+      <w:lvlJc w:val="left"/>
+      <w:pPr>
+        <w:ind w:left="720" w:hanging="360"/>
+      </w:pPr>
+      <w:rPr>
+        <w:rFonts w:ascii="Symbol" w:hAnsi="Symbol" w:hint="default"/>
+      </w:rPr>
+    </w:lvl>
+    <w:lvl w:ilvl="1" w:tplc="04190003" w:tentative="1">
+      <w:start w:val="1"/>
+      <w:numFmt w:val="bullet"/>
+      <w:lvlText w:val="o"/>
+      <w:lvlJc w:val="left"/>
+      <w:pPr>
+        <w:ind w:left="1440" w:hanging="360"/>
+      </w:pPr>
+      <w:rPr>
+        <w:rFonts w:ascii="Courier New" w:hAnsi="Courier New" w:cs="Courier New" w:hint="default"/>
+      </w:rPr>
+    </w:lvl>
+    <w:lvl w:ilvl="2" w:tplc="04190005" w:tentative="1">
+      <w:start w:val="1"/>
+      <w:numFmt w:val="bullet"/>
+      <w:lvlText w:val=""/>
+      <w:lvlJc w:val="left"/>
+      <w:pPr>
+        <w:ind w:left="2160" w:hanging="360"/>
+      </w:pPr>
+      <w:rPr>
+        <w:rFonts w:ascii="Wingdings" w:hAnsi="Wingdings" w:hint="default"/>
+      </w:rPr>
+    </w:lvl>
+    <w:lvl w:ilvl="3" w:tplc="04190001" w:tentative="1">
+      <w:start w:val="1"/>
+      <w:numFmt w:val="bullet"/>
+      <w:lvlText w:val=""/>
+      <w:lvlJc w:val="left"/>
+      <w:pPr>
+        <w:ind w:left="2880" w:hanging="360"/>
+      </w:pPr>
+      <w:rPr>
+        <w:rFonts w:ascii="Symbol" w:hAnsi="Symbol" w:hint="default"/>
+      </w:rPr>
+    </w:lvl>
+    <w:lvl w:ilvl="4" w:tplc="04190003" w:tentative="1">
+      <w:start w:val="1"/>
+      <w:numFmt w:val="bullet"/>
+      <w:lvlText w:val="o"/>
+      <w:lvlJc w:val="left"/>
+      <w:pPr>
+        <w:ind w:left="3600" w:hanging="360"/>
+      </w:pPr>
+      <w:rPr>
+        <w:rFonts w:ascii="Courier New" w:hAnsi="Courier New" w:cs="Courier New" w:hint="default"/>
+      </w:rPr>
+    </w:lvl>
+    <w:lvl w:ilvl="5" w:tplc="04190005" w:tentative="1">
+      <w:start w:val="1"/>
+      <w:numFmt w:val="bullet"/>
+      <w:lvlText w:val=""/>
+      <w:lvlJc w:val="left"/>
+      <w:pPr>
+        <w:ind w:left="4320" w:hanging="360"/>
+      </w:pPr>
+      <w:rPr>
+        <w:rFonts w:ascii="Wingdings" w:hAnsi="Wingdings" w:hint="default"/>
+      </w:rPr>
+    </w:lvl>
+    <w:lvl w:ilvl="6" w:tplc="04190001" w:tentative="1">
+      <w:start w:val="1"/>
+      <w:numFmt w:val="bullet"/>
+      <w:lvlText w:val=""/>
+      <w:lvlJc w:val="left"/>
+      <w:pPr>
+        <w:ind w:left="5040" w:hanging="360"/>
+      </w:pPr>
+      <w:rPr>
+        <w:rFonts w:ascii="Symbol" w:hAnsi="Symbol" w:hint="default"/>
+      </w:rPr>
+    </w:lvl>
+    <w:lvl w:ilvl="7" w:tplc="04190003" w:tentative="1">
+      <w:start w:val="1"/>
+      <w:numFmt w:val="bullet"/>
+      <w:lvlText w:val="o"/>
+      <w:lvlJc w:val="left"/>
+      <w:pPr>
+        <w:ind w:left="5760" w:hanging="360"/>
+      </w:pPr>
+      <w:rPr>
+        <w:rFonts w:ascii="Courier New" w:hAnsi="Courier New" w:cs="Courier New" w:hint="default"/>
+      </w:rPr>
+    </w:lvl>
+    <w:lvl w:ilvl="8" w:tplc="04190005" w:tentative="1">
+      <w:start w:val="1"/>
+      <w:numFmt w:val="bullet"/>
+      <w:lvlText w:val=""/>
+      <w:lvlJc w:val="left"/>
+      <w:pPr>
+        <w:ind w:left="6480" w:hanging="360"/>
+      </w:pPr>
+      <w:rPr>
+        <w:rFonts w:ascii="Wingdings" w:hAnsi="Wingdings" w:hint="default"/>
+      </w:rPr>
+    </w:lvl>
+  </w:abstractNum>
+  <w:abstractNum w:abstractNumId="21" w15:restartNumberingAfterBreak="0">
+    <w:nsid w:val="57970B15"/>
+    <w:multiLevelType w:val="multilevel"/>
+    <w:tmpl w:val="8758AF7E"/>
+    <w:lvl w:ilvl="0">
+      <w:start w:val="1"/>
+      <w:numFmt w:val="bullet"/>
+      <w:lvlText w:val=""/>
+      <w:lvlJc w:val="left"/>
+      <w:pPr>
+        <w:tabs>
+          <w:tab w:val="num" w:pos="720"/>
+        </w:tabs>
+        <w:ind w:left="720" w:hanging="360"/>
+      </w:pPr>
+      <w:rPr>
+        <w:rFonts w:ascii="Symbol" w:hAnsi="Symbol" w:hint="default"/>
+        <w:sz w:val="20"/>
+      </w:rPr>
+    </w:lvl>
+    <w:lvl w:ilvl="1" w:tentative="1">
+      <w:start w:val="1"/>
+      <w:numFmt w:val="bullet"/>
+      <w:lvlText w:val="o"/>
+      <w:lvlJc w:val="left"/>
+      <w:pPr>
+        <w:tabs>
+          <w:tab w:val="num" w:pos="1440"/>
+        </w:tabs>
+        <w:ind w:left="1440" w:hanging="360"/>
+      </w:pPr>
+      <w:rPr>
+        <w:rFonts w:ascii="Courier New" w:hAnsi="Courier New" w:hint="default"/>
+        <w:sz w:val="20"/>
+      </w:rPr>
+    </w:lvl>
+    <w:lvl w:ilvl="2" w:tentative="1">
+      <w:start w:val="1"/>
+      <w:numFmt w:val="bullet"/>
+      <w:lvlText w:val=""/>
+      <w:lvlJc w:val="left"/>
+      <w:pPr>
+        <w:tabs>
+          <w:tab w:val="num" w:pos="2160"/>
+        </w:tabs>
+        <w:ind w:left="2160" w:hanging="360"/>
+      </w:pPr>
+      <w:rPr>
+        <w:rFonts w:ascii="Wingdings" w:hAnsi="Wingdings" w:hint="default"/>
+        <w:sz w:val="20"/>
+      </w:rPr>
+    </w:lvl>
+    <w:lvl w:ilvl="3" w:tentative="1">
+      <w:start w:val="1"/>
+      <w:numFmt w:val="bullet"/>
+      <w:lvlText w:val=""/>
+      <w:lvlJc w:val="left"/>
+      <w:pPr>
+        <w:tabs>
+          <w:tab w:val="num" w:pos="2880"/>
+        </w:tabs>
+        <w:ind w:left="2880" w:hanging="360"/>
+      </w:pPr>
+      <w:rPr>
+        <w:rFonts w:ascii="Wingdings" w:hAnsi="Wingdings" w:hint="default"/>
+        <w:sz w:val="20"/>
+      </w:rPr>
+    </w:lvl>
+    <w:lvl w:ilvl="4" w:tentative="1">
+      <w:start w:val="1"/>
+      <w:numFmt w:val="bullet"/>
+      <w:lvlText w:val=""/>
+      <w:lvlJc w:val="left"/>
+      <w:pPr>
+        <w:tabs>
+          <w:tab w:val="num" w:pos="3600"/>
+        </w:tabs>
+        <w:ind w:left="3600" w:hanging="360"/>
+      </w:pPr>
+      <w:rPr>
+        <w:rFonts w:ascii="Wingdings" w:hAnsi="Wingdings" w:hint="default"/>
+        <w:sz w:val="20"/>
+      </w:rPr>
+    </w:lvl>
+    <w:lvl w:ilvl="5" w:tentative="1">
+      <w:start w:val="1"/>
+      <w:numFmt w:val="bullet"/>
+      <w:lvlText w:val=""/>
+      <w:lvlJc w:val="left"/>
+      <w:pPr>
+        <w:tabs>
+          <w:tab w:val="num" w:pos="4320"/>
+        </w:tabs>
+        <w:ind w:left="4320" w:hanging="360"/>
+      </w:pPr>
+      <w:rPr>
+        <w:rFonts w:ascii="Wingdings" w:hAnsi="Wingdings" w:hint="default"/>
+        <w:sz w:val="20"/>
+      </w:rPr>
+    </w:lvl>
+    <w:lvl w:ilvl="6" w:tentative="1">
+      <w:start w:val="1"/>
+      <w:numFmt w:val="bullet"/>
+      <w:lvlText w:val=""/>
+      <w:lvlJc w:val="left"/>
+      <w:pPr>
+        <w:tabs>
+          <w:tab w:val="num" w:pos="5040"/>
+        </w:tabs>
+        <w:ind w:left="5040" w:hanging="360"/>
+      </w:pPr>
+      <w:rPr>
+        <w:rFonts w:ascii="Wingdings" w:hAnsi="Wingdings" w:hint="default"/>
+        <w:sz w:val="20"/>
+      </w:rPr>
+    </w:lvl>
+    <w:lvl w:ilvl="7" w:tentative="1">
+      <w:start w:val="1"/>
+      <w:numFmt w:val="bullet"/>
+      <w:lvlText w:val=""/>
+      <w:lvlJc w:val="left"/>
+      <w:pPr>
+        <w:tabs>
+          <w:tab w:val="num" w:pos="5760"/>
+        </w:tabs>
+        <w:ind w:left="5760" w:hanging="360"/>
+      </w:pPr>
+      <w:rPr>
+        <w:rFonts w:ascii="Wingdings" w:hAnsi="Wingdings" w:hint="default"/>
+        <w:sz w:val="20"/>
+      </w:rPr>
+    </w:lvl>
+    <w:lvl w:ilvl="8" w:tentative="1">
+      <w:start w:val="1"/>
+      <w:numFmt w:val="bullet"/>
+      <w:lvlText w:val=""/>
+      <w:lvlJc w:val="left"/>
+      <w:pPr>
+        <w:tabs>
+          <w:tab w:val="num" w:pos="6480"/>
+        </w:tabs>
+        <w:ind w:left="6480" w:hanging="360"/>
+      </w:pPr>
+      <w:rPr>
+        <w:rFonts w:ascii="Wingdings" w:hAnsi="Wingdings" w:hint="default"/>
+        <w:sz w:val="20"/>
+      </w:rPr>
+    </w:lvl>
+  </w:abstractNum>
+  <w:abstractNum w:abstractNumId="22" w15:restartNumberingAfterBreak="0">
     <w:nsid w:val="5CEE5882"/>
     <w:multiLevelType w:val="multilevel"/>
     <w:tmpl w:val="6B5639E2"/>
@@ -17330,7 +22626,590 @@
       </w:pPr>
     </w:lvl>
   </w:abstractNum>
-  <w:abstractNum w:abstractNumId="13" w15:restartNumberingAfterBreak="0">
+  <w:abstractNum w:abstractNumId="23" w15:restartNumberingAfterBreak="0">
+    <w:nsid w:val="5EB0610A"/>
+    <w:multiLevelType w:val="hybridMultilevel"/>
+    <w:tmpl w:val="14485D00"/>
+    <w:lvl w:ilvl="0" w:tplc="0419000F">
+      <w:start w:val="1"/>
+      <w:numFmt w:val="decimal"/>
+      <w:lvlText w:val="%1."/>
+      <w:lvlJc w:val="left"/>
+      <w:pPr>
+        <w:ind w:left="720" w:hanging="360"/>
+      </w:pPr>
+    </w:lvl>
+    <w:lvl w:ilvl="1" w:tplc="04190019" w:tentative="1">
+      <w:start w:val="1"/>
+      <w:numFmt w:val="lowerLetter"/>
+      <w:lvlText w:val="%2."/>
+      <w:lvlJc w:val="left"/>
+      <w:pPr>
+        <w:ind w:left="1440" w:hanging="360"/>
+      </w:pPr>
+    </w:lvl>
+    <w:lvl w:ilvl="2" w:tplc="0419001B" w:tentative="1">
+      <w:start w:val="1"/>
+      <w:numFmt w:val="lowerRoman"/>
+      <w:lvlText w:val="%3."/>
+      <w:lvlJc w:val="right"/>
+      <w:pPr>
+        <w:ind w:left="2160" w:hanging="180"/>
+      </w:pPr>
+    </w:lvl>
+    <w:lvl w:ilvl="3" w:tplc="0419000F" w:tentative="1">
+      <w:start w:val="1"/>
+      <w:numFmt w:val="decimal"/>
+      <w:lvlText w:val="%4."/>
+      <w:lvlJc w:val="left"/>
+      <w:pPr>
+        <w:ind w:left="2880" w:hanging="360"/>
+      </w:pPr>
+    </w:lvl>
+    <w:lvl w:ilvl="4" w:tplc="04190019" w:tentative="1">
+      <w:start w:val="1"/>
+      <w:numFmt w:val="lowerLetter"/>
+      <w:lvlText w:val="%5."/>
+      <w:lvlJc w:val="left"/>
+      <w:pPr>
+        <w:ind w:left="3600" w:hanging="360"/>
+      </w:pPr>
+    </w:lvl>
+    <w:lvl w:ilvl="5" w:tplc="0419001B" w:tentative="1">
+      <w:start w:val="1"/>
+      <w:numFmt w:val="lowerRoman"/>
+      <w:lvlText w:val="%6."/>
+      <w:lvlJc w:val="right"/>
+      <w:pPr>
+        <w:ind w:left="4320" w:hanging="180"/>
+      </w:pPr>
+    </w:lvl>
+    <w:lvl w:ilvl="6" w:tplc="0419000F" w:tentative="1">
+      <w:start w:val="1"/>
+      <w:numFmt w:val="decimal"/>
+      <w:lvlText w:val="%7."/>
+      <w:lvlJc w:val="left"/>
+      <w:pPr>
+        <w:ind w:left="5040" w:hanging="360"/>
+      </w:pPr>
+    </w:lvl>
+    <w:lvl w:ilvl="7" w:tplc="04190019" w:tentative="1">
+      <w:start w:val="1"/>
+      <w:numFmt w:val="lowerLetter"/>
+      <w:lvlText w:val="%8."/>
+      <w:lvlJc w:val="left"/>
+      <w:pPr>
+        <w:ind w:left="5760" w:hanging="360"/>
+      </w:pPr>
+    </w:lvl>
+    <w:lvl w:ilvl="8" w:tplc="0419001B" w:tentative="1">
+      <w:start w:val="1"/>
+      <w:numFmt w:val="lowerRoman"/>
+      <w:lvlText w:val="%9."/>
+      <w:lvlJc w:val="right"/>
+      <w:pPr>
+        <w:ind w:left="6480" w:hanging="180"/>
+      </w:pPr>
+    </w:lvl>
+  </w:abstractNum>
+  <w:abstractNum w:abstractNumId="24" w15:restartNumberingAfterBreak="0">
+    <w:nsid w:val="61B11800"/>
+    <w:multiLevelType w:val="multilevel"/>
+    <w:tmpl w:val="DCE82ABE"/>
+    <w:lvl w:ilvl="0">
+      <w:start w:val="1"/>
+      <w:numFmt w:val="bullet"/>
+      <w:lvlText w:val=""/>
+      <w:lvlJc w:val="left"/>
+      <w:pPr>
+        <w:tabs>
+          <w:tab w:val="num" w:pos="720"/>
+        </w:tabs>
+        <w:ind w:left="720" w:hanging="360"/>
+      </w:pPr>
+      <w:rPr>
+        <w:rFonts w:ascii="Symbol" w:hAnsi="Symbol" w:hint="default"/>
+        <w:sz w:val="20"/>
+      </w:rPr>
+    </w:lvl>
+    <w:lvl w:ilvl="1" w:tentative="1">
+      <w:start w:val="1"/>
+      <w:numFmt w:val="bullet"/>
+      <w:lvlText w:val="o"/>
+      <w:lvlJc w:val="left"/>
+      <w:pPr>
+        <w:tabs>
+          <w:tab w:val="num" w:pos="1440"/>
+        </w:tabs>
+        <w:ind w:left="1440" w:hanging="360"/>
+      </w:pPr>
+      <w:rPr>
+        <w:rFonts w:ascii="Courier New" w:hAnsi="Courier New" w:hint="default"/>
+        <w:sz w:val="20"/>
+      </w:rPr>
+    </w:lvl>
+    <w:lvl w:ilvl="2" w:tentative="1">
+      <w:start w:val="1"/>
+      <w:numFmt w:val="bullet"/>
+      <w:lvlText w:val=""/>
+      <w:lvlJc w:val="left"/>
+      <w:pPr>
+        <w:tabs>
+          <w:tab w:val="num" w:pos="2160"/>
+        </w:tabs>
+        <w:ind w:left="2160" w:hanging="360"/>
+      </w:pPr>
+      <w:rPr>
+        <w:rFonts w:ascii="Wingdings" w:hAnsi="Wingdings" w:hint="default"/>
+        <w:sz w:val="20"/>
+      </w:rPr>
+    </w:lvl>
+    <w:lvl w:ilvl="3" w:tentative="1">
+      <w:start w:val="1"/>
+      <w:numFmt w:val="bullet"/>
+      <w:lvlText w:val=""/>
+      <w:lvlJc w:val="left"/>
+      <w:pPr>
+        <w:tabs>
+          <w:tab w:val="num" w:pos="2880"/>
+        </w:tabs>
+        <w:ind w:left="2880" w:hanging="360"/>
+      </w:pPr>
+      <w:rPr>
+        <w:rFonts w:ascii="Wingdings" w:hAnsi="Wingdings" w:hint="default"/>
+        <w:sz w:val="20"/>
+      </w:rPr>
+    </w:lvl>
+    <w:lvl w:ilvl="4" w:tentative="1">
+      <w:start w:val="1"/>
+      <w:numFmt w:val="bullet"/>
+      <w:lvlText w:val=""/>
+      <w:lvlJc w:val="left"/>
+      <w:pPr>
+        <w:tabs>
+          <w:tab w:val="num" w:pos="3600"/>
+        </w:tabs>
+        <w:ind w:left="3600" w:hanging="360"/>
+      </w:pPr>
+      <w:rPr>
+        <w:rFonts w:ascii="Wingdings" w:hAnsi="Wingdings" w:hint="default"/>
+        <w:sz w:val="20"/>
+      </w:rPr>
+    </w:lvl>
+    <w:lvl w:ilvl="5" w:tentative="1">
+      <w:start w:val="1"/>
+      <w:numFmt w:val="bullet"/>
+      <w:lvlText w:val=""/>
+      <w:lvlJc w:val="left"/>
+      <w:pPr>
+        <w:tabs>
+          <w:tab w:val="num" w:pos="4320"/>
+        </w:tabs>
+        <w:ind w:left="4320" w:hanging="360"/>
+      </w:pPr>
+      <w:rPr>
+        <w:rFonts w:ascii="Wingdings" w:hAnsi="Wingdings" w:hint="default"/>
+        <w:sz w:val="20"/>
+      </w:rPr>
+    </w:lvl>
+    <w:lvl w:ilvl="6" w:tentative="1">
+      <w:start w:val="1"/>
+      <w:numFmt w:val="bullet"/>
+      <w:lvlText w:val=""/>
+      <w:lvlJc w:val="left"/>
+      <w:pPr>
+        <w:tabs>
+          <w:tab w:val="num" w:pos="5040"/>
+        </w:tabs>
+        <w:ind w:left="5040" w:hanging="360"/>
+      </w:pPr>
+      <w:rPr>
+        <w:rFonts w:ascii="Wingdings" w:hAnsi="Wingdings" w:hint="default"/>
+        <w:sz w:val="20"/>
+      </w:rPr>
+    </w:lvl>
+    <w:lvl w:ilvl="7" w:tentative="1">
+      <w:start w:val="1"/>
+      <w:numFmt w:val="bullet"/>
+      <w:lvlText w:val=""/>
+      <w:lvlJc w:val="left"/>
+      <w:pPr>
+        <w:tabs>
+          <w:tab w:val="num" w:pos="5760"/>
+        </w:tabs>
+        <w:ind w:left="5760" w:hanging="360"/>
+      </w:pPr>
+      <w:rPr>
+        <w:rFonts w:ascii="Wingdings" w:hAnsi="Wingdings" w:hint="default"/>
+        <w:sz w:val="20"/>
+      </w:rPr>
+    </w:lvl>
+    <w:lvl w:ilvl="8" w:tentative="1">
+      <w:start w:val="1"/>
+      <w:numFmt w:val="bullet"/>
+      <w:lvlText w:val=""/>
+      <w:lvlJc w:val="left"/>
+      <w:pPr>
+        <w:tabs>
+          <w:tab w:val="num" w:pos="6480"/>
+        </w:tabs>
+        <w:ind w:left="6480" w:hanging="360"/>
+      </w:pPr>
+      <w:rPr>
+        <w:rFonts w:ascii="Wingdings" w:hAnsi="Wingdings" w:hint="default"/>
+        <w:sz w:val="20"/>
+      </w:rPr>
+    </w:lvl>
+  </w:abstractNum>
+  <w:abstractNum w:abstractNumId="25" w15:restartNumberingAfterBreak="0">
+    <w:nsid w:val="633368DA"/>
+    <w:multiLevelType w:val="hybridMultilevel"/>
+    <w:tmpl w:val="80C22288"/>
+    <w:lvl w:ilvl="0" w:tplc="0419000F">
+      <w:start w:val="1"/>
+      <w:numFmt w:val="decimal"/>
+      <w:lvlText w:val="%1."/>
+      <w:lvlJc w:val="left"/>
+      <w:pPr>
+        <w:ind w:left="720" w:hanging="360"/>
+      </w:pPr>
+    </w:lvl>
+    <w:lvl w:ilvl="1" w:tplc="04190019" w:tentative="1">
+      <w:start w:val="1"/>
+      <w:numFmt w:val="lowerLetter"/>
+      <w:lvlText w:val="%2."/>
+      <w:lvlJc w:val="left"/>
+      <w:pPr>
+        <w:ind w:left="1440" w:hanging="360"/>
+      </w:pPr>
+    </w:lvl>
+    <w:lvl w:ilvl="2" w:tplc="0419001B" w:tentative="1">
+      <w:start w:val="1"/>
+      <w:numFmt w:val="lowerRoman"/>
+      <w:lvlText w:val="%3."/>
+      <w:lvlJc w:val="right"/>
+      <w:pPr>
+        <w:ind w:left="2160" w:hanging="180"/>
+      </w:pPr>
+    </w:lvl>
+    <w:lvl w:ilvl="3" w:tplc="0419000F" w:tentative="1">
+      <w:start w:val="1"/>
+      <w:numFmt w:val="decimal"/>
+      <w:lvlText w:val="%4."/>
+      <w:lvlJc w:val="left"/>
+      <w:pPr>
+        <w:ind w:left="2880" w:hanging="360"/>
+      </w:pPr>
+    </w:lvl>
+    <w:lvl w:ilvl="4" w:tplc="04190019" w:tentative="1">
+      <w:start w:val="1"/>
+      <w:numFmt w:val="lowerLetter"/>
+      <w:lvlText w:val="%5."/>
+      <w:lvlJc w:val="left"/>
+      <w:pPr>
+        <w:ind w:left="3600" w:hanging="360"/>
+      </w:pPr>
+    </w:lvl>
+    <w:lvl w:ilvl="5" w:tplc="0419001B" w:tentative="1">
+      <w:start w:val="1"/>
+      <w:numFmt w:val="lowerRoman"/>
+      <w:lvlText w:val="%6."/>
+      <w:lvlJc w:val="right"/>
+      <w:pPr>
+        <w:ind w:left="4320" w:hanging="180"/>
+      </w:pPr>
+    </w:lvl>
+    <w:lvl w:ilvl="6" w:tplc="0419000F" w:tentative="1">
+      <w:start w:val="1"/>
+      <w:numFmt w:val="decimal"/>
+      <w:lvlText w:val="%7."/>
+      <w:lvlJc w:val="left"/>
+      <w:pPr>
+        <w:ind w:left="5040" w:hanging="360"/>
+      </w:pPr>
+    </w:lvl>
+    <w:lvl w:ilvl="7" w:tplc="04190019" w:tentative="1">
+      <w:start w:val="1"/>
+      <w:numFmt w:val="lowerLetter"/>
+      <w:lvlText w:val="%8."/>
+      <w:lvlJc w:val="left"/>
+      <w:pPr>
+        <w:ind w:left="5760" w:hanging="360"/>
+      </w:pPr>
+    </w:lvl>
+    <w:lvl w:ilvl="8" w:tplc="0419001B" w:tentative="1">
+      <w:start w:val="1"/>
+      <w:numFmt w:val="lowerRoman"/>
+      <w:lvlText w:val="%9."/>
+      <w:lvlJc w:val="right"/>
+      <w:pPr>
+        <w:ind w:left="6480" w:hanging="180"/>
+      </w:pPr>
+    </w:lvl>
+  </w:abstractNum>
+  <w:abstractNum w:abstractNumId="26" w15:restartNumberingAfterBreak="0">
+    <w:nsid w:val="663F5BAF"/>
+    <w:multiLevelType w:val="multilevel"/>
+    <w:tmpl w:val="04A0D48E"/>
+    <w:lvl w:ilvl="0">
+      <w:start w:val="1"/>
+      <w:numFmt w:val="bullet"/>
+      <w:lvlText w:val=""/>
+      <w:lvlJc w:val="left"/>
+      <w:pPr>
+        <w:tabs>
+          <w:tab w:val="num" w:pos="720"/>
+        </w:tabs>
+        <w:ind w:left="720" w:hanging="360"/>
+      </w:pPr>
+      <w:rPr>
+        <w:rFonts w:ascii="Symbol" w:hAnsi="Symbol" w:hint="default"/>
+        <w:sz w:val="20"/>
+      </w:rPr>
+    </w:lvl>
+    <w:lvl w:ilvl="1" w:tentative="1">
+      <w:start w:val="1"/>
+      <w:numFmt w:val="bullet"/>
+      <w:lvlText w:val="o"/>
+      <w:lvlJc w:val="left"/>
+      <w:pPr>
+        <w:tabs>
+          <w:tab w:val="num" w:pos="1440"/>
+        </w:tabs>
+        <w:ind w:left="1440" w:hanging="360"/>
+      </w:pPr>
+      <w:rPr>
+        <w:rFonts w:ascii="Courier New" w:hAnsi="Courier New" w:hint="default"/>
+        <w:sz w:val="20"/>
+      </w:rPr>
+    </w:lvl>
+    <w:lvl w:ilvl="2" w:tentative="1">
+      <w:start w:val="1"/>
+      <w:numFmt w:val="bullet"/>
+      <w:lvlText w:val=""/>
+      <w:lvlJc w:val="left"/>
+      <w:pPr>
+        <w:tabs>
+          <w:tab w:val="num" w:pos="2160"/>
+        </w:tabs>
+        <w:ind w:left="2160" w:hanging="360"/>
+      </w:pPr>
+      <w:rPr>
+        <w:rFonts w:ascii="Wingdings" w:hAnsi="Wingdings" w:hint="default"/>
+        <w:sz w:val="20"/>
+      </w:rPr>
+    </w:lvl>
+    <w:lvl w:ilvl="3" w:tentative="1">
+      <w:start w:val="1"/>
+      <w:numFmt w:val="bullet"/>
+      <w:lvlText w:val=""/>
+      <w:lvlJc w:val="left"/>
+      <w:pPr>
+        <w:tabs>
+          <w:tab w:val="num" w:pos="2880"/>
+        </w:tabs>
+        <w:ind w:left="2880" w:hanging="360"/>
+      </w:pPr>
+      <w:rPr>
+        <w:rFonts w:ascii="Wingdings" w:hAnsi="Wingdings" w:hint="default"/>
+        <w:sz w:val="20"/>
+      </w:rPr>
+    </w:lvl>
+    <w:lvl w:ilvl="4" w:tentative="1">
+      <w:start w:val="1"/>
+      <w:numFmt w:val="bullet"/>
+      <w:lvlText w:val=""/>
+      <w:lvlJc w:val="left"/>
+      <w:pPr>
+        <w:tabs>
+          <w:tab w:val="num" w:pos="3600"/>
+        </w:tabs>
+        <w:ind w:left="3600" w:hanging="360"/>
+      </w:pPr>
+      <w:rPr>
+        <w:rFonts w:ascii="Wingdings" w:hAnsi="Wingdings" w:hint="default"/>
+        <w:sz w:val="20"/>
+      </w:rPr>
+    </w:lvl>
+    <w:lvl w:ilvl="5" w:tentative="1">
+      <w:start w:val="1"/>
+      <w:numFmt w:val="bullet"/>
+      <w:lvlText w:val=""/>
+      <w:lvlJc w:val="left"/>
+      <w:pPr>
+        <w:tabs>
+          <w:tab w:val="num" w:pos="4320"/>
+        </w:tabs>
+        <w:ind w:left="4320" w:hanging="360"/>
+      </w:pPr>
+      <w:rPr>
+        <w:rFonts w:ascii="Wingdings" w:hAnsi="Wingdings" w:hint="default"/>
+        <w:sz w:val="20"/>
+      </w:rPr>
+    </w:lvl>
+    <w:lvl w:ilvl="6" w:tentative="1">
+      <w:start w:val="1"/>
+      <w:numFmt w:val="bullet"/>
+      <w:lvlText w:val=""/>
+      <w:lvlJc w:val="left"/>
+      <w:pPr>
+        <w:tabs>
+          <w:tab w:val="num" w:pos="5040"/>
+        </w:tabs>
+        <w:ind w:left="5040" w:hanging="360"/>
+      </w:pPr>
+      <w:rPr>
+        <w:rFonts w:ascii="Wingdings" w:hAnsi="Wingdings" w:hint="default"/>
+        <w:sz w:val="20"/>
+      </w:rPr>
+    </w:lvl>
+    <w:lvl w:ilvl="7" w:tentative="1">
+      <w:start w:val="1"/>
+      <w:numFmt w:val="bullet"/>
+      <w:lvlText w:val=""/>
+      <w:lvlJc w:val="left"/>
+      <w:pPr>
+        <w:tabs>
+          <w:tab w:val="num" w:pos="5760"/>
+        </w:tabs>
+        <w:ind w:left="5760" w:hanging="360"/>
+      </w:pPr>
+      <w:rPr>
+        <w:rFonts w:ascii="Wingdings" w:hAnsi="Wingdings" w:hint="default"/>
+        <w:sz w:val="20"/>
+      </w:rPr>
+    </w:lvl>
+    <w:lvl w:ilvl="8" w:tentative="1">
+      <w:start w:val="1"/>
+      <w:numFmt w:val="bullet"/>
+      <w:lvlText w:val=""/>
+      <w:lvlJc w:val="left"/>
+      <w:pPr>
+        <w:tabs>
+          <w:tab w:val="num" w:pos="6480"/>
+        </w:tabs>
+        <w:ind w:left="6480" w:hanging="360"/>
+      </w:pPr>
+      <w:rPr>
+        <w:rFonts w:ascii="Wingdings" w:hAnsi="Wingdings" w:hint="default"/>
+        <w:sz w:val="20"/>
+      </w:rPr>
+    </w:lvl>
+  </w:abstractNum>
+  <w:abstractNum w:abstractNumId="27" w15:restartNumberingAfterBreak="0">
+    <w:nsid w:val="6FB659AD"/>
+    <w:multiLevelType w:val="hybridMultilevel"/>
+    <w:tmpl w:val="29842D4A"/>
+    <w:lvl w:ilvl="0" w:tplc="04190001">
+      <w:start w:val="1"/>
+      <w:numFmt w:val="bullet"/>
+      <w:lvlText w:val=""/>
+      <w:lvlJc w:val="left"/>
+      <w:pPr>
+        <w:ind w:left="360" w:hanging="360"/>
+      </w:pPr>
+      <w:rPr>
+        <w:rFonts w:ascii="Symbol" w:hAnsi="Symbol" w:hint="default"/>
+      </w:rPr>
+    </w:lvl>
+    <w:lvl w:ilvl="1" w:tplc="04190003" w:tentative="1">
+      <w:start w:val="1"/>
+      <w:numFmt w:val="bullet"/>
+      <w:lvlText w:val="o"/>
+      <w:lvlJc w:val="left"/>
+      <w:pPr>
+        <w:ind w:left="1080" w:hanging="360"/>
+      </w:pPr>
+      <w:rPr>
+        <w:rFonts w:ascii="Courier New" w:hAnsi="Courier New" w:cs="Courier New" w:hint="default"/>
+      </w:rPr>
+    </w:lvl>
+    <w:lvl w:ilvl="2" w:tplc="04190005" w:tentative="1">
+      <w:start w:val="1"/>
+      <w:numFmt w:val="bullet"/>
+      <w:lvlText w:val=""/>
+      <w:lvlJc w:val="left"/>
+      <w:pPr>
+        <w:ind w:left="1800" w:hanging="360"/>
+      </w:pPr>
+      <w:rPr>
+        <w:rFonts w:ascii="Wingdings" w:hAnsi="Wingdings" w:hint="default"/>
+      </w:rPr>
+    </w:lvl>
+    <w:lvl w:ilvl="3" w:tplc="04190001" w:tentative="1">
+      <w:start w:val="1"/>
+      <w:numFmt w:val="bullet"/>
+      <w:lvlText w:val=""/>
+      <w:lvlJc w:val="left"/>
+      <w:pPr>
+        <w:ind w:left="2520" w:hanging="360"/>
+      </w:pPr>
+      <w:rPr>
+        <w:rFonts w:ascii="Symbol" w:hAnsi="Symbol" w:hint="default"/>
+      </w:rPr>
+    </w:lvl>
+    <w:lvl w:ilvl="4" w:tplc="04190003" w:tentative="1">
+      <w:start w:val="1"/>
+      <w:numFmt w:val="bullet"/>
+      <w:lvlText w:val="o"/>
+      <w:lvlJc w:val="left"/>
+      <w:pPr>
+        <w:ind w:left="3240" w:hanging="360"/>
+      </w:pPr>
+      <w:rPr>
+        <w:rFonts w:ascii="Courier New" w:hAnsi="Courier New" w:cs="Courier New" w:hint="default"/>
+      </w:rPr>
+    </w:lvl>
+    <w:lvl w:ilvl="5" w:tplc="04190005" w:tentative="1">
+      <w:start w:val="1"/>
+      <w:numFmt w:val="bullet"/>
+      <w:lvlText w:val=""/>
+      <w:lvlJc w:val="left"/>
+      <w:pPr>
+        <w:ind w:left="3960" w:hanging="360"/>
+      </w:pPr>
+      <w:rPr>
+        <w:rFonts w:ascii="Wingdings" w:hAnsi="Wingdings" w:hint="default"/>
+      </w:rPr>
+    </w:lvl>
+    <w:lvl w:ilvl="6" w:tplc="04190001" w:tentative="1">
+      <w:start w:val="1"/>
+      <w:numFmt w:val="bullet"/>
+      <w:lvlText w:val=""/>
+      <w:lvlJc w:val="left"/>
+      <w:pPr>
+        <w:ind w:left="4680" w:hanging="360"/>
+      </w:pPr>
+      <w:rPr>
+        <w:rFonts w:ascii="Symbol" w:hAnsi="Symbol" w:hint="default"/>
+      </w:rPr>
+    </w:lvl>
+    <w:lvl w:ilvl="7" w:tplc="04190003" w:tentative="1">
+      <w:start w:val="1"/>
+      <w:numFmt w:val="bullet"/>
+      <w:lvlText w:val="o"/>
+      <w:lvlJc w:val="left"/>
+      <w:pPr>
+        <w:ind w:left="5400" w:hanging="360"/>
+      </w:pPr>
+      <w:rPr>
+        <w:rFonts w:ascii="Courier New" w:hAnsi="Courier New" w:cs="Courier New" w:hint="default"/>
+      </w:rPr>
+    </w:lvl>
+    <w:lvl w:ilvl="8" w:tplc="04190005" w:tentative="1">
+      <w:start w:val="1"/>
+      <w:numFmt w:val="bullet"/>
+      <w:lvlText w:val=""/>
+      <w:lvlJc w:val="left"/>
+      <w:pPr>
+        <w:ind w:left="6120" w:hanging="360"/>
+      </w:pPr>
+      <w:rPr>
+        <w:rFonts w:ascii="Wingdings" w:hAnsi="Wingdings" w:hint="default"/>
+      </w:rPr>
+    </w:lvl>
+  </w:abstractNum>
+  <w:abstractNum w:abstractNumId="28" w15:restartNumberingAfterBreak="0">
     <w:nsid w:val="75E36295"/>
     <w:multiLevelType w:val="multilevel"/>
     <w:tmpl w:val="7DCEEC32"/>
@@ -17443,7 +23322,7 @@
       </w:pPr>
     </w:lvl>
   </w:abstractNum>
-  <w:abstractNum w:abstractNumId="14" w15:restartNumberingAfterBreak="0">
+  <w:abstractNum w:abstractNumId="29" w15:restartNumberingAfterBreak="0">
     <w:nsid w:val="77141DD2"/>
     <w:multiLevelType w:val="multilevel"/>
     <w:tmpl w:val="5E36C5C8"/>
@@ -17556,7 +23435,7 @@
       </w:pPr>
     </w:lvl>
   </w:abstractNum>
-  <w:abstractNum w:abstractNumId="15" w15:restartNumberingAfterBreak="0">
+  <w:abstractNum w:abstractNumId="30" w15:restartNumberingAfterBreak="0">
     <w:nsid w:val="787B634F"/>
     <w:multiLevelType w:val="multilevel"/>
     <w:tmpl w:val="2506DFD4"/>
@@ -17705,53 +23584,250 @@
       </w:rPr>
     </w:lvl>
   </w:abstractNum>
+  <w:abstractNum w:abstractNumId="31" w15:restartNumberingAfterBreak="0">
+    <w:nsid w:val="7A363C03"/>
+    <w:multiLevelType w:val="multilevel"/>
+    <w:tmpl w:val="02FCFBD4"/>
+    <w:lvl w:ilvl="0">
+      <w:start w:val="1"/>
+      <w:numFmt w:val="bullet"/>
+      <w:lvlText w:val=""/>
+      <w:lvlJc w:val="left"/>
+      <w:pPr>
+        <w:tabs>
+          <w:tab w:val="num" w:pos="720"/>
+        </w:tabs>
+        <w:ind w:left="720" w:hanging="360"/>
+      </w:pPr>
+      <w:rPr>
+        <w:rFonts w:ascii="Symbol" w:hAnsi="Symbol" w:hint="default"/>
+        <w:sz w:val="20"/>
+      </w:rPr>
+    </w:lvl>
+    <w:lvl w:ilvl="1" w:tentative="1">
+      <w:start w:val="1"/>
+      <w:numFmt w:val="bullet"/>
+      <w:lvlText w:val="o"/>
+      <w:lvlJc w:val="left"/>
+      <w:pPr>
+        <w:tabs>
+          <w:tab w:val="num" w:pos="1440"/>
+        </w:tabs>
+        <w:ind w:left="1440" w:hanging="360"/>
+      </w:pPr>
+      <w:rPr>
+        <w:rFonts w:ascii="Courier New" w:hAnsi="Courier New" w:hint="default"/>
+        <w:sz w:val="20"/>
+      </w:rPr>
+    </w:lvl>
+    <w:lvl w:ilvl="2" w:tentative="1">
+      <w:start w:val="1"/>
+      <w:numFmt w:val="bullet"/>
+      <w:lvlText w:val=""/>
+      <w:lvlJc w:val="left"/>
+      <w:pPr>
+        <w:tabs>
+          <w:tab w:val="num" w:pos="2160"/>
+        </w:tabs>
+        <w:ind w:left="2160" w:hanging="360"/>
+      </w:pPr>
+      <w:rPr>
+        <w:rFonts w:ascii="Wingdings" w:hAnsi="Wingdings" w:hint="default"/>
+        <w:sz w:val="20"/>
+      </w:rPr>
+    </w:lvl>
+    <w:lvl w:ilvl="3" w:tentative="1">
+      <w:start w:val="1"/>
+      <w:numFmt w:val="bullet"/>
+      <w:lvlText w:val=""/>
+      <w:lvlJc w:val="left"/>
+      <w:pPr>
+        <w:tabs>
+          <w:tab w:val="num" w:pos="2880"/>
+        </w:tabs>
+        <w:ind w:left="2880" w:hanging="360"/>
+      </w:pPr>
+      <w:rPr>
+        <w:rFonts w:ascii="Wingdings" w:hAnsi="Wingdings" w:hint="default"/>
+        <w:sz w:val="20"/>
+      </w:rPr>
+    </w:lvl>
+    <w:lvl w:ilvl="4" w:tentative="1">
+      <w:start w:val="1"/>
+      <w:numFmt w:val="bullet"/>
+      <w:lvlText w:val=""/>
+      <w:lvlJc w:val="left"/>
+      <w:pPr>
+        <w:tabs>
+          <w:tab w:val="num" w:pos="3600"/>
+        </w:tabs>
+        <w:ind w:left="3600" w:hanging="360"/>
+      </w:pPr>
+      <w:rPr>
+        <w:rFonts w:ascii="Wingdings" w:hAnsi="Wingdings" w:hint="default"/>
+        <w:sz w:val="20"/>
+      </w:rPr>
+    </w:lvl>
+    <w:lvl w:ilvl="5" w:tentative="1">
+      <w:start w:val="1"/>
+      <w:numFmt w:val="bullet"/>
+      <w:lvlText w:val=""/>
+      <w:lvlJc w:val="left"/>
+      <w:pPr>
+        <w:tabs>
+          <w:tab w:val="num" w:pos="4320"/>
+        </w:tabs>
+        <w:ind w:left="4320" w:hanging="360"/>
+      </w:pPr>
+      <w:rPr>
+        <w:rFonts w:ascii="Wingdings" w:hAnsi="Wingdings" w:hint="default"/>
+        <w:sz w:val="20"/>
+      </w:rPr>
+    </w:lvl>
+    <w:lvl w:ilvl="6" w:tentative="1">
+      <w:start w:val="1"/>
+      <w:numFmt w:val="bullet"/>
+      <w:lvlText w:val=""/>
+      <w:lvlJc w:val="left"/>
+      <w:pPr>
+        <w:tabs>
+          <w:tab w:val="num" w:pos="5040"/>
+        </w:tabs>
+        <w:ind w:left="5040" w:hanging="360"/>
+      </w:pPr>
+      <w:rPr>
+        <w:rFonts w:ascii="Wingdings" w:hAnsi="Wingdings" w:hint="default"/>
+        <w:sz w:val="20"/>
+      </w:rPr>
+    </w:lvl>
+    <w:lvl w:ilvl="7" w:tentative="1">
+      <w:start w:val="1"/>
+      <w:numFmt w:val="bullet"/>
+      <w:lvlText w:val=""/>
+      <w:lvlJc w:val="left"/>
+      <w:pPr>
+        <w:tabs>
+          <w:tab w:val="num" w:pos="5760"/>
+        </w:tabs>
+        <w:ind w:left="5760" w:hanging="360"/>
+      </w:pPr>
+      <w:rPr>
+        <w:rFonts w:ascii="Wingdings" w:hAnsi="Wingdings" w:hint="default"/>
+        <w:sz w:val="20"/>
+      </w:rPr>
+    </w:lvl>
+    <w:lvl w:ilvl="8" w:tentative="1">
+      <w:start w:val="1"/>
+      <w:numFmt w:val="bullet"/>
+      <w:lvlText w:val=""/>
+      <w:lvlJc w:val="left"/>
+      <w:pPr>
+        <w:tabs>
+          <w:tab w:val="num" w:pos="6480"/>
+        </w:tabs>
+        <w:ind w:left="6480" w:hanging="360"/>
+      </w:pPr>
+      <w:rPr>
+        <w:rFonts w:ascii="Wingdings" w:hAnsi="Wingdings" w:hint="default"/>
+        <w:sz w:val="20"/>
+      </w:rPr>
+    </w:lvl>
+  </w:abstractNum>
   <w:num w:numId="1">
-    <w:abstractNumId w:val="5"/>
+    <w:abstractNumId w:val="10"/>
   </w:num>
   <w:num w:numId="2">
-    <w:abstractNumId w:val="11"/>
+    <w:abstractNumId w:val="19"/>
   </w:num>
   <w:num w:numId="3">
-    <w:abstractNumId w:val="12"/>
+    <w:abstractNumId w:val="22"/>
   </w:num>
   <w:num w:numId="4">
-    <w:abstractNumId w:val="1"/>
+    <w:abstractNumId w:val="2"/>
   </w:num>
   <w:num w:numId="5">
-    <w:abstractNumId w:val="15"/>
+    <w:abstractNumId w:val="30"/>
   </w:num>
   <w:num w:numId="6">
-    <w:abstractNumId w:val="8"/>
+    <w:abstractNumId w:val="16"/>
   </w:num>
   <w:num w:numId="7">
     <w:abstractNumId w:val="0"/>
   </w:num>
   <w:num w:numId="8">
-    <w:abstractNumId w:val="2"/>
+    <w:abstractNumId w:val="3"/>
   </w:num>
   <w:num w:numId="9">
-    <w:abstractNumId w:val="14"/>
+    <w:abstractNumId w:val="29"/>
   </w:num>
   <w:num w:numId="10">
-    <w:abstractNumId w:val="3"/>
+    <w:abstractNumId w:val="4"/>
   </w:num>
   <w:num w:numId="11">
+    <w:abstractNumId w:val="15"/>
+  </w:num>
+  <w:num w:numId="12">
+    <w:abstractNumId w:val="17"/>
+  </w:num>
+  <w:num w:numId="13">
+    <w:abstractNumId w:val="9"/>
+  </w:num>
+  <w:num w:numId="14">
+    <w:abstractNumId w:val="12"/>
+  </w:num>
+  <w:num w:numId="15">
+    <w:abstractNumId w:val="18"/>
+  </w:num>
+  <w:num w:numId="16">
+    <w:abstractNumId w:val="28"/>
+  </w:num>
+  <w:num w:numId="17">
+    <w:abstractNumId w:val="1"/>
+  </w:num>
+  <w:num w:numId="18">
+    <w:abstractNumId w:val="23"/>
+  </w:num>
+  <w:num w:numId="19">
+    <w:abstractNumId w:val="21"/>
+  </w:num>
+  <w:num w:numId="20">
+    <w:abstractNumId w:val="20"/>
+  </w:num>
+  <w:num w:numId="21">
+    <w:abstractNumId w:val="6"/>
+  </w:num>
+  <w:num w:numId="22">
+    <w:abstractNumId w:val="8"/>
+  </w:num>
+  <w:num w:numId="23">
+    <w:abstractNumId w:val="26"/>
+  </w:num>
+  <w:num w:numId="24">
+    <w:abstractNumId w:val="24"/>
+  </w:num>
+  <w:num w:numId="25">
+    <w:abstractNumId w:val="5"/>
+  </w:num>
+  <w:num w:numId="26">
+    <w:abstractNumId w:val="31"/>
+  </w:num>
+  <w:num w:numId="27">
+    <w:abstractNumId w:val="13"/>
+  </w:num>
+  <w:num w:numId="28">
     <w:abstractNumId w:val="7"/>
   </w:num>
-  <w:num w:numId="12">
-    <w:abstractNumId w:val="9"/>
+  <w:num w:numId="29">
+    <w:abstractNumId w:val="11"/>
   </w:num>
-  <w:num w:numId="13">
-    <w:abstractNumId w:val="4"/>
+  <w:num w:numId="30">
+    <w:abstractNumId w:val="27"/>
   </w:num>
-  <w:num w:numId="14">
-    <w:abstractNumId w:val="6"/>
+  <w:num w:numId="31">
+    <w:abstractNumId w:val="25"/>
   </w:num>
-  <w:num w:numId="15">
-    <w:abstractNumId w:val="10"/>
-  </w:num>
-  <w:num w:numId="16">
-    <w:abstractNumId w:val="13"/>
+  <w:num w:numId="32">
+    <w:abstractNumId w:val="14"/>
   </w:num>
 </w:numbering>
 </file>
@@ -18411,6 +24487,19 @@
       <w:ind w:left="220"/>
     </w:pPr>
   </w:style>
+  <w:style w:type="character" w:styleId="HTML">
+    <w:name w:val="HTML Code"/>
+    <w:basedOn w:val="a0"/>
+    <w:uiPriority w:val="99"/>
+    <w:semiHidden/>
+    <w:unhideWhenUsed/>
+    <w:rsid w:val="0041500D"/>
+    <w:rPr>
+      <w:rFonts w:ascii="Courier New" w:eastAsia="Times New Roman" w:hAnsi="Courier New" w:cs="Courier New"/>
+      <w:sz w:val="20"/>
+      <w:szCs w:val="20"/>
+    </w:rPr>
+  </w:style>
 </w:styles>
 </file>
 
